--- a/Maria_Basso_Conversation_Brief.docx
+++ b/Maria_Basso_Conversation_Brief.docx
@@ -495,7 +495,7 @@
                 <w:sz w:val="20"/>
                 <w:szCs w:val="20"/>
               </w:rPr>
-              <w:t xml:space="preserve">Maria Basso builds the bridge between frontier AI and the real economy — spotlighting AI that actually ships (MINDS) and codifying how enterprises rebuild themselves around intelligence (the AI-First Operating System). She came to it through energy systems and advanced manufacturing, not through a lab. That is your opening: you are not an “AI person” asking to be let in — you are someone who already lives at the intersection of technology and industrial reality, which is precisely the ground she works on.</w:t>
+              <w:t xml:space="preserve">Maria Basso builds the bridge between frontier AI and the real economy — spotlighting AI that actually ships (MINDS) and codifying how enterprises rebuild themselves around intelligence (the AI-First Operating System). She came to it through energy systems and advanced manufacturing, not through a lab. That is your opening: you are not an “AI person” asking to be let in — you are a policy specialist in the regulated, public-interest economy she is trying to transform (climate-resilient energy, utilities, health), where whether AI actually scales is decided by the enabling environment you know, not the model.</w:t>
             </w:r>
           </w:p>
         </w:tc>
@@ -1718,7 +1718,7 @@
                 <w:sz w:val="18"/>
                 <w:szCs w:val="18"/>
               </w:rPr>
-              <w:t xml:space="preserve">Bring a pattern, a question or a view she hasn’t heard. Be additive in the room itself — the conversation is the audition.</w:t>
+              <w:t xml:space="preserve">Bring a pattern, a question or a view she hasn’t heard. You show this by how you engage — not by claiming it.</w:t>
             </w:r>
           </w:p>
         </w:tc>
@@ -3396,27 +3396,27 @@
           <w:sz w:val="21"/>
           <w:szCs w:val="21"/>
         </w:rPr>
-        <w:t xml:space="preserve"> about the host’s work. Candidate angles to have ready (pick the ones that fit your background): how MINDS could go deeper in </w:t>
-      </w:r>
-      <w:r>
-        <w:rPr>
-          <w:rFonts w:ascii="Georgia" w:cs="Georgia" w:eastAsia="Georgia" w:hAnsi="Georgia"/>
-          <w:b/>
-          <w:bCs/>
-          <w:color w:val="1A1A1A"/>
-          <w:sz w:val="21"/>
-          <w:szCs w:val="21"/>
-        </w:rPr>
-        <w:t xml:space="preserve">energy and heavy industry</w:t>
-      </w:r>
-      <w:r>
-        <w:rPr>
-          <w:rFonts w:ascii="Georgia" w:cs="Georgia" w:eastAsia="Georgia" w:hAnsi="Georgia"/>
-          <w:color w:val="1A1A1A"/>
-          <w:sz w:val="21"/>
-          <w:szCs w:val="21"/>
-        </w:rPr>
-        <w:t xml:space="preserve"> (harder to showcase than software, but higher-stakes); how to measure </w:t>
+        <w:t xml:space="preserve"> about the host’s work. Candidate angles to have ready (lean on your sectors): how MINDS could go deeper in </w:t>
+      </w:r>
+      <w:r>
+        <w:rPr>
+          <w:rFonts w:ascii="Georgia" w:cs="Georgia" w:eastAsia="Georgia" w:hAnsi="Georgia"/>
+          <w:b/>
+          <w:bCs/>
+          <w:color w:val="1A1A1A"/>
+          <w:sz w:val="21"/>
+          <w:szCs w:val="21"/>
+        </w:rPr>
+        <w:t xml:space="preserve">regulated, public-interest sectors — energy, utilities, health</w:t>
+      </w:r>
+      <w:r>
+        <w:rPr>
+          <w:rFonts w:ascii="Georgia" w:cs="Georgia" w:eastAsia="Georgia" w:hAnsi="Georgia"/>
+          <w:color w:val="1A1A1A"/>
+          <w:sz w:val="21"/>
+          <w:szCs w:val="21"/>
+        </w:rPr>
+        <w:t xml:space="preserve"> (harder to showcase than software, but higher-stakes and more consequential); how to measure </w:t>
       </w:r>
       <w:r>
         <w:rPr>
@@ -3436,7 +3436,7 @@
           <w:sz w:val="21"/>
           <w:szCs w:val="21"/>
         </w:rPr>
-        <w:t xml:space="preserve"> impact versus launch-moment metrics; how replicability actually works when the constraint is data or capital, not the model; and how the Global South gets into the cohort, not just cc’d. You are not criticising the programme — you are showing you could help it think.</w:t>
+        <w:t xml:space="preserve"> impact versus launch-moment metrics; how replicability actually works when what transfers is the policy and procurement scaffolding, not the model; and how the Global South and lower-capacity systems get into the cohort, not just cc’d. You are not criticising the programme — you are showing you could help it think.</w:t>
       </w:r>
     </w:p>
     <w:p>
@@ -4505,7 +4505,7 @@
           <w:sz w:val="30"/>
           <w:szCs w:val="30"/>
         </w:rPr>
-        <w:t xml:space="preserve">5 · Your Home Turf — AI × Energy and AI × Industry</w:t>
+        <w:t xml:space="preserve">5 · Where Your World Meets Hers — Energy, Utilities, Health</w:t>
       </w:r>
     </w:p>
     <w:p>
@@ -4521,7 +4521,7 @@
           <w:sz w:val="22"/>
           <w:szCs w:val="22"/>
         </w:rPr>
-        <w:t xml:space="preserve">This is the section where you stop being “adjacent.” Maria’s foundations are energy systems and advanced manufacturing. If those are your worlds too, this is not a bridge you have to build — it is common ground you already stand on. Make it visible.</w:t>
+        <w:t xml:space="preserve">This is the section that turns you from “a policy person at an AI meeting” into someone standing on shared ground. Your domains — climate-resilient energy, utilities and health — are precisely the regulated, public-interest, capital-intensive sectors where Maria’s applied-AI work most needs to prove itself, and where a policy and enabling-environment lens is the deciding factor. Two of them (energy, health) are her strongest applied areas. Make the overlap visible, and steer the conversation onto it.</w:t>
       </w:r>
     </w:p>
     <w:p>
@@ -4538,7 +4538,7 @@
           <w:sz w:val="25"/>
           <w:szCs w:val="25"/>
         </w:rPr>
-        <w:t xml:space="preserve">5.1 Why this is your advantage</w:t>
+        <w:t xml:space="preserve">5.1 Why a policy background is an asset here, not a gap</w:t>
       </w:r>
     </w:p>
     <w:p>
@@ -4553,7 +4553,7 @@
           <w:sz w:val="21"/>
           <w:szCs w:val="21"/>
         </w:rPr>
-        <w:t xml:space="preserve">Most people who approach an AI centre come from software or policy. You (and Maria) come through the </w:t>
+        <w:t xml:space="preserve">It is tempting to think a policy person is adjacent to an </w:t>
       </w:r>
       <w:r>
         <w:rPr>
@@ -4564,278 +4564,76 @@
           <w:sz w:val="21"/>
           <w:szCs w:val="21"/>
         </w:rPr>
-        <w:t xml:space="preserve">industrial and energy</w:t>
-      </w:r>
-      <w:r>
-        <w:rPr>
-          <w:rFonts w:ascii="Georgia" w:cs="Georgia" w:eastAsia="Georgia" w:hAnsi="Georgia"/>
-          <w:color w:val="1A1A1A"/>
-          <w:sz w:val="21"/>
-          <w:szCs w:val="21"/>
-        </w:rPr>
-        <w:t xml:space="preserve"> economy — the harder, more physical, more consequential end of AI adoption, where a model has to survive contact with a grid, a factory or a supply chain. That is rarer and, to her, more credible. The move is not to out-AI the AI experts; it is to be the person who understands where AI meets the real, constrained, capital-intensive economy — because that is precisely where MINDS and the AI-First blueprint most need to prove themselves, and where showcase-friendly software wins run out.</w:t>
-      </w:r>
-    </w:p>
-    <w:p>
-      <w:pPr>
-        <w:pStyle w:val="Heading2"/>
-        <w:spacing w:after="100" w:before="220"/>
-      </w:pPr>
-      <w:r>
-        <w:rPr>
-          <w:rFonts w:ascii="Calibri" w:cs="Calibri" w:eastAsia="Calibri" w:hAnsi="Calibri"/>
-          <w:b/>
-          <w:bCs/>
-          <w:color w:val="2F5D8A"/>
-          <w:sz w:val="25"/>
-          <w:szCs w:val="25"/>
-        </w:rPr>
-        <w:t xml:space="preserve">5.2 AI × Energy — the two-way street (know both directions)</w:t>
-      </w:r>
-    </w:p>
-    <w:p>
-      <w:pPr>
-        <w:spacing w:after="140" w:line="276"/>
-        <w:jc w:val="both"/>
-      </w:pPr>
-      <w:r>
-        <w:rPr>
-          <w:rFonts w:ascii="Georgia" w:cs="Georgia" w:eastAsia="Georgia" w:hAnsi="Georgia"/>
-          <w:color w:val="1A1A1A"/>
-          <w:sz w:val="21"/>
-          <w:szCs w:val="21"/>
-        </w:rPr>
-        <w:t xml:space="preserve">Maria co-authored </w:t>
-      </w:r>
-      <w:r>
-        <w:rPr>
-          <w:rFonts w:ascii="Georgia" w:cs="Georgia" w:eastAsia="Georgia" w:hAnsi="Georgia"/>
-          <w:b/>
-          <w:bCs/>
-          <w:color w:val="1A1A1A"/>
-          <w:sz w:val="21"/>
-          <w:szCs w:val="21"/>
-        </w:rPr>
-        <w:t xml:space="preserve">“AI’s energy dilemma: Challenges, opportunities, and a path forward”</w:t>
-      </w:r>
-      <w:r>
-        <w:rPr>
-          <w:rFonts w:ascii="Georgia" w:cs="Georgia" w:eastAsia="Georgia" w:hAnsi="Georgia"/>
-          <w:color w:val="1A1A1A"/>
-          <w:sz w:val="21"/>
-          <w:szCs w:val="21"/>
-        </w:rPr>
-        <w:t xml:space="preserve"> (WEF, Jan 2025). The dilemma runs in both directions, and you should be able to speak to each:</w:t>
-      </w:r>
-    </w:p>
-    <w:p>
-      <w:pPr>
-        <w:pStyle w:val="ListParagraph"/>
-        <w:numPr>
-          <w:ilvl w:val="0"/>
-          <w:numId w:val="1"/>
-        </w:numPr>
-        <w:spacing w:after="70" w:line="268"/>
-      </w:pPr>
-      <w:r>
-        <w:rPr>
-          <w:rFonts w:ascii="Georgia" w:cs="Georgia" w:eastAsia="Georgia" w:hAnsi="Georgia"/>
-          <w:b/>
-          <w:bCs/>
-          <w:color w:val="1A1A1A"/>
-          <w:sz w:val="21"/>
-          <w:szCs w:val="21"/>
-        </w:rPr>
-        <w:t xml:space="preserve">AI’s demand on energy.</w:t>
-      </w:r>
-      <w:r>
-        <w:rPr>
-          <w:rFonts w:ascii="Georgia" w:cs="Georgia" w:eastAsia="Georgia" w:hAnsi="Georgia"/>
-          <w:color w:val="1A1A1A"/>
-          <w:sz w:val="21"/>
-          <w:szCs w:val="21"/>
-        </w:rPr>
-        <w:t xml:space="preserve"> Data centres consumed roughly </w:t>
-      </w:r>
-      <w:r>
-        <w:rPr>
-          <w:rFonts w:ascii="Georgia" w:cs="Georgia" w:eastAsia="Georgia" w:hAnsi="Georgia"/>
-          <w:b/>
-          <w:bCs/>
-          <w:color w:val="1A1A1A"/>
-          <w:sz w:val="21"/>
-          <w:szCs w:val="21"/>
-        </w:rPr>
-        <w:t xml:space="preserve">415 TWh globally in 2024</w:t>
-      </w:r>
-      <w:r>
-        <w:rPr>
-          <w:rFonts w:ascii="Georgia" w:cs="Georgia" w:eastAsia="Georgia" w:hAnsi="Georgia"/>
-          <w:color w:val="1A1A1A"/>
-          <w:sz w:val="21"/>
-          <w:szCs w:val="21"/>
-        </w:rPr>
-        <w:t xml:space="preserve">, projected to </w:t>
-      </w:r>
-      <w:r>
-        <w:rPr>
-          <w:rFonts w:ascii="Georgia" w:cs="Georgia" w:eastAsia="Georgia" w:hAnsi="Georgia"/>
-          <w:b/>
-          <w:bCs/>
-          <w:color w:val="1A1A1A"/>
-          <w:sz w:val="21"/>
-          <w:szCs w:val="21"/>
-        </w:rPr>
-        <w:t xml:space="preserve">more than double to ~945 TWh by 2030</w:t>
-      </w:r>
-      <w:r>
-        <w:rPr>
-          <w:rFonts w:ascii="Georgia" w:cs="Georgia" w:eastAsia="Georgia" w:hAnsi="Georgia"/>
-          <w:color w:val="1A1A1A"/>
-          <w:sz w:val="21"/>
-          <w:szCs w:val="21"/>
-        </w:rPr>
-        <w:t xml:space="preserve"> — from about 1% of global electricity in 2022 toward 3%+ by 2030. AI-related electricity use may grow up to </w:t>
-      </w:r>
-      <w:r>
-        <w:rPr>
-          <w:rFonts w:ascii="Georgia" w:cs="Georgia" w:eastAsia="Georgia" w:hAnsi="Georgia"/>
-          <w:b/>
-          <w:bCs/>
-          <w:color w:val="1A1A1A"/>
-          <w:sz w:val="21"/>
-          <w:szCs w:val="21"/>
-        </w:rPr>
-        <w:t xml:space="preserve">50% a year</w:t>
-      </w:r>
-      <w:r>
-        <w:rPr>
-          <w:rFonts w:ascii="Georgia" w:cs="Georgia" w:eastAsia="Georgia" w:hAnsi="Georgia"/>
-          <w:color w:val="1A1A1A"/>
-          <w:sz w:val="21"/>
-          <w:szCs w:val="21"/>
-        </w:rPr>
-        <w:t xml:space="preserve"> through 2030. In Ireland, data centres already take </w:t>
-      </w:r>
-      <w:r>
-        <w:rPr>
-          <w:rFonts w:ascii="Georgia" w:cs="Georgia" w:eastAsia="Georgia" w:hAnsi="Georgia"/>
-          <w:b/>
-          <w:bCs/>
-          <w:color w:val="1A1A1A"/>
-          <w:sz w:val="21"/>
-          <w:szCs w:val="21"/>
-        </w:rPr>
-        <w:t xml:space="preserve">&gt;22%</w:t>
-      </w:r>
-      <w:r>
-        <w:rPr>
-          <w:rFonts w:ascii="Georgia" w:cs="Georgia" w:eastAsia="Georgia" w:hAnsi="Georgia"/>
-          <w:color w:val="1A1A1A"/>
-          <w:sz w:val="21"/>
-          <w:szCs w:val="21"/>
-        </w:rPr>
-        <w:t xml:space="preserve"> of national electricity, heading for ~30%. This is now a first-order constraint on AI itself.</w:t>
-      </w:r>
-    </w:p>
-    <w:p>
-      <w:pPr>
-        <w:pStyle w:val="ListParagraph"/>
-        <w:numPr>
-          <w:ilvl w:val="0"/>
-          <w:numId w:val="1"/>
-        </w:numPr>
-        <w:spacing w:after="70" w:line="268"/>
-      </w:pPr>
-      <w:r>
-        <w:rPr>
-          <w:rFonts w:ascii="Georgia" w:cs="Georgia" w:eastAsia="Georgia" w:hAnsi="Georgia"/>
-          <w:b/>
-          <w:bCs/>
-          <w:color w:val="1A1A1A"/>
-          <w:sz w:val="21"/>
-          <w:szCs w:val="21"/>
-        </w:rPr>
-        <w:t xml:space="preserve">AI’s gift to energy.</w:t>
-      </w:r>
-      <w:r>
-        <w:rPr>
-          <w:rFonts w:ascii="Georgia" w:cs="Georgia" w:eastAsia="Georgia" w:hAnsi="Georgia"/>
-          <w:color w:val="1A1A1A"/>
-          <w:sz w:val="21"/>
-          <w:szCs w:val="21"/>
-        </w:rPr>
-        <w:t xml:space="preserve"> In the other direction, AI is already cutting energy use by </w:t>
-      </w:r>
-      <w:r>
-        <w:rPr>
-          <w:rFonts w:ascii="Georgia" w:cs="Georgia" w:eastAsia="Georgia" w:hAnsi="Georgia"/>
-          <w:b/>
-          <w:bCs/>
-          <w:color w:val="1A1A1A"/>
-          <w:sz w:val="21"/>
-          <w:szCs w:val="21"/>
-        </w:rPr>
-        <w:t xml:space="preserve">up to 60%</w:t>
-      </w:r>
-      <w:r>
-        <w:rPr>
-          <w:rFonts w:ascii="Georgia" w:cs="Georgia" w:eastAsia="Georgia" w:hAnsi="Georgia"/>
-          <w:color w:val="1A1A1A"/>
-          <w:sz w:val="21"/>
-          <w:szCs w:val="21"/>
-        </w:rPr>
-        <w:t xml:space="preserve"> in some deployments — optimising energy storage, battery efficiency and smart-grid management. The prize is a </w:t>
-      </w:r>
-      <w:r>
-        <w:rPr>
-          <w:rFonts w:ascii="Georgia" w:cs="Georgia" w:eastAsia="Georgia" w:hAnsi="Georgia"/>
-          <w:b/>
-          <w:bCs/>
-          <w:color w:val="1A1A1A"/>
-          <w:sz w:val="21"/>
-          <w:szCs w:val="21"/>
-        </w:rPr>
-        <w:t xml:space="preserve">“net-positive”</w:t>
-      </w:r>
-      <w:r>
-        <w:rPr>
-          <w:rFonts w:ascii="Georgia" w:cs="Georgia" w:eastAsia="Georgia" w:hAnsi="Georgia"/>
-          <w:color w:val="1A1A1A"/>
-          <w:sz w:val="21"/>
-          <w:szCs w:val="21"/>
-        </w:rPr>
-        <w:t xml:space="preserve"> trajectory: AI enabling more energy savings across the economy than its own compute consumes.</w:t>
-      </w:r>
-    </w:p>
-    <w:p>
-      <w:pPr>
-        <w:pStyle w:val="ListParagraph"/>
-        <w:numPr>
-          <w:ilvl w:val="0"/>
-          <w:numId w:val="1"/>
-        </w:numPr>
-        <w:spacing w:after="70" w:line="268"/>
-      </w:pPr>
-      <w:r>
-        <w:rPr>
-          <w:rFonts w:ascii="Georgia" w:cs="Georgia" w:eastAsia="Georgia" w:hAnsi="Georgia"/>
-          <w:b/>
-          <w:bCs/>
-          <w:color w:val="1A1A1A"/>
-          <w:sz w:val="21"/>
-          <w:szCs w:val="21"/>
-        </w:rPr>
-        <w:t xml:space="preserve">The path forward</w:t>
-      </w:r>
-      <w:r>
-        <w:rPr>
-          <w:rFonts w:ascii="Georgia" w:cs="Georgia" w:eastAsia="Georgia" w:hAnsi="Georgia"/>
-          <w:color w:val="1A1A1A"/>
-          <w:sz w:val="21"/>
-          <w:szCs w:val="21"/>
-        </w:rPr>
-        <w:t xml:space="preserve"> the article frames: regulation, financial incentives, technological innovation and market development — the classic multi-lever, multistakeholder answer the Forum specialises in.</w:t>
+        <w:t xml:space="preserve">applications-and-impact</w:t>
+      </w:r>
+      <w:r>
+        <w:rPr>
+          <w:rFonts w:ascii="Georgia" w:cs="Georgia" w:eastAsia="Georgia" w:hAnsi="Georgia"/>
+          <w:color w:val="1A1A1A"/>
+          <w:sz w:val="21"/>
+          <w:szCs w:val="21"/>
+        </w:rPr>
+        <w:t xml:space="preserve"> role. Flip it. Maria’s showcase wins are relatively easy in software; they are hard in energy, utilities and health — because those sectors are </w:t>
+      </w:r>
+      <w:r>
+        <w:rPr>
+          <w:rFonts w:ascii="Georgia" w:cs="Georgia" w:eastAsia="Georgia" w:hAnsi="Georgia"/>
+          <w:b/>
+          <w:bCs/>
+          <w:color w:val="1A1A1A"/>
+          <w:sz w:val="21"/>
+          <w:szCs w:val="21"/>
+        </w:rPr>
+        <w:t xml:space="preserve">regulated, safety-critical, slow-moving and public-interest.</w:t>
+      </w:r>
+      <w:r>
+        <w:rPr>
+          <w:rFonts w:ascii="Georgia" w:cs="Georgia" w:eastAsia="Georgia" w:hAnsi="Georgia"/>
+          <w:color w:val="1A1A1A"/>
+          <w:sz w:val="21"/>
+          <w:szCs w:val="21"/>
+        </w:rPr>
+        <w:t xml:space="preserve"> In exactly those sectors, AI adoption is gated by the </w:t>
+      </w:r>
+      <w:r>
+        <w:rPr>
+          <w:rFonts w:ascii="Georgia" w:cs="Georgia" w:eastAsia="Georgia" w:hAnsi="Georgia"/>
+          <w:b/>
+          <w:bCs/>
+          <w:color w:val="1A1A1A"/>
+          <w:sz w:val="21"/>
+          <w:szCs w:val="21"/>
+        </w:rPr>
+        <w:t xml:space="preserve">enabling environment</w:t>
+      </w:r>
+      <w:r>
+        <w:rPr>
+          <w:rFonts w:ascii="Georgia" w:cs="Georgia" w:eastAsia="Georgia" w:hAnsi="Georgia"/>
+          <w:color w:val="1A1A1A"/>
+          <w:sz w:val="21"/>
+          <w:szCs w:val="21"/>
+        </w:rPr>
+        <w:t xml:space="preserve"> — regulation, procurement, standards, tariffs, data governance, trust and public legitimacy — at least as much as by the model. That is your domain. You are the person who understands </w:t>
+      </w:r>
+      <w:r>
+        <w:rPr>
+          <w:rFonts w:ascii="Georgia" w:cs="Georgia" w:eastAsia="Georgia" w:hAnsi="Georgia"/>
+          <w:i/>
+          <w:iCs/>
+          <w:color w:val="1A1A1A"/>
+          <w:sz w:val="21"/>
+          <w:szCs w:val="21"/>
+        </w:rPr>
+        <w:t xml:space="preserve">why AI scales or stalls in the sectors where the stakes are highest</w:t>
+      </w:r>
+      <w:r>
+        <w:rPr>
+          <w:rFonts w:ascii="Georgia" w:cs="Georgia" w:eastAsia="Georgia" w:hAnsi="Georgia"/>
+          <w:color w:val="1A1A1A"/>
+          <w:sz w:val="21"/>
+          <w:szCs w:val="21"/>
+        </w:rPr>
+        <w:t xml:space="preserve"> — which is the frontier where her two initiatives have the most to prove and the fewest natural translators.</w:t>
       </w:r>
     </w:p>
     <w:tbl>
@@ -4878,7 +4676,7 @@
                 <w:sz w:val="20"/>
                 <w:szCs w:val="20"/>
               </w:rPr>
-              <w:t xml:space="preserve">The energy point that lands with her specifically:</w:t>
+              <w:t xml:space="preserve">Connect it straight to her own thesis:</w:t>
             </w:r>
             <w:r>
               <w:rPr>
@@ -4887,7 +4685,7 @@
                 <w:sz w:val="20"/>
                 <w:szCs w:val="20"/>
               </w:rPr>
-              <w:t xml:space="preserve"> “The AI-energy story is usually told as a threat — data-centre demand. The more useful framing is a systems one: AI is simultaneously the biggest new load </w:t>
+              <w:t xml:space="preserve"> the AI-First blueprint says the adoption gap is a </w:t>
             </w:r>
             <w:r>
               <w:rPr>
@@ -4898,7 +4696,7 @@
                 <w:sz w:val="20"/>
                 <w:szCs w:val="20"/>
               </w:rPr>
-              <w:t xml:space="preserve">and</w:t>
+              <w:t xml:space="preserve">systems-design</w:t>
             </w:r>
             <w:r>
               <w:rPr>
@@ -4907,7 +4705,27 @@
                 <w:sz w:val="20"/>
                 <w:szCs w:val="20"/>
               </w:rPr>
-              <w:t xml:space="preserve"> one of the best tools for grid and efficiency optimisation. Whether it nets positive is an operating-model and market-design question, not a technology one.” This mirrors both her energy roots and the AI-First thesis in a single move.</w:t>
+              <w:t xml:space="preserve"> failure, not a technology one. In regulated sectors the “system” includes the </w:t>
+            </w:r>
+            <w:r>
+              <w:rPr>
+                <w:rFonts w:ascii="Georgia" w:cs="Georgia" w:eastAsia="Georgia" w:hAnsi="Georgia"/>
+                <w:i/>
+                <w:iCs/>
+                <w:color w:val="1F2A44"/>
+                <w:sz w:val="20"/>
+                <w:szCs w:val="20"/>
+              </w:rPr>
+              <w:t xml:space="preserve">policy and market design</w:t>
+            </w:r>
+            <w:r>
+              <w:rPr>
+                <w:rFonts w:ascii="Georgia" w:cs="Georgia" w:eastAsia="Georgia" w:hAnsi="Georgia"/>
+                <w:color w:val="1F2A44"/>
+                <w:sz w:val="20"/>
+                <w:szCs w:val="20"/>
+              </w:rPr>
+              <w:t xml:space="preserve"> around the deployment. You are not contradicting her argument — you are extending it into the terrain where it bites hardest. That is the single most powerful dot you can connect for her.</w:t>
             </w:r>
           </w:p>
         </w:tc>
@@ -4932,7 +4750,7 @@
           <w:sz w:val="25"/>
           <w:szCs w:val="25"/>
         </w:rPr>
-        <w:t xml:space="preserve">5.3 AI × Manufacturing and value chains</w:t>
+        <w:t xml:space="preserve">5.2 AI × climate-resilient energy and utilities (your strongest overlap)</w:t>
       </w:r>
     </w:p>
     <w:p>
@@ -4947,224 +4765,27 @@
           <w:sz w:val="21"/>
           <w:szCs w:val="21"/>
         </w:rPr>
-        <w:t xml:space="preserve">Maria entered the Forum through the </w:t>
-      </w:r>
-      <w:r>
-        <w:rPr>
-          <w:rFonts w:ascii="Georgia" w:cs="Georgia" w:eastAsia="Georgia" w:hAnsi="Georgia"/>
-          <w:b/>
-          <w:bCs/>
-          <w:color w:val="1A1A1A"/>
-          <w:sz w:val="21"/>
-          <w:szCs w:val="21"/>
-        </w:rPr>
-        <w:t xml:space="preserve">Advanced Manufacturing and Value Chains</w:t>
-      </w:r>
-      <w:r>
-        <w:rPr>
-          <w:rFonts w:ascii="Georgia" w:cs="Georgia" w:eastAsia="Georgia" w:hAnsi="Georgia"/>
-          <w:color w:val="1A1A1A"/>
-          <w:sz w:val="21"/>
-          <w:szCs w:val="21"/>
-        </w:rPr>
-        <w:t xml:space="preserve"> platform — the world of factories, industrial operations, supply chains and the Global Lighthouse Network. Industrial AI is where “operations redesign” (building block 3) is hardest and most valuable: predictive maintenance, quality inspection, supply-chain optimisation (the Fujitsu MINDS case is exactly this), digital twins, and now agentic systems on the factory and logistics floor. If you have manufacturing, supply-chain, operations or industrial-tech experience, this is a direct line to her formative work — and a domain where “AI that ships and moves a number” is concrete, not hypothetical.</w:t>
-      </w:r>
-    </w:p>
-    <w:p>
-      <w:pPr>
-        <w:pStyle w:val="Heading2"/>
-        <w:spacing w:after="100" w:before="220"/>
-      </w:pPr>
-      <w:r>
-        <w:rPr>
-          <w:rFonts w:ascii="Calibri" w:cs="Calibri" w:eastAsia="Calibri" w:hAnsi="Calibri"/>
-          <w:b/>
-          <w:bCs/>
-          <w:color w:val="2F5D8A"/>
-          <w:sz w:val="25"/>
-          <w:szCs w:val="25"/>
-        </w:rPr>
-        <w:t xml:space="preserve">5.4 The synthesis to own</w:t>
-      </w:r>
-    </w:p>
-    <w:p>
-      <w:pPr>
-        <w:spacing w:after="140" w:line="276"/>
-        <w:jc w:val="both"/>
-      </w:pPr>
-      <w:r>
-        <w:rPr>
-          <w:rFonts w:ascii="Georgia" w:cs="Georgia" w:eastAsia="Georgia" w:hAnsi="Georgia"/>
-          <w:color w:val="1A1A1A"/>
-          <w:sz w:val="21"/>
-          <w:szCs w:val="21"/>
-        </w:rPr>
-        <w:t xml:space="preserve">Hold energy and industry together and you arrive at the position that is </w:t>
-      </w:r>
-      <w:r>
-        <w:rPr>
-          <w:rFonts w:ascii="Georgia" w:cs="Georgia" w:eastAsia="Georgia" w:hAnsi="Georgia"/>
-          <w:i/>
-          <w:iCs/>
-          <w:color w:val="1A1A1A"/>
-          <w:sz w:val="21"/>
-          <w:szCs w:val="21"/>
-        </w:rPr>
-        <w:t xml:space="preserve">distinctively yours</w:t>
-      </w:r>
-      <w:r>
-        <w:rPr>
-          <w:rFonts w:ascii="Georgia" w:cs="Georgia" w:eastAsia="Georgia" w:hAnsi="Georgia"/>
-          <w:color w:val="1A1A1A"/>
-          <w:sz w:val="21"/>
-          <w:szCs w:val="21"/>
-        </w:rPr>
-        <w:t xml:space="preserve">: </w:t>
-      </w:r>
-      <w:r>
-        <w:rPr>
-          <w:rFonts w:ascii="Georgia" w:cs="Georgia" w:eastAsia="Georgia" w:hAnsi="Georgia"/>
-          <w:b/>
-          <w:bCs/>
-          <w:color w:val="1A1A1A"/>
-          <w:sz w:val="21"/>
-          <w:szCs w:val="21"/>
-        </w:rPr>
-        <w:t xml:space="preserve">you understand AI adoption where the stakes are physical, capital-intensive and systemic — the real economy, not the demo.</w:t>
-      </w:r>
-      <w:r>
-        <w:rPr>
-          <w:rFonts w:ascii="Georgia" w:cs="Georgia" w:eastAsia="Georgia" w:hAnsi="Georgia"/>
-          <w:color w:val="1A1A1A"/>
-          <w:sz w:val="21"/>
-          <w:szCs w:val="21"/>
-        </w:rPr>
-        <w:t xml:space="preserve"> That is the exact frontier where Maria’s two initiatives have the most to prove and the fewest natural experts. Do not claim to be an AI researcher. Claim to be the person who can make AI real in the parts of the economy that actually run the world — and let §7’s questions and §8’s proof points carry it.</w:t>
-      </w:r>
-    </w:p>
-    <w:p>
-      <w:r>
-        <w:br w:type="page"/>
-      </w:r>
-    </w:p>
-    <w:p>
-      <w:pPr>
-        <w:pStyle w:val="Heading1"/>
-        <w:pBdr>
-          <w:bottom w:val="single" w:color="2F5D8A" w:sz="12" w:space="6"/>
-        </w:pBdr>
-        <w:spacing w:after="140" w:before="260"/>
-      </w:pPr>
-      <w:r>
-        <w:rPr>
-          <w:rFonts w:ascii="Calibri" w:cs="Calibri" w:eastAsia="Calibri" w:hAnsi="Calibri"/>
-          <w:b/>
-          <w:bCs/>
-          <w:color w:val="1F2A44"/>
-          <w:sz w:val="30"/>
-          <w:szCs w:val="30"/>
-        </w:rPr>
-        <w:t xml:space="preserve">6 · The Enterprise-AI Reality — Speak the Current Debate</w:t>
-      </w:r>
-    </w:p>
-    <w:p>
-      <w:pPr>
-        <w:spacing w:after="200" w:line="288"/>
-      </w:pPr>
-      <w:r>
-        <w:rPr>
-          <w:rFonts w:ascii="Georgia" w:cs="Georgia" w:eastAsia="Georgia" w:hAnsi="Georgia"/>
-          <w:i/>
-          <w:iCs/>
-          <w:color w:val="55606E"/>
-          <w:sz w:val="22"/>
-          <w:szCs w:val="22"/>
-        </w:rPr>
-        <w:t xml:space="preserve">To sound like a peer rather than a fan, you need command of the live debate about why enterprise AI mostly disappoints and what the leaders do differently. This is the conversational weather system you and Maria both operate inside.</w:t>
-      </w:r>
-    </w:p>
-    <w:p>
-      <w:pPr>
-        <w:pStyle w:val="Heading2"/>
-        <w:spacing w:after="100" w:before="220"/>
-      </w:pPr>
-      <w:r>
-        <w:rPr>
-          <w:rFonts w:ascii="Calibri" w:cs="Calibri" w:eastAsia="Calibri" w:hAnsi="Calibri"/>
-          <w:b/>
-          <w:bCs/>
-          <w:color w:val="2F5D8A"/>
-          <w:sz w:val="25"/>
-          <w:szCs w:val="25"/>
-        </w:rPr>
-        <w:t xml:space="preserve">6.1 The adoption paradox</w:t>
-      </w:r>
-    </w:p>
-    <w:p>
-      <w:pPr>
-        <w:spacing w:after="140" w:line="276"/>
-        <w:jc w:val="both"/>
-      </w:pPr>
-      <w:r>
-        <w:rPr>
-          <w:rFonts w:ascii="Georgia" w:cs="Georgia" w:eastAsia="Georgia" w:hAnsi="Georgia"/>
-          <w:color w:val="1A1A1A"/>
-          <w:sz w:val="21"/>
-          <w:szCs w:val="21"/>
-        </w:rPr>
-        <w:t xml:space="preserve">The defining fact of enterprise AI in 2025–26 is the gap between investment and impact: enormous spend (&gt;$250bn in 2025), modest transformation (~a quarter of firms report real impact). Independent research echoes it — most generative-AI pilots never reach production or measurable P&amp;L effect. The consensus explanation, and Maria’s, is not that the models are inadequate; it is that </w:t>
-      </w:r>
-      <w:r>
-        <w:rPr>
-          <w:rFonts w:ascii="Georgia" w:cs="Georgia" w:eastAsia="Georgia" w:hAnsi="Georgia"/>
-          <w:b/>
-          <w:bCs/>
-          <w:color w:val="1A1A1A"/>
-          <w:sz w:val="21"/>
-          <w:szCs w:val="21"/>
-        </w:rPr>
-        <w:t xml:space="preserve">organisations bolt AI onto legacy processes instead of redesigning around it.</w:t>
-      </w:r>
-      <w:r>
-        <w:rPr>
-          <w:rFonts w:ascii="Georgia" w:cs="Georgia" w:eastAsia="Georgia" w:hAnsi="Georgia"/>
-          <w:color w:val="1A1A1A"/>
-          <w:sz w:val="21"/>
-          <w:szCs w:val="21"/>
-        </w:rPr>
-        <w:t xml:space="preserve"> The bottleneck is organisational design, data foundations, and workflow — not model capability.</w:t>
-      </w:r>
-    </w:p>
-    <w:p>
-      <w:pPr>
-        <w:pStyle w:val="Heading2"/>
-        <w:spacing w:after="100" w:before="220"/>
-      </w:pPr>
-      <w:r>
-        <w:rPr>
-          <w:rFonts w:ascii="Calibri" w:cs="Calibri" w:eastAsia="Calibri" w:hAnsi="Calibri"/>
-          <w:b/>
-          <w:bCs/>
-          <w:color w:val="2F5D8A"/>
-          <w:sz w:val="25"/>
-          <w:szCs w:val="25"/>
-        </w:rPr>
-        <w:t xml:space="preserve">6.2 The pilot-to-production chasm</w:t>
-      </w:r>
-    </w:p>
-    <w:p>
-      <w:pPr>
-        <w:spacing w:after="140" w:line="276"/>
-        <w:jc w:val="both"/>
-      </w:pPr>
-      <w:r>
-        <w:rPr>
-          <w:rFonts w:ascii="Georgia" w:cs="Georgia" w:eastAsia="Georgia" w:hAnsi="Georgia"/>
-          <w:color w:val="1A1A1A"/>
-          <w:sz w:val="21"/>
-          <w:szCs w:val="21"/>
-        </w:rPr>
-        <w:t xml:space="preserve">The reasons pilots stall are worth naming precisely, because they are the problems Maria’s work is trying to solve:</w:t>
+        <w:t xml:space="preserve">Maria co-authored </w:t>
+      </w:r>
+      <w:r>
+        <w:rPr>
+          <w:rFonts w:ascii="Georgia" w:cs="Georgia" w:eastAsia="Georgia" w:hAnsi="Georgia"/>
+          <w:b/>
+          <w:bCs/>
+          <w:color w:val="1A1A1A"/>
+          <w:sz w:val="21"/>
+          <w:szCs w:val="21"/>
+        </w:rPr>
+        <w:t xml:space="preserve">“AI’s energy dilemma: Challenges, opportunities, and a path forward”</w:t>
+      </w:r>
+      <w:r>
+        <w:rPr>
+          <w:rFonts w:ascii="Georgia" w:cs="Georgia" w:eastAsia="Georgia" w:hAnsi="Georgia"/>
+          <w:color w:val="1A1A1A"/>
+          <w:sz w:val="21"/>
+          <w:szCs w:val="21"/>
+        </w:rPr>
+        <w:t xml:space="preserve"> (WEF, Jan 2025). The dilemma runs both ways, and it lands directly on your turf:</w:t>
       </w:r>
     </w:p>
     <w:p>
@@ -5185,16 +4806,96 @@
           <w:sz w:val="21"/>
           <w:szCs w:val="21"/>
         </w:rPr>
-        <w:t xml:space="preserve">No workflow redesign</w:t>
-      </w:r>
-      <w:r>
-        <w:rPr>
-          <w:rFonts w:ascii="Georgia" w:cs="Georgia" w:eastAsia="Georgia" w:hAnsi="Georgia"/>
-          <w:color w:val="1A1A1A"/>
-          <w:sz w:val="21"/>
-          <w:szCs w:val="21"/>
-        </w:rPr>
-        <w:t xml:space="preserve"> — the model is added to a process built for humans, so it delivers a demo, not an outcome.</w:t>
+        <w:t xml:space="preserve">AI’s demand on energy.</w:t>
+      </w:r>
+      <w:r>
+        <w:rPr>
+          <w:rFonts w:ascii="Georgia" w:cs="Georgia" w:eastAsia="Georgia" w:hAnsi="Georgia"/>
+          <w:color w:val="1A1A1A"/>
+          <w:sz w:val="21"/>
+          <w:szCs w:val="21"/>
+        </w:rPr>
+        <w:t xml:space="preserve"> Data centres consumed roughly </w:t>
+      </w:r>
+      <w:r>
+        <w:rPr>
+          <w:rFonts w:ascii="Georgia" w:cs="Georgia" w:eastAsia="Georgia" w:hAnsi="Georgia"/>
+          <w:b/>
+          <w:bCs/>
+          <w:color w:val="1A1A1A"/>
+          <w:sz w:val="21"/>
+          <w:szCs w:val="21"/>
+        </w:rPr>
+        <w:t xml:space="preserve">415 TWh globally in 2024</w:t>
+      </w:r>
+      <w:r>
+        <w:rPr>
+          <w:rFonts w:ascii="Georgia" w:cs="Georgia" w:eastAsia="Georgia" w:hAnsi="Georgia"/>
+          <w:color w:val="1A1A1A"/>
+          <w:sz w:val="21"/>
+          <w:szCs w:val="21"/>
+        </w:rPr>
+        <w:t xml:space="preserve">, projected to </w:t>
+      </w:r>
+      <w:r>
+        <w:rPr>
+          <w:rFonts w:ascii="Georgia" w:cs="Georgia" w:eastAsia="Georgia" w:hAnsi="Georgia"/>
+          <w:b/>
+          <w:bCs/>
+          <w:color w:val="1A1A1A"/>
+          <w:sz w:val="21"/>
+          <w:szCs w:val="21"/>
+        </w:rPr>
+        <w:t xml:space="preserve">more than double to ~945 TWh by 2030</w:t>
+      </w:r>
+      <w:r>
+        <w:rPr>
+          <w:rFonts w:ascii="Georgia" w:cs="Georgia" w:eastAsia="Georgia" w:hAnsi="Georgia"/>
+          <w:color w:val="1A1A1A"/>
+          <w:sz w:val="21"/>
+          <w:szCs w:val="21"/>
+        </w:rPr>
+        <w:t xml:space="preserve"> — from ~1% of global electricity in 2022 toward 3%+ by 2030. AI electricity use may grow up to </w:t>
+      </w:r>
+      <w:r>
+        <w:rPr>
+          <w:rFonts w:ascii="Georgia" w:cs="Georgia" w:eastAsia="Georgia" w:hAnsi="Georgia"/>
+          <w:b/>
+          <w:bCs/>
+          <w:color w:val="1A1A1A"/>
+          <w:sz w:val="21"/>
+          <w:szCs w:val="21"/>
+        </w:rPr>
+        <w:t xml:space="preserve">50% a year</w:t>
+      </w:r>
+      <w:r>
+        <w:rPr>
+          <w:rFonts w:ascii="Georgia" w:cs="Georgia" w:eastAsia="Georgia" w:hAnsi="Georgia"/>
+          <w:color w:val="1A1A1A"/>
+          <w:sz w:val="21"/>
+          <w:szCs w:val="21"/>
+        </w:rPr>
+        <w:t xml:space="preserve"> through 2030; in Ireland, data centres already take </w:t>
+      </w:r>
+      <w:r>
+        <w:rPr>
+          <w:rFonts w:ascii="Georgia" w:cs="Georgia" w:eastAsia="Georgia" w:hAnsi="Georgia"/>
+          <w:b/>
+          <w:bCs/>
+          <w:color w:val="1A1A1A"/>
+          <w:sz w:val="21"/>
+          <w:szCs w:val="21"/>
+        </w:rPr>
+        <w:t xml:space="preserve">&gt;22%</w:t>
+      </w:r>
+      <w:r>
+        <w:rPr>
+          <w:rFonts w:ascii="Georgia" w:cs="Georgia" w:eastAsia="Georgia" w:hAnsi="Georgia"/>
+          <w:color w:val="1A1A1A"/>
+          <w:sz w:val="21"/>
+          <w:szCs w:val="21"/>
+        </w:rPr>
+        <w:t xml:space="preserve"> of national electricity, heading for ~30%. A first-order stress on the very grids you work on.</w:t>
       </w:r>
     </w:p>
     <w:p>
@@ -5215,16 +4916,76 @@
           <w:sz w:val="21"/>
           <w:szCs w:val="21"/>
         </w:rPr>
-        <w:t xml:space="preserve">Weak data and integration foundations</w:t>
-      </w:r>
-      <w:r>
-        <w:rPr>
-          <w:rFonts w:ascii="Georgia" w:cs="Georgia" w:eastAsia="Georgia" w:hAnsi="Georgia"/>
-          <w:color w:val="1A1A1A"/>
-          <w:sz w:val="21"/>
-          <w:szCs w:val="21"/>
-        </w:rPr>
-        <w:t xml:space="preserve"> — the intelligence engine has nothing reliable to connect into (building blocks 1–2).</w:t>
+        <w:t xml:space="preserve">AI as a tool for resilience.</w:t>
+      </w:r>
+      <w:r>
+        <w:rPr>
+          <w:rFonts w:ascii="Georgia" w:cs="Georgia" w:eastAsia="Georgia" w:hAnsi="Georgia"/>
+          <w:color w:val="1A1A1A"/>
+          <w:sz w:val="21"/>
+          <w:szCs w:val="21"/>
+        </w:rPr>
+        <w:t xml:space="preserve"> In the other direction, AI is already cutting energy use by </w:t>
+      </w:r>
+      <w:r>
+        <w:rPr>
+          <w:rFonts w:ascii="Georgia" w:cs="Georgia" w:eastAsia="Georgia" w:hAnsi="Georgia"/>
+          <w:b/>
+          <w:bCs/>
+          <w:color w:val="1A1A1A"/>
+          <w:sz w:val="21"/>
+          <w:szCs w:val="21"/>
+        </w:rPr>
+        <w:t xml:space="preserve">up to 60%</w:t>
+      </w:r>
+      <w:r>
+        <w:rPr>
+          <w:rFonts w:ascii="Georgia" w:cs="Georgia" w:eastAsia="Georgia" w:hAnsi="Georgia"/>
+          <w:color w:val="1A1A1A"/>
+          <w:sz w:val="21"/>
+          <w:szCs w:val="21"/>
+        </w:rPr>
+        <w:t xml:space="preserve"> in some deployments and is a core instrument for grid optimisation, demand forecasting, distributed-energy orchestration, predictive maintenance of grid assets, and extreme-weather and outage prediction — i.e. </w:t>
+      </w:r>
+      <w:r>
+        <w:rPr>
+          <w:rFonts w:ascii="Georgia" w:cs="Georgia" w:eastAsia="Georgia" w:hAnsi="Georgia"/>
+          <w:b/>
+          <w:bCs/>
+          <w:color w:val="1A1A1A"/>
+          <w:sz w:val="21"/>
+          <w:szCs w:val="21"/>
+        </w:rPr>
+        <w:t xml:space="preserve">climate resilience</w:t>
+      </w:r>
+      <w:r>
+        <w:rPr>
+          <w:rFonts w:ascii="Georgia" w:cs="Georgia" w:eastAsia="Georgia" w:hAnsi="Georgia"/>
+          <w:color w:val="1A1A1A"/>
+          <w:sz w:val="21"/>
+          <w:szCs w:val="21"/>
+        </w:rPr>
+        <w:t xml:space="preserve">. The prize is a </w:t>
+      </w:r>
+      <w:r>
+        <w:rPr>
+          <w:rFonts w:ascii="Georgia" w:cs="Georgia" w:eastAsia="Georgia" w:hAnsi="Georgia"/>
+          <w:b/>
+          <w:bCs/>
+          <w:color w:val="1A1A1A"/>
+          <w:sz w:val="21"/>
+          <w:szCs w:val="21"/>
+        </w:rPr>
+        <w:t xml:space="preserve">“net-positive”</w:t>
+      </w:r>
+      <w:r>
+        <w:rPr>
+          <w:rFonts w:ascii="Georgia" w:cs="Georgia" w:eastAsia="Georgia" w:hAnsi="Georgia"/>
+          <w:color w:val="1A1A1A"/>
+          <w:sz w:val="21"/>
+          <w:szCs w:val="21"/>
+        </w:rPr>
+        <w:t xml:space="preserve"> trajectory.</w:t>
       </w:r>
     </w:p>
     <w:p>
@@ -5245,1765 +5006,36 @@
           <w:sz w:val="21"/>
           <w:szCs w:val="21"/>
         </w:rPr>
-        <w:t xml:space="preserve">No ownership or operating-model change</w:t>
-      </w:r>
-      <w:r>
-        <w:rPr>
-          <w:rFonts w:ascii="Georgia" w:cs="Georgia" w:eastAsia="Georgia" w:hAnsi="Georgia"/>
-          <w:color w:val="1A1A1A"/>
-          <w:sz w:val="21"/>
-          <w:szCs w:val="21"/>
-        </w:rPr>
-        <w:t xml:space="preserve"> — nobody re-drew roles, incentives or decision rights (building block 3–4).</w:t>
-      </w:r>
-    </w:p>
-    <w:p>
-      <w:pPr>
-        <w:pStyle w:val="ListParagraph"/>
-        <w:numPr>
-          <w:ilvl w:val="0"/>
-          <w:numId w:val="1"/>
-        </w:numPr>
-        <w:spacing w:after="70" w:line="268"/>
-      </w:pPr>
-      <w:r>
-        <w:rPr>
-          <w:rFonts w:ascii="Georgia" w:cs="Georgia" w:eastAsia="Georgia" w:hAnsi="Georgia"/>
-          <w:b/>
-          <w:bCs/>
-          <w:color w:val="1A1A1A"/>
-          <w:sz w:val="21"/>
-          <w:szCs w:val="21"/>
-        </w:rPr>
-        <w:t xml:space="preserve">Vanity metrics</w:t>
-      </w:r>
-      <w:r>
-        <w:rPr>
-          <w:rFonts w:ascii="Georgia" w:cs="Georgia" w:eastAsia="Georgia" w:hAnsi="Georgia"/>
-          <w:color w:val="1A1A1A"/>
-          <w:sz w:val="21"/>
-          <w:szCs w:val="21"/>
-        </w:rPr>
-        <w:t xml:space="preserve"> — success measured by launch and usage, not durable business outcomes (building block 5).</w:t>
-      </w:r>
-    </w:p>
-    <w:p>
-      <w:pPr>
-        <w:pStyle w:val="ListParagraph"/>
-        <w:numPr>
-          <w:ilvl w:val="0"/>
-          <w:numId w:val="1"/>
-        </w:numPr>
-        <w:spacing w:after="70" w:line="268"/>
-      </w:pPr>
-      <w:r>
-        <w:rPr>
-          <w:rFonts w:ascii="Georgia" w:cs="Georgia" w:eastAsia="Georgia" w:hAnsi="Georgia"/>
-          <w:b/>
-          <w:bCs/>
-          <w:color w:val="1A1A1A"/>
-          <w:sz w:val="21"/>
-          <w:szCs w:val="21"/>
-        </w:rPr>
-        <w:t xml:space="preserve">Trust and governance gaps</w:t>
-      </w:r>
-      <w:r>
-        <w:rPr>
-          <w:rFonts w:ascii="Georgia" w:cs="Georgia" w:eastAsia="Georgia" w:hAnsi="Georgia"/>
-          <w:color w:val="1A1A1A"/>
-          <w:sz w:val="21"/>
-          <w:szCs w:val="21"/>
-        </w:rPr>
-        <w:t xml:space="preserve"> — especially as agents act with less human oversight; adoption stalls where trust is missing.</w:t>
-      </w:r>
-    </w:p>
-    <w:p>
-      <w:pPr>
-        <w:pStyle w:val="Heading2"/>
-        <w:spacing w:after="100" w:before="220"/>
-      </w:pPr>
-      <w:r>
-        <w:rPr>
-          <w:rFonts w:ascii="Calibri" w:cs="Calibri" w:eastAsia="Calibri" w:hAnsi="Calibri"/>
-          <w:b/>
-          <w:bCs/>
-          <w:color w:val="2F5D8A"/>
-          <w:sz w:val="25"/>
-          <w:szCs w:val="25"/>
-        </w:rPr>
-        <w:t xml:space="preserve">6.3 The agentic shift</w:t>
-      </w:r>
-    </w:p>
-    <w:p>
-      <w:pPr>
-        <w:spacing w:after="140" w:line="276"/>
-        <w:jc w:val="both"/>
-      </w:pPr>
-      <w:r>
-        <w:rPr>
-          <w:rFonts w:ascii="Georgia" w:cs="Georgia" w:eastAsia="Georgia" w:hAnsi="Georgia"/>
-          <w:color w:val="1A1A1A"/>
-          <w:sz w:val="21"/>
-          <w:szCs w:val="21"/>
-        </w:rPr>
-        <w:t xml:space="preserve">The frontier is moving from generative AI (produces content) to </w:t>
-      </w:r>
-      <w:r>
-        <w:rPr>
-          <w:rFonts w:ascii="Georgia" w:cs="Georgia" w:eastAsia="Georgia" w:hAnsi="Georgia"/>
-          <w:b/>
-          <w:bCs/>
-          <w:color w:val="1A1A1A"/>
-          <w:sz w:val="21"/>
-          <w:szCs w:val="21"/>
-        </w:rPr>
-        <w:t xml:space="preserve">agentic AI</w:t>
-      </w:r>
-      <w:r>
-        <w:rPr>
-          <w:rFonts w:ascii="Georgia" w:cs="Georgia" w:eastAsia="Georgia" w:hAnsi="Georgia"/>
-          <w:color w:val="1A1A1A"/>
-          <w:sz w:val="21"/>
-          <w:szCs w:val="21"/>
-        </w:rPr>
-        <w:t xml:space="preserve"> (takes actions across systems). This raises the stakes on everything above: agents amplify value </w:t>
-      </w:r>
-      <w:r>
-        <w:rPr>
-          <w:rFonts w:ascii="Georgia" w:cs="Georgia" w:eastAsia="Georgia" w:hAnsi="Georgia"/>
-          <w:i/>
-          <w:iCs/>
-          <w:color w:val="1A1A1A"/>
-          <w:sz w:val="21"/>
-          <w:szCs w:val="21"/>
-        </w:rPr>
-        <w:t xml:space="preserve">and</w:t>
-      </w:r>
-      <w:r>
-        <w:rPr>
-          <w:rFonts w:ascii="Georgia" w:cs="Georgia" w:eastAsia="Georgia" w:hAnsi="Georgia"/>
-          <w:color w:val="1A1A1A"/>
-          <w:sz w:val="21"/>
-          <w:szCs w:val="21"/>
-        </w:rPr>
-        <w:t xml:space="preserve"> risk, so the questions of oversight, trust and operating-model redesign get sharper, not softer. The Forum’s framing — rebuild the enterprise for the age of agentic AI, with human oversight designed in — is where the applications agenda and the responsibility agenda converge. Being fluent here signals you are looking at where the field is going, not just where it has been.</w:t>
-      </w:r>
-    </w:p>
-    <w:p>
-      <w:pPr>
-        <w:pStyle w:val="Heading2"/>
-        <w:spacing w:after="100" w:before="220"/>
-      </w:pPr>
-      <w:r>
-        <w:rPr>
-          <w:rFonts w:ascii="Calibri" w:cs="Calibri" w:eastAsia="Calibri" w:hAnsi="Calibri"/>
-          <w:b/>
-          <w:bCs/>
-          <w:color w:val="2F5D8A"/>
-          <w:sz w:val="25"/>
-          <w:szCs w:val="25"/>
-        </w:rPr>
-        <w:t xml:space="preserve">6.4 How to use this in the room</w:t>
-      </w:r>
-    </w:p>
-    <w:p>
-      <w:pPr>
-        <w:spacing w:after="140" w:line="276"/>
-        <w:jc w:val="both"/>
-      </w:pPr>
-      <w:r>
-        <w:rPr>
-          <w:rFonts w:ascii="Georgia" w:cs="Georgia" w:eastAsia="Georgia" w:hAnsi="Georgia"/>
-          <w:color w:val="1A1A1A"/>
-          <w:sz w:val="21"/>
-          <w:szCs w:val="21"/>
-        </w:rPr>
-        <w:t xml:space="preserve">You do not need to lecture Maria on her own field. You need </w:t>
-      </w:r>
-      <w:r>
-        <w:rPr>
-          <w:rFonts w:ascii="Georgia" w:cs="Georgia" w:eastAsia="Georgia" w:hAnsi="Georgia"/>
-          <w:i/>
-          <w:iCs/>
-          <w:color w:val="1A1A1A"/>
-          <w:sz w:val="21"/>
-          <w:szCs w:val="21"/>
-        </w:rPr>
-        <w:t xml:space="preserve">two or three</w:t>
-      </w:r>
-      <w:r>
-        <w:rPr>
-          <w:rFonts w:ascii="Georgia" w:cs="Georgia" w:eastAsia="Georgia" w:hAnsi="Georgia"/>
-          <w:color w:val="1A1A1A"/>
-          <w:sz w:val="21"/>
-          <w:szCs w:val="21"/>
-        </w:rPr>
-        <w:t xml:space="preserve"> precise observations you can deploy when the moment comes — enough to show you see the system clearly. The register: diagnostic and non-hype. “The interesting failure mode isn’t bad models, it’s good models in unchanged workflows” is the kind of line that tells her you belong in the conversation. Keep §6 as your reservoir; draw on it, don’t recite it.</w:t>
-      </w:r>
-    </w:p>
-    <w:p>
-      <w:r>
-        <w:br w:type="page"/>
-      </w:r>
-    </w:p>
-    <w:p>
-      <w:pPr>
-        <w:pStyle w:val="Heading1"/>
-        <w:pBdr>
-          <w:bottom w:val="single" w:color="2F5D8A" w:sz="12" w:space="6"/>
-        </w:pBdr>
-        <w:spacing w:after="140" w:before="260"/>
-      </w:pPr>
-      <w:r>
-        <w:rPr>
-          <w:rFonts w:ascii="Calibri" w:cs="Calibri" w:eastAsia="Calibri" w:hAnsi="Calibri"/>
-          <w:b/>
-          <w:bCs/>
-          <w:color w:val="1F2A44"/>
-          <w:sz w:val="30"/>
-          <w:szCs w:val="30"/>
-        </w:rPr>
-        <w:t xml:space="preserve">7 · The Questions You Ask Maria</w:t>
-      </w:r>
-    </w:p>
-    <w:p>
-      <w:pPr>
-        <w:spacing w:after="200" w:line="288"/>
-      </w:pPr>
-      <w:r>
-        <w:rPr>
-          <w:rFonts w:ascii="Georgia" w:cs="Georgia" w:eastAsia="Georgia" w:hAnsi="Georgia"/>
-          <w:i/>
-          <w:iCs/>
-          <w:color w:val="55606E"/>
-          <w:sz w:val="22"/>
-          <w:szCs w:val="22"/>
-        </w:rPr>
-        <w:t xml:space="preserve">This is the operational heart of the brief. In an exploratory conversation, your questions are your résumé. Each one below is engineered to do two jobs at once: advance a genuinely interesting discussion, and reveal something about how you think and what you bring. Pick 6–8 that fit you; do not fire all of them. Under each: why it works, what it signals about you, and a follow-up to go deeper.</w:t>
-      </w:r>
-    </w:p>
-    <w:p>
-      <w:pPr>
-        <w:spacing w:after="140" w:line="276"/>
-        <w:jc w:val="both"/>
-      </w:pPr>
-      <w:r>
-        <w:rPr>
-          <w:rFonts w:ascii="Georgia" w:cs="Georgia" w:eastAsia="Georgia" w:hAnsi="Georgia"/>
-          <w:b/>
-          <w:bCs/>
-          <w:color w:val="1A1A1A"/>
-          <w:sz w:val="21"/>
-          <w:szCs w:val="21"/>
-        </w:rPr>
-        <w:t xml:space="preserve">How to read each entry:</w:t>
-      </w:r>
-      <w:r>
-        <w:rPr>
-          <w:rFonts w:ascii="Georgia" w:cs="Georgia" w:eastAsia="Georgia" w:hAnsi="Georgia"/>
-          <w:color w:val="1A1A1A"/>
-          <w:sz w:val="21"/>
-          <w:szCs w:val="21"/>
-        </w:rPr>
-        <w:t xml:space="preserve"> the bold line is the question to ask. “Why it lands” is the strategic intent. “Signals” is what Maria learns about you by your asking it. The italic line is your follow-up probe once she answers.</w:t>
-      </w:r>
-    </w:p>
-    <w:p>
-      <w:pPr>
-        <w:pStyle w:val="Heading2"/>
-        <w:spacing w:after="100" w:before="220"/>
-      </w:pPr>
-      <w:r>
-        <w:rPr>
-          <w:rFonts w:ascii="Calibri" w:cs="Calibri" w:eastAsia="Calibri" w:hAnsi="Calibri"/>
-          <w:b/>
-          <w:bCs/>
-          <w:color w:val="2F5D8A"/>
-          <w:sz w:val="25"/>
-          <w:szCs w:val="25"/>
-        </w:rPr>
-        <w:t xml:space="preserve">7.A Her vision and the Centre's direction</w:t>
-      </w:r>
-    </w:p>
-    <w:p>
-      <w:pPr>
-        <w:spacing w:after="60" w:before="150" w:line="264"/>
-      </w:pPr>
-      <w:r>
-        <w:rPr>
-          <w:rFonts w:ascii="Calibri" w:cs="Calibri" w:eastAsia="Calibri" w:hAnsi="Calibri"/>
-          <w:b/>
-          <w:bCs/>
-          <w:color w:val="1F2A44"/>
-          <w:sz w:val="21"/>
-          <w:szCs w:val="21"/>
-        </w:rPr>
-        <w:t xml:space="preserve">Q1. You’ve built MINDS to find what works and the AI-First blueprint to codify why — where does that evidence-to-pattern engine go next? What’s the gap you most want to close in the coming year?</w:t>
-      </w:r>
-    </w:p>
-    <w:p>
-      <w:pPr>
-        <w:spacing w:after="100" w:line="272"/>
-        <w:jc w:val="both"/>
-      </w:pPr>
-      <w:r>
-        <w:rPr>
-          <w:rFonts w:ascii="Georgia" w:cs="Georgia" w:eastAsia="Georgia" w:hAnsi="Georgia"/>
-          <w:b/>
-          <w:bCs/>
-          <w:color w:val="1A1A1A"/>
-          <w:sz w:val="21"/>
-          <w:szCs w:val="21"/>
-        </w:rPr>
-        <w:t xml:space="preserve">Why it lands:</w:t>
-      </w:r>
-      <w:r>
-        <w:rPr>
-          <w:rFonts w:ascii="Georgia" w:cs="Georgia" w:eastAsia="Georgia" w:hAnsi="Georgia"/>
-          <w:color w:val="1A1A1A"/>
-          <w:sz w:val="21"/>
-          <w:szCs w:val="21"/>
-        </w:rPr>
-        <w:t xml:space="preserve"> it shows you see her two initiatives as one connected system, not two press releases — a level of understanding almost no one walks in with.</w:t>
-      </w:r>
-    </w:p>
-    <w:p>
-      <w:pPr>
-        <w:spacing w:after="100" w:line="272"/>
-        <w:jc w:val="both"/>
-      </w:pPr>
-      <w:r>
-        <w:rPr>
-          <w:rFonts w:ascii="Georgia" w:cs="Georgia" w:eastAsia="Georgia" w:hAnsi="Georgia"/>
-          <w:b/>
-          <w:bCs/>
-          <w:color w:val="1A1A1A"/>
-          <w:sz w:val="21"/>
-          <w:szCs w:val="21"/>
-        </w:rPr>
-        <w:t xml:space="preserve">Signals:</w:t>
-      </w:r>
-      <w:r>
-        <w:rPr>
-          <w:rFonts w:ascii="Georgia" w:cs="Georgia" w:eastAsia="Georgia" w:hAnsi="Georgia"/>
-          <w:color w:val="1A1A1A"/>
-          <w:sz w:val="21"/>
-          <w:szCs w:val="21"/>
-        </w:rPr>
-        <w:t xml:space="preserve"> you think in strategy and mechanisms; you’ve done real homework; you’re interested in where she’s going, not just where she’s been.</w:t>
-      </w:r>
-    </w:p>
-    <w:p>
-      <w:pPr>
-        <w:spacing w:after="130" w:line="262"/>
-      </w:pPr>
-      <w:r>
-        <w:rPr>
-          <w:rFonts w:ascii="Georgia" w:cs="Georgia" w:eastAsia="Georgia" w:hAnsi="Georgia"/>
-          <w:b/>
-          <w:bCs/>
-          <w:i/>
-          <w:iCs/>
-          <w:color w:val="2F5D8A"/>
-          <w:sz w:val="19"/>
-          <w:szCs w:val="19"/>
-        </w:rPr>
-        <w:t xml:space="preserve">Signal phrase — </w:t>
-      </w:r>
-      <w:r>
-        <w:rPr>
-          <w:rFonts w:ascii="Georgia" w:cs="Georgia" w:eastAsia="Georgia" w:hAnsi="Georgia"/>
-          <w:i/>
-          <w:iCs/>
-          <w:color w:val="55606E"/>
-          <w:sz w:val="19"/>
-          <w:szCs w:val="19"/>
-        </w:rPr>
-        <w:t xml:space="preserve">Follow-up: “Is the harder problem finding the proof, or getting the rest of the market to actually adopt the pattern?”</w:t>
-      </w:r>
-    </w:p>
-    <w:p>
-      <w:pPr>
-        <w:spacing w:after="60" w:before="150" w:line="264"/>
-      </w:pPr>
-      <w:r>
-        <w:rPr>
-          <w:rFonts w:ascii="Calibri" w:cs="Calibri" w:eastAsia="Calibri" w:hAnsi="Calibri"/>
-          <w:b/>
-          <w:bCs/>
-          <w:color w:val="1F2A44"/>
-          <w:sz w:val="21"/>
-          <w:szCs w:val="21"/>
-        </w:rPr>
-        <w:t xml:space="preserve">Q2. The Centre for AI Excellence sits on the applications-and-impact side, with the AI Governance Alliance on the guardrails side. As agentic AI arrives, how do you keep those two moving together rather than in tension?</w:t>
-      </w:r>
-    </w:p>
-    <w:p>
-      <w:pPr>
-        <w:spacing w:after="100" w:line="272"/>
-        <w:jc w:val="both"/>
-      </w:pPr>
-      <w:r>
-        <w:rPr>
-          <w:rFonts w:ascii="Georgia" w:cs="Georgia" w:eastAsia="Georgia" w:hAnsi="Georgia"/>
-          <w:b/>
-          <w:bCs/>
-          <w:color w:val="1A1A1A"/>
-          <w:sz w:val="21"/>
-          <w:szCs w:val="21"/>
-        </w:rPr>
-        <w:t xml:space="preserve">Why it lands:</w:t>
-      </w:r>
-      <w:r>
-        <w:rPr>
-          <w:rFonts w:ascii="Georgia" w:cs="Georgia" w:eastAsia="Georgia" w:hAnsi="Georgia"/>
-          <w:color w:val="1A1A1A"/>
-          <w:sz w:val="21"/>
-          <w:szCs w:val="21"/>
-        </w:rPr>
-        <w:t xml:space="preserve"> it demonstrates you understand the Forum’s internal architecture and the real seam in the field — value versus oversight.</w:t>
-      </w:r>
-    </w:p>
-    <w:p>
-      <w:pPr>
-        <w:spacing w:after="100" w:line="272"/>
-        <w:jc w:val="both"/>
-      </w:pPr>
-      <w:r>
-        <w:rPr>
-          <w:rFonts w:ascii="Georgia" w:cs="Georgia" w:eastAsia="Georgia" w:hAnsi="Georgia"/>
-          <w:b/>
-          <w:bCs/>
-          <w:color w:val="1A1A1A"/>
-          <w:sz w:val="21"/>
-          <w:szCs w:val="21"/>
-        </w:rPr>
-        <w:t xml:space="preserve">Signals:</w:t>
-      </w:r>
-      <w:r>
-        <w:rPr>
-          <w:rFonts w:ascii="Georgia" w:cs="Georgia" w:eastAsia="Georgia" w:hAnsi="Georgia"/>
-          <w:color w:val="1A1A1A"/>
-          <w:sz w:val="21"/>
-          <w:szCs w:val="21"/>
-        </w:rPr>
-        <w:t xml:space="preserve"> you can hold both the upside and the responsibility of AI at once — exactly the balanced judgement applied-AI leadership requires.</w:t>
-      </w:r>
-    </w:p>
-    <w:p>
-      <w:pPr>
-        <w:spacing w:after="130" w:line="262"/>
-      </w:pPr>
-      <w:r>
-        <w:rPr>
-          <w:rFonts w:ascii="Georgia" w:cs="Georgia" w:eastAsia="Georgia" w:hAnsi="Georgia"/>
-          <w:b/>
-          <w:bCs/>
-          <w:i/>
-          <w:iCs/>
-          <w:color w:val="2F5D8A"/>
-          <w:sz w:val="19"/>
-          <w:szCs w:val="19"/>
-        </w:rPr>
-        <w:t xml:space="preserve">Signal phrase — </w:t>
-      </w:r>
-      <w:r>
-        <w:rPr>
-          <w:rFonts w:ascii="Georgia" w:cs="Georgia" w:eastAsia="Georgia" w:hAnsi="Georgia"/>
-          <w:i/>
-          <w:iCs/>
-          <w:color w:val="55606E"/>
-          <w:sz w:val="19"/>
-          <w:szCs w:val="19"/>
-        </w:rPr>
-        <w:t xml:space="preserve">Follow-up: “Where does human oversight actually belong in an agentic workflow — is that a design question or a governance one?”</w:t>
-      </w:r>
-    </w:p>
-    <w:p>
-      <w:pPr>
-        <w:spacing w:after="60" w:before="150" w:line="264"/>
-      </w:pPr>
-      <w:r>
-        <w:rPr>
-          <w:rFonts w:ascii="Calibri" w:cs="Calibri" w:eastAsia="Calibri" w:hAnsi="Calibri"/>
-          <w:b/>
-          <w:bCs/>
-          <w:color w:val="1F2A44"/>
-          <w:sz w:val="21"/>
-          <w:szCs w:val="21"/>
-        </w:rPr>
-        <w:t xml:space="preserve">Q3. What does ‘good’ look like to you in this work — when you look back on a year, what has to have happened for it to have been a success?</w:t>
-      </w:r>
-    </w:p>
-    <w:p>
-      <w:pPr>
-        <w:spacing w:after="100" w:line="272"/>
-        <w:jc w:val="both"/>
-      </w:pPr>
-      <w:r>
-        <w:rPr>
-          <w:rFonts w:ascii="Georgia" w:cs="Georgia" w:eastAsia="Georgia" w:hAnsi="Georgia"/>
-          <w:b/>
-          <w:bCs/>
-          <w:color w:val="1A1A1A"/>
-          <w:sz w:val="21"/>
-          <w:szCs w:val="21"/>
-        </w:rPr>
-        <w:t xml:space="preserve">Why it lands:</w:t>
-      </w:r>
-      <w:r>
-        <w:rPr>
-          <w:rFonts w:ascii="Georgia" w:cs="Georgia" w:eastAsia="Georgia" w:hAnsi="Georgia"/>
-          <w:color w:val="1A1A1A"/>
-          <w:sz w:val="21"/>
-          <w:szCs w:val="21"/>
-        </w:rPr>
-        <w:t xml:space="preserve"> it invites her to articulate her own success metrics, and tells you exactly what to align yourself to.</w:t>
-      </w:r>
-    </w:p>
-    <w:p>
-      <w:pPr>
-        <w:spacing w:after="100" w:line="272"/>
-        <w:jc w:val="both"/>
-      </w:pPr>
-      <w:r>
-        <w:rPr>
-          <w:rFonts w:ascii="Georgia" w:cs="Georgia" w:eastAsia="Georgia" w:hAnsi="Georgia"/>
-          <w:b/>
-          <w:bCs/>
-          <w:color w:val="1A1A1A"/>
-          <w:sz w:val="21"/>
-          <w:szCs w:val="21"/>
-        </w:rPr>
-        <w:t xml:space="preserve">Signals:</w:t>
-      </w:r>
-      <w:r>
-        <w:rPr>
-          <w:rFonts w:ascii="Georgia" w:cs="Georgia" w:eastAsia="Georgia" w:hAnsi="Georgia"/>
-          <w:color w:val="1A1A1A"/>
-          <w:sz w:val="21"/>
-          <w:szCs w:val="21"/>
-        </w:rPr>
-        <w:t xml:space="preserve"> you’re outcome-oriented and you instinctively define success before activity — her own “proof over promise” instinct.</w:t>
-      </w:r>
-    </w:p>
-    <w:p>
-      <w:pPr>
-        <w:spacing w:after="130" w:line="262"/>
-      </w:pPr>
-      <w:r>
-        <w:rPr>
-          <w:rFonts w:ascii="Georgia" w:cs="Georgia" w:eastAsia="Georgia" w:hAnsi="Georgia"/>
-          <w:b/>
-          <w:bCs/>
-          <w:i/>
-          <w:iCs/>
-          <w:color w:val="2F5D8A"/>
-          <w:sz w:val="19"/>
-          <w:szCs w:val="19"/>
-        </w:rPr>
-        <w:t xml:space="preserve">Signal phrase — </w:t>
-      </w:r>
-      <w:r>
-        <w:rPr>
-          <w:rFonts w:ascii="Georgia" w:cs="Georgia" w:eastAsia="Georgia" w:hAnsi="Georgia"/>
-          <w:i/>
-          <w:iCs/>
-          <w:color w:val="55606E"/>
-          <w:sz w:val="19"/>
-          <w:szCs w:val="19"/>
-        </w:rPr>
-        <w:t xml:space="preserve">Follow-up: “And what’s the failure mode you work hardest to avoid?”</w:t>
-      </w:r>
-    </w:p>
-    <w:p>
-      <w:pPr>
-        <w:pStyle w:val="Heading2"/>
-        <w:spacing w:after="100" w:before="220"/>
-      </w:pPr>
-      <w:r>
-        <w:rPr>
-          <w:rFonts w:ascii="Calibri" w:cs="Calibri" w:eastAsia="Calibri" w:hAnsi="Calibri"/>
-          <w:b/>
-          <w:bCs/>
-          <w:color w:val="2F5D8A"/>
-          <w:sz w:val="25"/>
-          <w:szCs w:val="25"/>
-        </w:rPr>
-        <w:t xml:space="preserve">7.B MINDS</w:t>
-      </w:r>
-    </w:p>
-    <w:p>
-      <w:pPr>
-        <w:spacing w:after="60" w:before="150" w:line="264"/>
-      </w:pPr>
-      <w:r>
-        <w:rPr>
-          <w:rFonts w:ascii="Calibri" w:cs="Calibri" w:eastAsia="Calibri" w:hAnsi="Calibri"/>
-          <w:b/>
-          <w:bCs/>
-          <w:color w:val="1F2A44"/>
-          <w:sz w:val="21"/>
-          <w:szCs w:val="21"/>
-        </w:rPr>
-        <w:t xml:space="preserve">Q4. MINDS rewards innovation, impact and replicability — but replicability is the hardest of the three when the real constraint is data, capital or regulation, not the model. How do you think about which winners actually transfer?</w:t>
-      </w:r>
-    </w:p>
-    <w:p>
-      <w:pPr>
-        <w:spacing w:after="100" w:line="272"/>
-        <w:jc w:val="both"/>
-      </w:pPr>
-      <w:r>
-        <w:rPr>
-          <w:rFonts w:ascii="Georgia" w:cs="Georgia" w:eastAsia="Georgia" w:hAnsi="Georgia"/>
-          <w:b/>
-          <w:bCs/>
-          <w:color w:val="1A1A1A"/>
-          <w:sz w:val="21"/>
-          <w:szCs w:val="21"/>
-        </w:rPr>
-        <w:t xml:space="preserve">Why it lands:</w:t>
-      </w:r>
-      <w:r>
-        <w:rPr>
-          <w:rFonts w:ascii="Georgia" w:cs="Georgia" w:eastAsia="Georgia" w:hAnsi="Georgia"/>
-          <w:color w:val="1A1A1A"/>
-          <w:sz w:val="21"/>
-          <w:szCs w:val="21"/>
-        </w:rPr>
-        <w:t xml:space="preserve"> you named her three selection criteria </w:t>
-      </w:r>
-      <w:r>
-        <w:rPr>
-          <w:rFonts w:ascii="Georgia" w:cs="Georgia" w:eastAsia="Georgia" w:hAnsi="Georgia"/>
-          <w:i/>
-          <w:iCs/>
-          <w:color w:val="1A1A1A"/>
-          <w:sz w:val="21"/>
-          <w:szCs w:val="21"/>
-        </w:rPr>
-        <w:t xml:space="preserve">and</w:t>
-      </w:r>
-      <w:r>
-        <w:rPr>
-          <w:rFonts w:ascii="Georgia" w:cs="Georgia" w:eastAsia="Georgia" w:hAnsi="Georgia"/>
-          <w:color w:val="1A1A1A"/>
-          <w:sz w:val="21"/>
-          <w:szCs w:val="21"/>
-        </w:rPr>
-        <w:t xml:space="preserve"> put pressure on the most interesting one, showing genuine grip on the programme.</w:t>
-      </w:r>
-    </w:p>
-    <w:p>
-      <w:pPr>
-        <w:spacing w:after="100" w:line="272"/>
-        <w:jc w:val="both"/>
-      </w:pPr>
-      <w:r>
-        <w:rPr>
-          <w:rFonts w:ascii="Georgia" w:cs="Georgia" w:eastAsia="Georgia" w:hAnsi="Georgia"/>
-          <w:b/>
-          <w:bCs/>
-          <w:color w:val="1A1A1A"/>
-          <w:sz w:val="21"/>
-          <w:szCs w:val="21"/>
-        </w:rPr>
-        <w:t xml:space="preserve">Signals:</w:t>
-      </w:r>
-      <w:r>
-        <w:rPr>
-          <w:rFonts w:ascii="Georgia" w:cs="Georgia" w:eastAsia="Georgia" w:hAnsi="Georgia"/>
-          <w:color w:val="1A1A1A"/>
-          <w:sz w:val="21"/>
-          <w:szCs w:val="21"/>
-        </w:rPr>
-        <w:t xml:space="preserve"> you understand that scaling AI is an economics-and-context problem, not a technology one — a real-economy sensibility.</w:t>
-      </w:r>
-    </w:p>
-    <w:p>
-      <w:pPr>
-        <w:spacing w:after="130" w:line="262"/>
-      </w:pPr>
-      <w:r>
-        <w:rPr>
-          <w:rFonts w:ascii="Georgia" w:cs="Georgia" w:eastAsia="Georgia" w:hAnsi="Georgia"/>
-          <w:b/>
-          <w:bCs/>
-          <w:i/>
-          <w:iCs/>
-          <w:color w:val="2F5D8A"/>
-          <w:sz w:val="19"/>
-          <w:szCs w:val="19"/>
-        </w:rPr>
-        <w:t xml:space="preserve">Signal phrase — </w:t>
-      </w:r>
-      <w:r>
-        <w:rPr>
-          <w:rFonts w:ascii="Georgia" w:cs="Georgia" w:eastAsia="Georgia" w:hAnsi="Georgia"/>
-          <w:i/>
-          <w:iCs/>
-          <w:color w:val="55606E"/>
-          <w:sz w:val="19"/>
-          <w:szCs w:val="19"/>
-        </w:rPr>
-        <w:t xml:space="preserve">Follow-up: “Do the industrial cases transfer differently from the software ones?”</w:t>
-      </w:r>
-    </w:p>
-    <w:p>
-      <w:pPr>
-        <w:spacing w:after="60" w:before="150" w:line="264"/>
-      </w:pPr>
-      <w:r>
-        <w:rPr>
-          <w:rFonts w:ascii="Calibri" w:cs="Calibri" w:eastAsia="Calibri" w:hAnsi="Calibri"/>
-          <w:b/>
-          <w:bCs/>
-          <w:color w:val="1F2A44"/>
-          <w:sz w:val="21"/>
-          <w:szCs w:val="21"/>
-        </w:rPr>
-        <w:t xml:space="preserve">Q5. ‘Proof over Promise’ found the winners integrate AI into core strategy rather than running it as a side lab. In your cohorts, is that a leadership trait, an operating-model trait, or a data-foundations trait — what’s the real differentiator?</w:t>
-      </w:r>
-    </w:p>
-    <w:p>
-      <w:pPr>
-        <w:spacing w:after="100" w:line="272"/>
-        <w:jc w:val="both"/>
-      </w:pPr>
-      <w:r>
-        <w:rPr>
-          <w:rFonts w:ascii="Georgia" w:cs="Georgia" w:eastAsia="Georgia" w:hAnsi="Georgia"/>
-          <w:b/>
-          <w:bCs/>
-          <w:color w:val="1A1A1A"/>
-          <w:sz w:val="21"/>
-          <w:szCs w:val="21"/>
-        </w:rPr>
-        <w:t xml:space="preserve">Why it lands:</w:t>
-      </w:r>
-      <w:r>
-        <w:rPr>
-          <w:rFonts w:ascii="Georgia" w:cs="Georgia" w:eastAsia="Georgia" w:hAnsi="Georgia"/>
-          <w:color w:val="1A1A1A"/>
-          <w:sz w:val="21"/>
-          <w:szCs w:val="21"/>
-        </w:rPr>
-        <w:t xml:space="preserve"> it quotes her actual report and pushes past the headline to the causal mechanism.</w:t>
-      </w:r>
-    </w:p>
-    <w:p>
-      <w:pPr>
-        <w:spacing w:after="100" w:line="272"/>
-        <w:jc w:val="both"/>
-      </w:pPr>
-      <w:r>
-        <w:rPr>
-          <w:rFonts w:ascii="Georgia" w:cs="Georgia" w:eastAsia="Georgia" w:hAnsi="Georgia"/>
-          <w:b/>
-          <w:bCs/>
-          <w:color w:val="1A1A1A"/>
-          <w:sz w:val="21"/>
-          <w:szCs w:val="21"/>
-        </w:rPr>
-        <w:t xml:space="preserve">Signals:</w:t>
-      </w:r>
-      <w:r>
-        <w:rPr>
-          <w:rFonts w:ascii="Georgia" w:cs="Georgia" w:eastAsia="Georgia" w:hAnsi="Georgia"/>
-          <w:color w:val="1A1A1A"/>
-          <w:sz w:val="21"/>
-          <w:szCs w:val="21"/>
-        </w:rPr>
-        <w:t xml:space="preserve"> you read the primary source, and you’re looking for root causes, not talking points.</w:t>
-      </w:r>
-    </w:p>
-    <w:p>
-      <w:pPr>
-        <w:spacing w:after="130" w:line="262"/>
-      </w:pPr>
-      <w:r>
-        <w:rPr>
-          <w:rFonts w:ascii="Georgia" w:cs="Georgia" w:eastAsia="Georgia" w:hAnsi="Georgia"/>
-          <w:b/>
-          <w:bCs/>
-          <w:i/>
-          <w:iCs/>
-          <w:color w:val="2F5D8A"/>
-          <w:sz w:val="19"/>
-          <w:szCs w:val="19"/>
-        </w:rPr>
-        <w:t xml:space="preserve">Signal phrase — </w:t>
-      </w:r>
-      <w:r>
-        <w:rPr>
-          <w:rFonts w:ascii="Georgia" w:cs="Georgia" w:eastAsia="Georgia" w:hAnsi="Georgia"/>
-          <w:i/>
-          <w:iCs/>
-          <w:color w:val="55606E"/>
-          <w:sz w:val="19"/>
-          <w:szCs w:val="19"/>
-        </w:rPr>
-        <w:t xml:space="preserve">Follow-up: “Have you seen anyone retrofit that integration successfully, or does it have to be built in from the top?”</w:t>
-      </w:r>
-    </w:p>
-    <w:p>
-      <w:pPr>
-        <w:spacing w:after="60" w:before="150" w:line="264"/>
-      </w:pPr>
-      <w:r>
-        <w:rPr>
-          <w:rFonts w:ascii="Calibri" w:cs="Calibri" w:eastAsia="Calibri" w:hAnsi="Calibri"/>
-          <w:b/>
-          <w:bCs/>
-          <w:color w:val="1F2A44"/>
-          <w:sz w:val="21"/>
-          <w:szCs w:val="21"/>
-        </w:rPr>
-        <w:t xml:space="preserve">Q6. Energy and heavy industry are harder to showcase than software — longer cycles, physical constraints, higher stakes. Does MINDS see enough from those sectors, and what would it take to surface more of it?</w:t>
-      </w:r>
-    </w:p>
-    <w:p>
-      <w:pPr>
-        <w:spacing w:after="100" w:line="272"/>
-        <w:jc w:val="both"/>
-      </w:pPr>
-      <w:r>
-        <w:rPr>
-          <w:rFonts w:ascii="Georgia" w:cs="Georgia" w:eastAsia="Georgia" w:hAnsi="Georgia"/>
-          <w:b/>
-          <w:bCs/>
-          <w:color w:val="1A1A1A"/>
-          <w:sz w:val="21"/>
-          <w:szCs w:val="21"/>
-        </w:rPr>
-        <w:t xml:space="preserve">Why it lands:</w:t>
-      </w:r>
-      <w:r>
-        <w:rPr>
-          <w:rFonts w:ascii="Georgia" w:cs="Georgia" w:eastAsia="Georgia" w:hAnsi="Georgia"/>
-          <w:color w:val="1A1A1A"/>
-          <w:sz w:val="21"/>
-          <w:szCs w:val="21"/>
-        </w:rPr>
-        <w:t xml:space="preserve"> it opens the door to </w:t>
-      </w:r>
-      <w:r>
-        <w:rPr>
-          <w:rFonts w:ascii="Georgia" w:cs="Georgia" w:eastAsia="Georgia" w:hAnsi="Georgia"/>
-          <w:i/>
-          <w:iCs/>
-          <w:color w:val="1A1A1A"/>
-          <w:sz w:val="21"/>
-          <w:szCs w:val="21"/>
-        </w:rPr>
-        <w:t xml:space="preserve">your</w:t>
-      </w:r>
-      <w:r>
-        <w:rPr>
-          <w:rFonts w:ascii="Georgia" w:cs="Georgia" w:eastAsia="Georgia" w:hAnsi="Georgia"/>
-          <w:color w:val="1A1A1A"/>
-          <w:sz w:val="21"/>
-          <w:szCs w:val="21"/>
-        </w:rPr>
-        <w:t xml:space="preserve"> territory (§5) through a genuine gap in the programme, not a self-promotion.</w:t>
-      </w:r>
-    </w:p>
-    <w:p>
-      <w:pPr>
-        <w:spacing w:after="100" w:line="272"/>
-        <w:jc w:val="both"/>
-      </w:pPr>
-      <w:r>
-        <w:rPr>
-          <w:rFonts w:ascii="Georgia" w:cs="Georgia" w:eastAsia="Georgia" w:hAnsi="Georgia"/>
-          <w:b/>
-          <w:bCs/>
-          <w:color w:val="1A1A1A"/>
-          <w:sz w:val="21"/>
-          <w:szCs w:val="21"/>
-        </w:rPr>
-        <w:t xml:space="preserve">Signals:</w:t>
-      </w:r>
-      <w:r>
-        <w:rPr>
-          <w:rFonts w:ascii="Georgia" w:cs="Georgia" w:eastAsia="Georgia" w:hAnsi="Georgia"/>
-          <w:color w:val="1A1A1A"/>
-          <w:sz w:val="21"/>
-          <w:szCs w:val="21"/>
-        </w:rPr>
-        <w:t xml:space="preserve"> you come from the harder, physical end of AI adoption — and you’re already thinking about how to help the programme reach it.</w:t>
-      </w:r>
-    </w:p>
-    <w:p>
-      <w:pPr>
-        <w:spacing w:after="130" w:line="262"/>
-      </w:pPr>
-      <w:r>
-        <w:rPr>
-          <w:rFonts w:ascii="Georgia" w:cs="Georgia" w:eastAsia="Georgia" w:hAnsi="Georgia"/>
-          <w:b/>
-          <w:bCs/>
-          <w:i/>
-          <w:iCs/>
-          <w:color w:val="2F5D8A"/>
-          <w:sz w:val="19"/>
-          <w:szCs w:val="19"/>
-        </w:rPr>
-        <w:t xml:space="preserve">Signal phrase — </w:t>
-      </w:r>
-      <w:r>
-        <w:rPr>
-          <w:rFonts w:ascii="Georgia" w:cs="Georgia" w:eastAsia="Georgia" w:hAnsi="Georgia"/>
-          <w:i/>
-          <w:iCs/>
-          <w:color w:val="55606E"/>
-          <w:sz w:val="19"/>
-          <w:szCs w:val="19"/>
-        </w:rPr>
-        <w:t xml:space="preserve">Follow-up: “Where I come from, the win is often invisible — a few points of yield or uptime. Does that kind of impact register the way a flashy demo does?”</w:t>
-      </w:r>
-    </w:p>
-    <w:p>
-      <w:pPr>
-        <w:pStyle w:val="Heading2"/>
-        <w:spacing w:after="100" w:before="220"/>
-      </w:pPr>
-      <w:r>
-        <w:rPr>
-          <w:rFonts w:ascii="Calibri" w:cs="Calibri" w:eastAsia="Calibri" w:hAnsi="Calibri"/>
-          <w:b/>
-          <w:bCs/>
-          <w:color w:val="2F5D8A"/>
-          <w:sz w:val="25"/>
-          <w:szCs w:val="25"/>
-        </w:rPr>
-        <w:t xml:space="preserve">7.C The AI-First Operating System</w:t>
-      </w:r>
-    </w:p>
-    <w:p>
-      <w:pPr>
-        <w:spacing w:after="60" w:before="150" w:line="264"/>
-      </w:pPr>
-      <w:r>
-        <w:rPr>
-          <w:rFonts w:ascii="Calibri" w:cs="Calibri" w:eastAsia="Calibri" w:hAnsi="Calibri"/>
-          <w:b/>
-          <w:bCs/>
-          <w:color w:val="1F2A44"/>
-          <w:sz w:val="21"/>
-          <w:szCs w:val="21"/>
-        </w:rPr>
-        <w:t xml:space="preserve">Q7. The blueprint’s sharpest claim is that the adoption gap is a systems-design failure, not a technology one. In practice, which of the five building blocks do organisations most consistently underestimate — my bet is operations redesign?</w:t>
-      </w:r>
-    </w:p>
-    <w:p>
-      <w:pPr>
-        <w:spacing w:after="100" w:line="272"/>
-        <w:jc w:val="both"/>
-      </w:pPr>
-      <w:r>
-        <w:rPr>
-          <w:rFonts w:ascii="Georgia" w:cs="Georgia" w:eastAsia="Georgia" w:hAnsi="Georgia"/>
-          <w:b/>
-          <w:bCs/>
-          <w:color w:val="1A1A1A"/>
-          <w:sz w:val="21"/>
-          <w:szCs w:val="21"/>
-        </w:rPr>
-        <w:t xml:space="preserve">Why it lands:</w:t>
-      </w:r>
-      <w:r>
-        <w:rPr>
-          <w:rFonts w:ascii="Georgia" w:cs="Georgia" w:eastAsia="Georgia" w:hAnsi="Georgia"/>
-          <w:color w:val="1A1A1A"/>
-          <w:sz w:val="21"/>
-          <w:szCs w:val="21"/>
-        </w:rPr>
-        <w:t xml:space="preserve"> it engages the central thesis and the five-block framework precisely, then offers your own hypothesis to react to.</w:t>
-      </w:r>
-    </w:p>
-    <w:p>
-      <w:pPr>
-        <w:spacing w:after="100" w:line="272"/>
-        <w:jc w:val="both"/>
-      </w:pPr>
-      <w:r>
-        <w:rPr>
-          <w:rFonts w:ascii="Georgia" w:cs="Georgia" w:eastAsia="Georgia" w:hAnsi="Georgia"/>
-          <w:b/>
-          <w:bCs/>
-          <w:color w:val="1A1A1A"/>
-          <w:sz w:val="21"/>
-          <w:szCs w:val="21"/>
-        </w:rPr>
-        <w:t xml:space="preserve">Signals:</w:t>
-      </w:r>
-      <w:r>
-        <w:rPr>
-          <w:rFonts w:ascii="Georgia" w:cs="Georgia" w:eastAsia="Georgia" w:hAnsi="Georgia"/>
-          <w:color w:val="1A1A1A"/>
-          <w:sz w:val="21"/>
-          <w:szCs w:val="21"/>
-        </w:rPr>
-        <w:t xml:space="preserve"> command of her framework, plus the confidence to hold a view — and an operating-model instinct, not a tech one.</w:t>
-      </w:r>
-    </w:p>
-    <w:p>
-      <w:pPr>
-        <w:spacing w:after="130" w:line="262"/>
-      </w:pPr>
-      <w:r>
-        <w:rPr>
-          <w:rFonts w:ascii="Georgia" w:cs="Georgia" w:eastAsia="Georgia" w:hAnsi="Georgia"/>
-          <w:b/>
-          <w:bCs/>
-          <w:i/>
-          <w:iCs/>
-          <w:color w:val="2F5D8A"/>
-          <w:sz w:val="19"/>
-          <w:szCs w:val="19"/>
-        </w:rPr>
-        <w:t xml:space="preserve">Signal phrase — </w:t>
-      </w:r>
-      <w:r>
-        <w:rPr>
-          <w:rFonts w:ascii="Georgia" w:cs="Georgia" w:eastAsia="Georgia" w:hAnsi="Georgia"/>
-          <w:i/>
-          <w:iCs/>
-          <w:color w:val="55606E"/>
-          <w:sz w:val="19"/>
-          <w:szCs w:val="19"/>
-        </w:rPr>
-        <w:t xml:space="preserve">Follow-up: “Because redesigning workflows means redrawing roles and incentives — which is change management people avoid by buying tools instead.”</w:t>
-      </w:r>
-    </w:p>
-    <w:p>
-      <w:pPr>
-        <w:spacing w:after="60" w:before="150" w:line="264"/>
-      </w:pPr>
-      <w:r>
-        <w:rPr>
-          <w:rFonts w:ascii="Calibri" w:cs="Calibri" w:eastAsia="Calibri" w:hAnsi="Calibri"/>
-          <w:b/>
-          <w:bCs/>
-          <w:color w:val="1F2A44"/>
-          <w:sz w:val="21"/>
-          <w:szCs w:val="21"/>
-        </w:rPr>
-        <w:t xml:space="preserve">Q8. You frame intelligence as capital — allocate it to the highest-leverage workflows. How do leaders actually make that allocation call when every function is asking for AI at once?</w:t>
-      </w:r>
-    </w:p>
-    <w:p>
-      <w:pPr>
-        <w:spacing w:after="100" w:line="272"/>
-        <w:jc w:val="both"/>
-      </w:pPr>
-      <w:r>
-        <w:rPr>
-          <w:rFonts w:ascii="Georgia" w:cs="Georgia" w:eastAsia="Georgia" w:hAnsi="Georgia"/>
-          <w:b/>
-          <w:bCs/>
-          <w:color w:val="1A1A1A"/>
-          <w:sz w:val="21"/>
-          <w:szCs w:val="21"/>
-        </w:rPr>
-        <w:t xml:space="preserve">Why it lands:</w:t>
-      </w:r>
-      <w:r>
-        <w:rPr>
-          <w:rFonts w:ascii="Georgia" w:cs="Georgia" w:eastAsia="Georgia" w:hAnsi="Georgia"/>
-          <w:color w:val="1A1A1A"/>
-          <w:sz w:val="21"/>
-          <w:szCs w:val="21"/>
-        </w:rPr>
-        <w:t xml:space="preserve"> it takes her most memorable metaphor and pushes it to the hard operational question of prioritisation.</w:t>
-      </w:r>
-    </w:p>
-    <w:p>
-      <w:pPr>
-        <w:spacing w:after="100" w:line="272"/>
-        <w:jc w:val="both"/>
-      </w:pPr>
-      <w:r>
-        <w:rPr>
-          <w:rFonts w:ascii="Georgia" w:cs="Georgia" w:eastAsia="Georgia" w:hAnsi="Georgia"/>
-          <w:b/>
-          <w:bCs/>
-          <w:color w:val="1A1A1A"/>
-          <w:sz w:val="21"/>
-          <w:szCs w:val="21"/>
-        </w:rPr>
-        <w:t xml:space="preserve">Signals:</w:t>
-      </w:r>
-      <w:r>
-        <w:rPr>
-          <w:rFonts w:ascii="Georgia" w:cs="Georgia" w:eastAsia="Georgia" w:hAnsi="Georgia"/>
-          <w:color w:val="1A1A1A"/>
-          <w:sz w:val="21"/>
-          <w:szCs w:val="21"/>
-        </w:rPr>
-        <w:t xml:space="preserve"> you think like an operator who has had to allocate scarce resources under pressure, not a theorist.</w:t>
-      </w:r>
-    </w:p>
-    <w:p>
-      <w:pPr>
-        <w:spacing w:after="130" w:line="262"/>
-      </w:pPr>
-      <w:r>
-        <w:rPr>
-          <w:rFonts w:ascii="Georgia" w:cs="Georgia" w:eastAsia="Georgia" w:hAnsi="Georgia"/>
-          <w:b/>
-          <w:bCs/>
-          <w:i/>
-          <w:iCs/>
-          <w:color w:val="2F5D8A"/>
-          <w:sz w:val="19"/>
-          <w:szCs w:val="19"/>
-        </w:rPr>
-        <w:t xml:space="preserve">Signal phrase — </w:t>
-      </w:r>
-      <w:r>
-        <w:rPr>
-          <w:rFonts w:ascii="Georgia" w:cs="Georgia" w:eastAsia="Georgia" w:hAnsi="Georgia"/>
-          <w:i/>
-          <w:iCs/>
-          <w:color w:val="55606E"/>
-          <w:sz w:val="19"/>
-          <w:szCs w:val="19"/>
-        </w:rPr>
-        <w:t xml:space="preserve">Follow-up: “Is there a portfolio logic to it — a few big bets versus many small ones?”</w:t>
-      </w:r>
-    </w:p>
-    <w:p>
-      <w:pPr>
-        <w:spacing w:after="60" w:before="150" w:line="264"/>
-      </w:pPr>
-      <w:r>
-        <w:rPr>
-          <w:rFonts w:ascii="Calibri" w:cs="Calibri" w:eastAsia="Calibri" w:hAnsi="Calibri"/>
-          <w:b/>
-          <w:bCs/>
-          <w:color w:val="1F2A44"/>
-          <w:sz w:val="21"/>
-          <w:szCs w:val="21"/>
-        </w:rPr>
-        <w:t xml:space="preserve">Q9. The title pairs operating-model and business-model innovation, but most firms stop at efficiency and never reach new value creation. What separates the ones that make that leap to genuinely new business models?</w:t>
-      </w:r>
-    </w:p>
-    <w:p>
-      <w:pPr>
-        <w:spacing w:after="100" w:line="272"/>
-        <w:jc w:val="both"/>
-      </w:pPr>
-      <w:r>
-        <w:rPr>
-          <w:rFonts w:ascii="Georgia" w:cs="Georgia" w:eastAsia="Georgia" w:hAnsi="Georgia"/>
-          <w:b/>
-          <w:bCs/>
-          <w:color w:val="1A1A1A"/>
-          <w:sz w:val="21"/>
-          <w:szCs w:val="21"/>
-        </w:rPr>
-        <w:t xml:space="preserve">Why it lands:</w:t>
-      </w:r>
-      <w:r>
-        <w:rPr>
-          <w:rFonts w:ascii="Georgia" w:cs="Georgia" w:eastAsia="Georgia" w:hAnsi="Georgia"/>
-          <w:color w:val="1A1A1A"/>
-          <w:sz w:val="21"/>
-          <w:szCs w:val="21"/>
-        </w:rPr>
-        <w:t xml:space="preserve"> it distinguishes the two halves of her title — a nuance most readers miss — and targets the more ambitious one.</w:t>
-      </w:r>
-    </w:p>
-    <w:p>
-      <w:pPr>
-        <w:spacing w:after="100" w:line="272"/>
-        <w:jc w:val="both"/>
-      </w:pPr>
-      <w:r>
-        <w:rPr>
-          <w:rFonts w:ascii="Georgia" w:cs="Georgia" w:eastAsia="Georgia" w:hAnsi="Georgia"/>
-          <w:b/>
-          <w:bCs/>
-          <w:color w:val="1A1A1A"/>
-          <w:sz w:val="21"/>
-          <w:szCs w:val="21"/>
-        </w:rPr>
-        <w:t xml:space="preserve">Signals:</w:t>
-      </w:r>
-      <w:r>
-        <w:rPr>
-          <w:rFonts w:ascii="Georgia" w:cs="Georgia" w:eastAsia="Georgia" w:hAnsi="Georgia"/>
-          <w:color w:val="1A1A1A"/>
-          <w:sz w:val="21"/>
-          <w:szCs w:val="21"/>
-        </w:rPr>
-        <w:t xml:space="preserve"> you see AI as a value-creation and strategy question, not just a cost-cutting one.</w:t>
-      </w:r>
-    </w:p>
-    <w:p>
-      <w:pPr>
-        <w:spacing w:after="130" w:line="262"/>
-      </w:pPr>
-      <w:r>
-        <w:rPr>
-          <w:rFonts w:ascii="Georgia" w:cs="Georgia" w:eastAsia="Georgia" w:hAnsi="Georgia"/>
-          <w:b/>
-          <w:bCs/>
-          <w:i/>
-          <w:iCs/>
-          <w:color w:val="2F5D8A"/>
-          <w:sz w:val="19"/>
-          <w:szCs w:val="19"/>
-        </w:rPr>
-        <w:t xml:space="preserve">Signal phrase — </w:t>
-      </w:r>
-      <w:r>
-        <w:rPr>
-          <w:rFonts w:ascii="Georgia" w:cs="Georgia" w:eastAsia="Georgia" w:hAnsi="Georgia"/>
-          <w:i/>
-          <w:iCs/>
-          <w:color w:val="55606E"/>
-          <w:sz w:val="19"/>
-          <w:szCs w:val="19"/>
-        </w:rPr>
-        <w:t xml:space="preserve">Follow-up: “Does new value creation usually come from the data exhaust, or from redesigning the customer offer itself?”</w:t>
-      </w:r>
-    </w:p>
-    <w:p>
-      <w:pPr>
-        <w:pStyle w:val="Heading2"/>
-        <w:spacing w:after="100" w:before="220"/>
-      </w:pPr>
-      <w:r>
-        <w:rPr>
-          <w:rFonts w:ascii="Calibri" w:cs="Calibri" w:eastAsia="Calibri" w:hAnsi="Calibri"/>
-          <w:b/>
-          <w:bCs/>
-          <w:color w:val="2F5D8A"/>
-          <w:sz w:val="25"/>
-          <w:szCs w:val="25"/>
-        </w:rPr>
-        <w:t xml:space="preserve">7.D Energy, industry and the real economy (your turf)</w:t>
-      </w:r>
-    </w:p>
-    <w:p>
-      <w:pPr>
-        <w:spacing w:after="60" w:before="150" w:line="264"/>
-      </w:pPr>
-      <w:r>
-        <w:rPr>
-          <w:rFonts w:ascii="Calibri" w:cs="Calibri" w:eastAsia="Calibri" w:hAnsi="Calibri"/>
-          <w:b/>
-          <w:bCs/>
-          <w:color w:val="1F2A44"/>
-          <w:sz w:val="21"/>
-          <w:szCs w:val="21"/>
-        </w:rPr>
-        <w:t xml:space="preserve">Q10. You’ve written about AI’s energy dilemma — the demand side and the optimisation side. Do you think AI nets positive for the energy system this decade, and is that a technology question or a market-design one?</w:t>
-      </w:r>
-    </w:p>
-    <w:p>
-      <w:pPr>
-        <w:spacing w:after="100" w:line="272"/>
-        <w:jc w:val="both"/>
-      </w:pPr>
-      <w:r>
-        <w:rPr>
-          <w:rFonts w:ascii="Georgia" w:cs="Georgia" w:eastAsia="Georgia" w:hAnsi="Georgia"/>
-          <w:b/>
-          <w:bCs/>
-          <w:color w:val="1A1A1A"/>
-          <w:sz w:val="21"/>
-          <w:szCs w:val="21"/>
-        </w:rPr>
-        <w:t xml:space="preserve">Why it lands:</w:t>
-      </w:r>
-      <w:r>
-        <w:rPr>
-          <w:rFonts w:ascii="Georgia" w:cs="Georgia" w:eastAsia="Georgia" w:hAnsi="Georgia"/>
-          <w:color w:val="1A1A1A"/>
-          <w:sz w:val="21"/>
-          <w:szCs w:val="21"/>
-        </w:rPr>
-        <w:t xml:space="preserve"> it engages her own authored work directly and frames it as a systems question, which is how she thinks.</w:t>
-      </w:r>
-    </w:p>
-    <w:p>
-      <w:pPr>
-        <w:spacing w:after="100" w:line="272"/>
-        <w:jc w:val="both"/>
-      </w:pPr>
-      <w:r>
-        <w:rPr>
-          <w:rFonts w:ascii="Georgia" w:cs="Georgia" w:eastAsia="Georgia" w:hAnsi="Georgia"/>
-          <w:b/>
-          <w:bCs/>
-          <w:color w:val="1A1A1A"/>
-          <w:sz w:val="21"/>
-          <w:szCs w:val="21"/>
-        </w:rPr>
-        <w:t xml:space="preserve">Signals:</w:t>
-      </w:r>
-      <w:r>
-        <w:rPr>
-          <w:rFonts w:ascii="Georgia" w:cs="Georgia" w:eastAsia="Georgia" w:hAnsi="Georgia"/>
-          <w:color w:val="1A1A1A"/>
-          <w:sz w:val="21"/>
-          <w:szCs w:val="21"/>
-        </w:rPr>
-        <w:t xml:space="preserve"> you share her energy-systems foundation and can hold a genuinely two-sided, quantitative debate.</w:t>
-      </w:r>
-    </w:p>
-    <w:p>
-      <w:pPr>
-        <w:spacing w:after="130" w:line="262"/>
-      </w:pPr>
-      <w:r>
-        <w:rPr>
-          <w:rFonts w:ascii="Georgia" w:cs="Georgia" w:eastAsia="Georgia" w:hAnsi="Georgia"/>
-          <w:b/>
-          <w:bCs/>
-          <w:i/>
-          <w:iCs/>
-          <w:color w:val="2F5D8A"/>
-          <w:sz w:val="19"/>
-          <w:szCs w:val="19"/>
-        </w:rPr>
-        <w:t xml:space="preserve">Signal phrase — </w:t>
-      </w:r>
-      <w:r>
-        <w:rPr>
-          <w:rFonts w:ascii="Georgia" w:cs="Georgia" w:eastAsia="Georgia" w:hAnsi="Georgia"/>
-          <w:i/>
-          <w:iCs/>
-          <w:color w:val="55606E"/>
-          <w:sz w:val="19"/>
-          <w:szCs w:val="19"/>
-        </w:rPr>
-        <w:t xml:space="preserve">Follow-up: “Because the savings are real but diffuse, and the load is concentrated and visible — which is exactly the kind of asymmetry markets handle badly.”</w:t>
-      </w:r>
-    </w:p>
-    <w:p>
-      <w:pPr>
-        <w:spacing w:after="60" w:before="150" w:line="264"/>
-      </w:pPr>
-      <w:r>
-        <w:rPr>
-          <w:rFonts w:ascii="Calibri" w:cs="Calibri" w:eastAsia="Calibri" w:hAnsi="Calibri"/>
-          <w:b/>
-          <w:bCs/>
-          <w:color w:val="1F2A44"/>
-          <w:sz w:val="21"/>
-          <w:szCs w:val="21"/>
-        </w:rPr>
-        <w:t xml:space="preserve">Q11. Industrial AI is where operations redesign is hardest and the impact is most physical. From your Advanced Manufacturing years to now, what’s actually changed about getting AI onto the factory or grid floor — and what stubbornly hasn’t?</w:t>
-      </w:r>
-    </w:p>
-    <w:p>
-      <w:pPr>
-        <w:spacing w:after="100" w:line="272"/>
-        <w:jc w:val="both"/>
-      </w:pPr>
-      <w:r>
-        <w:rPr>
-          <w:rFonts w:ascii="Georgia" w:cs="Georgia" w:eastAsia="Georgia" w:hAnsi="Georgia"/>
-          <w:b/>
-          <w:bCs/>
-          <w:color w:val="1A1A1A"/>
-          <w:sz w:val="21"/>
-          <w:szCs w:val="21"/>
-        </w:rPr>
-        <w:t xml:space="preserve">Why it lands:</w:t>
-      </w:r>
-      <w:r>
-        <w:rPr>
-          <w:rFonts w:ascii="Georgia" w:cs="Georgia" w:eastAsia="Georgia" w:hAnsi="Georgia"/>
-          <w:color w:val="1A1A1A"/>
-          <w:sz w:val="21"/>
-          <w:szCs w:val="21"/>
-        </w:rPr>
-        <w:t xml:space="preserve"> it honours her formative work and invites a then-versus-now reflection, which people enjoy giving.</w:t>
-      </w:r>
-    </w:p>
-    <w:p>
-      <w:pPr>
-        <w:spacing w:after="100" w:line="272"/>
-        <w:jc w:val="both"/>
-      </w:pPr>
-      <w:r>
-        <w:rPr>
-          <w:rFonts w:ascii="Georgia" w:cs="Georgia" w:eastAsia="Georgia" w:hAnsi="Georgia"/>
-          <w:b/>
-          <w:bCs/>
-          <w:color w:val="1A1A1A"/>
-          <w:sz w:val="21"/>
-          <w:szCs w:val="21"/>
-        </w:rPr>
-        <w:t xml:space="preserve">Signals:</w:t>
-      </w:r>
-      <w:r>
-        <w:rPr>
-          <w:rFonts w:ascii="Georgia" w:cs="Georgia" w:eastAsia="Georgia" w:hAnsi="Georgia"/>
-          <w:color w:val="1A1A1A"/>
-          <w:sz w:val="21"/>
-          <w:szCs w:val="21"/>
-        </w:rPr>
-        <w:t xml:space="preserve"> you know this terrain first-hand and you understand that industrial adoption has its own physics.</w:t>
-      </w:r>
-    </w:p>
-    <w:p>
-      <w:pPr>
-        <w:spacing w:after="130" w:line="262"/>
-      </w:pPr>
-      <w:r>
-        <w:rPr>
-          <w:rFonts w:ascii="Georgia" w:cs="Georgia" w:eastAsia="Georgia" w:hAnsi="Georgia"/>
-          <w:b/>
-          <w:bCs/>
-          <w:i/>
-          <w:iCs/>
-          <w:color w:val="2F5D8A"/>
-          <w:sz w:val="19"/>
-          <w:szCs w:val="19"/>
-        </w:rPr>
-        <w:t xml:space="preserve">Signal phrase — </w:t>
-      </w:r>
-      <w:r>
-        <w:rPr>
-          <w:rFonts w:ascii="Georgia" w:cs="Georgia" w:eastAsia="Georgia" w:hAnsi="Georgia"/>
-          <w:i/>
-          <w:iCs/>
-          <w:color w:val="55606E"/>
-          <w:sz w:val="19"/>
-          <w:szCs w:val="19"/>
-        </w:rPr>
-        <w:t xml:space="preserve">Follow-up: “Is agentic AI going to move faster in the back office than on the shop floor, or is that where the real prize is?”</w:t>
-      </w:r>
-    </w:p>
-    <w:p>
-      <w:pPr>
-        <w:pStyle w:val="Heading2"/>
-        <w:spacing w:after="100" w:before="220"/>
-      </w:pPr>
-      <w:r>
-        <w:rPr>
-          <w:rFonts w:ascii="Calibri" w:cs="Calibri" w:eastAsia="Calibri" w:hAnsi="Calibri"/>
-          <w:b/>
-          <w:bCs/>
-          <w:color w:val="2F5D8A"/>
-          <w:sz w:val="25"/>
-          <w:szCs w:val="25"/>
-        </w:rPr>
-        <w:t xml:space="preserve">7.E Where you could fit — the meta-questions</w:t>
-      </w:r>
-    </w:p>
-    <w:p>
-      <w:pPr>
-        <w:spacing w:after="140" w:line="276"/>
-        <w:jc w:val="both"/>
-      </w:pPr>
-      <w:r>
-        <w:rPr>
-          <w:rFonts w:ascii="Georgia" w:cs="Georgia" w:eastAsia="Georgia" w:hAnsi="Georgia"/>
-          <w:color w:val="1A1A1A"/>
-          <w:sz w:val="21"/>
-          <w:szCs w:val="21"/>
-        </w:rPr>
-        <w:t xml:space="preserve">Save these for the back third, once rapport is real. They convert interest into a concrete next step without an awkward ask.</w:t>
-      </w:r>
-    </w:p>
-    <w:p>
-      <w:pPr>
-        <w:spacing w:after="60" w:before="150" w:line="264"/>
-      </w:pPr>
-      <w:r>
-        <w:rPr>
-          <w:rFonts w:ascii="Calibri" w:cs="Calibri" w:eastAsia="Calibri" w:hAnsi="Calibri"/>
-          <w:b/>
-          <w:bCs/>
-          <w:color w:val="1F2A44"/>
-          <w:sz w:val="21"/>
-          <w:szCs w:val="21"/>
-        </w:rPr>
-        <w:t xml:space="preserve">Q12. If you were bringing someone into this work, where would they add the most value right now — is it generating the evidence, curating the ecosystem, or codifying the patterns into things others can use?</w:t>
-      </w:r>
-    </w:p>
-    <w:p>
-      <w:pPr>
-        <w:spacing w:after="100" w:line="272"/>
-        <w:jc w:val="both"/>
-      </w:pPr>
-      <w:r>
-        <w:rPr>
-          <w:rFonts w:ascii="Georgia" w:cs="Georgia" w:eastAsia="Georgia" w:hAnsi="Georgia"/>
-          <w:b/>
-          <w:bCs/>
-          <w:color w:val="1A1A1A"/>
-          <w:sz w:val="21"/>
-          <w:szCs w:val="21"/>
-        </w:rPr>
-        <w:t xml:space="preserve">Why it lands:</w:t>
-      </w:r>
-      <w:r>
-        <w:rPr>
-          <w:rFonts w:ascii="Georgia" w:cs="Georgia" w:eastAsia="Georgia" w:hAnsi="Georgia"/>
-          <w:color w:val="1A1A1A"/>
-          <w:sz w:val="21"/>
-          <w:szCs w:val="21"/>
-        </w:rPr>
-        <w:t xml:space="preserve"> it asks her to map the work into roles — surfacing where a person like you fits, in her words, not yours.</w:t>
-      </w:r>
-    </w:p>
-    <w:p>
-      <w:pPr>
-        <w:spacing w:after="100" w:line="272"/>
-        <w:jc w:val="both"/>
-      </w:pPr>
-      <w:r>
-        <w:rPr>
-          <w:rFonts w:ascii="Georgia" w:cs="Georgia" w:eastAsia="Georgia" w:hAnsi="Georgia"/>
-          <w:b/>
-          <w:bCs/>
-          <w:color w:val="1A1A1A"/>
-          <w:sz w:val="21"/>
-          <w:szCs w:val="21"/>
-        </w:rPr>
-        <w:t xml:space="preserve">Signals:</w:t>
-      </w:r>
-      <w:r>
-        <w:rPr>
-          <w:rFonts w:ascii="Georgia" w:cs="Georgia" w:eastAsia="Georgia" w:hAnsi="Georgia"/>
-          <w:color w:val="1A1A1A"/>
-          <w:sz w:val="21"/>
-          <w:szCs w:val="21"/>
-        </w:rPr>
-        <w:t xml:space="preserve"> you’re thinking concretely about contribution and you respect that she knows her needs better than you do.</w:t>
-      </w:r>
-    </w:p>
-    <w:p>
-      <w:pPr>
-        <w:spacing w:after="130" w:line="262"/>
-      </w:pPr>
-      <w:r>
-        <w:rPr>
-          <w:rFonts w:ascii="Georgia" w:cs="Georgia" w:eastAsia="Georgia" w:hAnsi="Georgia"/>
-          <w:b/>
-          <w:bCs/>
-          <w:i/>
-          <w:iCs/>
-          <w:color w:val="2F5D8A"/>
-          <w:sz w:val="19"/>
-          <w:szCs w:val="19"/>
-        </w:rPr>
-        <w:t xml:space="preserve">Signal phrase — </w:t>
-      </w:r>
-      <w:r>
-        <w:rPr>
-          <w:rFonts w:ascii="Georgia" w:cs="Georgia" w:eastAsia="Georgia" w:hAnsi="Georgia"/>
-          <w:i/>
-          <w:iCs/>
-          <w:color w:val="55606E"/>
-          <w:sz w:val="19"/>
-          <w:szCs w:val="19"/>
-        </w:rPr>
-        <w:t xml:space="preserve">Follow-up: “And is the constraint right now people, insight, or reach?”</w:t>
-      </w:r>
-    </w:p>
-    <w:p>
-      <w:pPr>
-        <w:spacing w:after="60" w:before="150" w:line="264"/>
-      </w:pPr>
-      <w:r>
-        <w:rPr>
-          <w:rFonts w:ascii="Calibri" w:cs="Calibri" w:eastAsia="Calibri" w:hAnsi="Calibri"/>
-          <w:b/>
-          <w:bCs/>
-          <w:color w:val="1F2A44"/>
-          <w:sz w:val="21"/>
-          <w:szCs w:val="21"/>
-        </w:rPr>
-        <w:t xml:space="preserve">Q13. Given where I sit — [your one-line background] — the place I think I could be most useful to this agenda is [your hypothesis]. Does that match a real gap, or am I seeing it wrong?</w:t>
-      </w:r>
-    </w:p>
-    <w:p>
-      <w:pPr>
-        <w:spacing w:after="100" w:line="272"/>
-        <w:jc w:val="both"/>
-      </w:pPr>
-      <w:r>
-        <w:rPr>
-          <w:rFonts w:ascii="Georgia" w:cs="Georgia" w:eastAsia="Georgia" w:hAnsi="Georgia"/>
-          <w:b/>
-          <w:bCs/>
-          <w:color w:val="1A1A1A"/>
-          <w:sz w:val="21"/>
-          <w:szCs w:val="21"/>
-        </w:rPr>
-        <w:t xml:space="preserve">Why it lands:</w:t>
-      </w:r>
-      <w:r>
-        <w:rPr>
-          <w:rFonts w:ascii="Georgia" w:cs="Georgia" w:eastAsia="Georgia" w:hAnsi="Georgia"/>
-          <w:color w:val="1A1A1A"/>
-          <w:sz w:val="21"/>
-          <w:szCs w:val="21"/>
-        </w:rPr>
-        <w:t xml:space="preserve"> it makes a specific, falsifiable offer and invites her to correct it — humble and concrete at once.</w:t>
-      </w:r>
-    </w:p>
-    <w:p>
-      <w:pPr>
-        <w:spacing w:after="100" w:line="272"/>
-        <w:jc w:val="both"/>
-      </w:pPr>
-      <w:r>
-        <w:rPr>
-          <w:rFonts w:ascii="Georgia" w:cs="Georgia" w:eastAsia="Georgia" w:hAnsi="Georgia"/>
-          <w:b/>
-          <w:bCs/>
-          <w:color w:val="1A1A1A"/>
-          <w:sz w:val="21"/>
-          <w:szCs w:val="21"/>
-        </w:rPr>
-        <w:t xml:space="preserve">Signals:</w:t>
-      </w:r>
-      <w:r>
-        <w:rPr>
-          <w:rFonts w:ascii="Georgia" w:cs="Georgia" w:eastAsia="Georgia" w:hAnsi="Georgia"/>
-          <w:color w:val="1A1A1A"/>
-          <w:sz w:val="21"/>
-          <w:szCs w:val="21"/>
-        </w:rPr>
-        <w:t xml:space="preserve"> you’ve done the work of connecting yourself to her agenda, and you’re secure enough to be told you’re wrong.</w:t>
-      </w:r>
-    </w:p>
-    <w:p>
-      <w:pPr>
-        <w:spacing w:after="130" w:line="262"/>
-      </w:pPr>
-      <w:r>
-        <w:rPr>
-          <w:rFonts w:ascii="Georgia" w:cs="Georgia" w:eastAsia="Georgia" w:hAnsi="Georgia"/>
-          <w:b/>
-          <w:bCs/>
-          <w:i/>
-          <w:iCs/>
-          <w:color w:val="2F5D8A"/>
-          <w:sz w:val="19"/>
-          <w:szCs w:val="19"/>
-        </w:rPr>
-        <w:t xml:space="preserve">Signal phrase — </w:t>
-      </w:r>
-      <w:r>
-        <w:rPr>
-          <w:rFonts w:ascii="Georgia" w:cs="Georgia" w:eastAsia="Georgia" w:hAnsi="Georgia"/>
-          <w:i/>
-          <w:iCs/>
-          <w:color w:val="55606E"/>
-          <w:sz w:val="19"/>
-          <w:szCs w:val="19"/>
-        </w:rPr>
-        <w:t xml:space="preserve">Follow-up: “What would you want to see from someone before you’d trust them with that?”</w:t>
-      </w:r>
-    </w:p>
-    <w:p>
-      <w:pPr>
-        <w:spacing w:after="60" w:before="150" w:line="264"/>
-      </w:pPr>
-      <w:r>
-        <w:rPr>
-          <w:rFonts w:ascii="Calibri" w:cs="Calibri" w:eastAsia="Calibri" w:hAnsi="Calibri"/>
-          <w:b/>
-          <w:bCs/>
-          <w:color w:val="1F2A44"/>
-          <w:sz w:val="21"/>
-          <w:szCs w:val="21"/>
-        </w:rPr>
-        <w:t xml:space="preserve">Q14. What’s the best way for me to be useful to you over the next few months, regardless of whether a formal role exists — a pattern from my sector, an intro, a sounding board on the industrial side?</w:t>
-      </w:r>
-    </w:p>
-    <w:p>
-      <w:pPr>
-        <w:spacing w:after="100" w:line="272"/>
-        <w:jc w:val="both"/>
-      </w:pPr>
-      <w:r>
-        <w:rPr>
-          <w:rFonts w:ascii="Georgia" w:cs="Georgia" w:eastAsia="Georgia" w:hAnsi="Georgia"/>
-          <w:b/>
-          <w:bCs/>
-          <w:color w:val="1A1A1A"/>
-          <w:sz w:val="21"/>
-          <w:szCs w:val="21"/>
-        </w:rPr>
-        <w:t xml:space="preserve">Why it lands:</w:t>
-      </w:r>
-      <w:r>
-        <w:rPr>
-          <w:rFonts w:ascii="Georgia" w:cs="Georgia" w:eastAsia="Georgia" w:hAnsi="Georgia"/>
-          <w:color w:val="1A1A1A"/>
-          <w:sz w:val="21"/>
-          <w:szCs w:val="21"/>
-        </w:rPr>
-        <w:t xml:space="preserve"> it gives before it takes and keeps the relationship alive past this single meeting.</w:t>
-      </w:r>
-    </w:p>
-    <w:p>
-      <w:pPr>
-        <w:spacing w:after="100" w:line="272"/>
-        <w:jc w:val="both"/>
-      </w:pPr>
-      <w:r>
-        <w:rPr>
-          <w:rFonts w:ascii="Georgia" w:cs="Georgia" w:eastAsia="Georgia" w:hAnsi="Georgia"/>
-          <w:b/>
-          <w:bCs/>
-          <w:color w:val="1A1A1A"/>
-          <w:sz w:val="21"/>
-          <w:szCs w:val="21"/>
-        </w:rPr>
-        <w:t xml:space="preserve">Signals:</w:t>
-      </w:r>
-      <w:r>
-        <w:rPr>
-          <w:rFonts w:ascii="Georgia" w:cs="Georgia" w:eastAsia="Georgia" w:hAnsi="Georgia"/>
-          <w:color w:val="1A1A1A"/>
-          <w:sz w:val="21"/>
-          <w:szCs w:val="21"/>
-        </w:rPr>
-        <w:t xml:space="preserve"> you play long games and add value without needing an immediate transaction — which is how you end up hired.</w:t>
-      </w:r>
-    </w:p>
-    <w:p>
-      <w:pPr>
-        <w:spacing w:after="130" w:line="262"/>
-      </w:pPr>
-      <w:r>
-        <w:rPr>
-          <w:rFonts w:ascii="Georgia" w:cs="Georgia" w:eastAsia="Georgia" w:hAnsi="Georgia"/>
-          <w:b/>
-          <w:bCs/>
-          <w:i/>
-          <w:iCs/>
-          <w:color w:val="2F5D8A"/>
-          <w:sz w:val="19"/>
-          <w:szCs w:val="19"/>
-        </w:rPr>
-        <w:t xml:space="preserve">Signal phrase — </w:t>
-      </w:r>
-      <w:r>
-        <w:rPr>
-          <w:rFonts w:ascii="Georgia" w:cs="Georgia" w:eastAsia="Georgia" w:hAnsi="Georgia"/>
-          <w:i/>
-          <w:iCs/>
-          <w:color w:val="55606E"/>
-          <w:sz w:val="19"/>
-          <w:szCs w:val="19"/>
-        </w:rPr>
-        <w:t xml:space="preserve">Follow-up: “I’ll follow up with [the specific thing] either way — it’s genuinely useful to think about.”</w:t>
+        <w:t xml:space="preserve">Utilities are the stress test.</w:t>
+      </w:r>
+      <w:r>
+        <w:rPr>
+          <w:rFonts w:ascii="Georgia" w:cs="Georgia" w:eastAsia="Georgia" w:hAnsi="Georgia"/>
+          <w:color w:val="1A1A1A"/>
+          <w:sz w:val="21"/>
+          <w:szCs w:val="21"/>
+        </w:rPr>
+        <w:t xml:space="preserve"> They are the archetype of hard AI adoption: regulated returns, safety-critical operations, legacy systems, public accountability — and now acute climate pressure. Whether AI actually gets deployed there is decided by </w:t>
+      </w:r>
+      <w:r>
+        <w:rPr>
+          <w:rFonts w:ascii="Georgia" w:cs="Georgia" w:eastAsia="Georgia" w:hAnsi="Georgia"/>
+          <w:b/>
+          <w:bCs/>
+          <w:color w:val="1A1A1A"/>
+          <w:sz w:val="21"/>
+          <w:szCs w:val="21"/>
+        </w:rPr>
+        <w:t xml:space="preserve">rate design, procurement rules, data governance and regulatory permission</w:t>
+      </w:r>
+      <w:r>
+        <w:rPr>
+          <w:rFonts w:ascii="Georgia" w:cs="Georgia" w:eastAsia="Georgia" w:hAnsi="Georgia"/>
+          <w:color w:val="1A1A1A"/>
+          <w:sz w:val="21"/>
+          <w:szCs w:val="21"/>
+        </w:rPr>
+        <w:t xml:space="preserve"> — your world, not the model’s.</w:t>
       </w:r>
     </w:p>
     <w:tbl>
@@ -7046,7 +5078,7 @@
                 <w:sz w:val="20"/>
                 <w:szCs w:val="20"/>
               </w:rPr>
-              <w:t xml:space="preserve">Three questions NOT to ask:</w:t>
+              <w:t xml:space="preserve">The energy dot to connect (a version of this):</w:t>
             </w:r>
             <w:r>
               <w:rPr>
@@ -7055,27 +5087,7 @@
                 <w:sz w:val="20"/>
                 <w:szCs w:val="20"/>
               </w:rPr>
-              <w:t xml:space="preserve"> (1) anything Google answers in ten seconds (“What is MINDS?”) — it signals you didn’t prepare; (2) “Are you hiring?” early — it collapses an exploratory conversation into a transactional one; (3) anything that makes her explain the Forum to you. Ask questions only </w:t>
-            </w:r>
-            <w:r>
-              <w:rPr>
-                <w:rFonts w:ascii="Georgia" w:cs="Georgia" w:eastAsia="Georgia" w:hAnsi="Georgia"/>
-                <w:i/>
-                <w:iCs/>
-                <w:color w:val="1F2A44"/>
-                <w:sz w:val="20"/>
-                <w:szCs w:val="20"/>
-              </w:rPr>
-              <w:t xml:space="preserve">she</w:t>
-            </w:r>
-            <w:r>
-              <w:rPr>
-                <w:rFonts w:ascii="Georgia" w:cs="Georgia" w:eastAsia="Georgia" w:hAnsi="Georgia"/>
-                <w:color w:val="1F2A44"/>
-                <w:sz w:val="20"/>
-                <w:szCs w:val="20"/>
-              </w:rPr>
-              <w:t xml:space="preserve"> can answer well.</w:t>
+              <w:t xml:space="preserve"> “In climate-resilient energy and utilities the same AI that strains the grid is also our best tool for grid resilience — and whether it nets positive this decade is a market-design and policy question, not a technology one. That’s the part of the dilemma I work on.” It mirrors her energy roots, her own article, and the AI-First thesis in a single move — and plants your flag.</w:t>
             </w:r>
           </w:p>
         </w:tc>
@@ -7085,6 +5097,190 @@
       <w:pPr>
         <w:spacing w:after="80"/>
       </w:pPr>
+    </w:p>
+    <w:p>
+      <w:pPr>
+        <w:pStyle w:val="Heading2"/>
+        <w:spacing w:after="100" w:before="220"/>
+      </w:pPr>
+      <w:r>
+        <w:rPr>
+          <w:rFonts w:ascii="Calibri" w:cs="Calibri" w:eastAsia="Calibri" w:hAnsi="Calibri"/>
+          <w:b/>
+          <w:bCs/>
+          <w:color w:val="2F5D8A"/>
+          <w:sz w:val="25"/>
+          <w:szCs w:val="25"/>
+        </w:rPr>
+        <w:t xml:space="preserve">5.3 AI × health (your second overlap, and a MINDS heartland)</w:t>
+      </w:r>
+    </w:p>
+    <w:p>
+      <w:pPr>
+        <w:spacing w:after="140" w:line="276"/>
+        <w:jc w:val="both"/>
+      </w:pPr>
+      <w:r>
+        <w:rPr>
+          <w:rFonts w:ascii="Georgia" w:cs="Georgia" w:eastAsia="Georgia" w:hAnsi="Georgia"/>
+          <w:color w:val="1A1A1A"/>
+          <w:sz w:val="21"/>
+          <w:szCs w:val="21"/>
+        </w:rPr>
+        <w:t xml:space="preserve">Health is a core MINDS sector — the flagship proof point is the </w:t>
+      </w:r>
+      <w:r>
+        <w:rPr>
+          <w:rFonts w:ascii="Georgia" w:cs="Georgia" w:eastAsia="Georgia" w:hAnsi="Georgia"/>
+          <w:b/>
+          <w:bCs/>
+          <w:color w:val="1A1A1A"/>
+          <w:sz w:val="21"/>
+          <w:szCs w:val="21"/>
+        </w:rPr>
+        <w:t xml:space="preserve">Saudi Ministry of Health</w:t>
+      </w:r>
+      <w:r>
+        <w:rPr>
+          <w:rFonts w:ascii="Georgia" w:cs="Georgia" w:eastAsia="Georgia" w:hAnsi="Georgia"/>
+          <w:color w:val="1A1A1A"/>
+          <w:sz w:val="21"/>
+          <w:szCs w:val="21"/>
+        </w:rPr>
+        <w:t xml:space="preserve"> diabetic-foot screening pilot (−90% clinician time, −80% cost). Health is regulated, public-interest and trust-sensitive, so adoption is gated by exactly the levers you know: </w:t>
+      </w:r>
+      <w:r>
+        <w:rPr>
+          <w:rFonts w:ascii="Georgia" w:cs="Georgia" w:eastAsia="Georgia" w:hAnsi="Georgia"/>
+          <w:b/>
+          <w:bCs/>
+          <w:color w:val="1A1A1A"/>
+          <w:sz w:val="21"/>
+          <w:szCs w:val="21"/>
+        </w:rPr>
+        <w:t xml:space="preserve">clinical validation, reimbursement, data protection, procurement, and equity of access.</w:t>
+      </w:r>
+      <w:r>
+        <w:rPr>
+          <w:rFonts w:ascii="Georgia" w:cs="Georgia" w:eastAsia="Georgia" w:hAnsi="Georgia"/>
+          <w:color w:val="1A1A1A"/>
+          <w:sz w:val="21"/>
+          <w:szCs w:val="21"/>
+        </w:rPr>
+        <w:t xml:space="preserve"> Your angle: you understand how AI actually reaches a patient in a real health system — where the enabling environment makes or breaks scale, and where a brilliant model that no regulator, payer or clinician trusts goes nowhere.</w:t>
+      </w:r>
+    </w:p>
+    <w:p>
+      <w:pPr>
+        <w:pStyle w:val="Heading2"/>
+        <w:spacing w:after="100" w:before="220"/>
+      </w:pPr>
+      <w:r>
+        <w:rPr>
+          <w:rFonts w:ascii="Calibri" w:cs="Calibri" w:eastAsia="Calibri" w:hAnsi="Calibri"/>
+          <w:b/>
+          <w:bCs/>
+          <w:color w:val="2F5D8A"/>
+          <w:sz w:val="25"/>
+          <w:szCs w:val="25"/>
+        </w:rPr>
+        <w:t xml:space="preserve">5.4 The synthesis to own</w:t>
+      </w:r>
+    </w:p>
+    <w:p>
+      <w:pPr>
+        <w:spacing w:after="140" w:line="276"/>
+        <w:jc w:val="both"/>
+      </w:pPr>
+      <w:r>
+        <w:rPr>
+          <w:rFonts w:ascii="Georgia" w:cs="Georgia" w:eastAsia="Georgia" w:hAnsi="Georgia"/>
+          <w:color w:val="1A1A1A"/>
+          <w:sz w:val="21"/>
+          <w:szCs w:val="21"/>
+        </w:rPr>
+        <w:t xml:space="preserve">Put the three together and you arrive at the position that is </w:t>
+      </w:r>
+      <w:r>
+        <w:rPr>
+          <w:rFonts w:ascii="Georgia" w:cs="Georgia" w:eastAsia="Georgia" w:hAnsi="Georgia"/>
+          <w:i/>
+          <w:iCs/>
+          <w:color w:val="1A1A1A"/>
+          <w:sz w:val="21"/>
+          <w:szCs w:val="21"/>
+        </w:rPr>
+        <w:t xml:space="preserve">distinctively yours</w:t>
+      </w:r>
+      <w:r>
+        <w:rPr>
+          <w:rFonts w:ascii="Georgia" w:cs="Georgia" w:eastAsia="Georgia" w:hAnsi="Georgia"/>
+          <w:color w:val="1A1A1A"/>
+          <w:sz w:val="21"/>
+          <w:szCs w:val="21"/>
+        </w:rPr>
+        <w:t xml:space="preserve">: </w:t>
+      </w:r>
+      <w:r>
+        <w:rPr>
+          <w:rFonts w:ascii="Georgia" w:cs="Georgia" w:eastAsia="Georgia" w:hAnsi="Georgia"/>
+          <w:b/>
+          <w:bCs/>
+          <w:color w:val="1A1A1A"/>
+          <w:sz w:val="21"/>
+          <w:szCs w:val="21"/>
+        </w:rPr>
+        <w:t xml:space="preserve">you work the policy and enabling-environment side of the exact sectors — climate-resilient energy, utilities, health — where Maria’s applied-AI work is hardest to land and matters most.</w:t>
+      </w:r>
+      <w:r>
+        <w:rPr>
+          <w:rFonts w:ascii="Georgia" w:cs="Georgia" w:eastAsia="Georgia" w:hAnsi="Georgia"/>
+          <w:color w:val="1A1A1A"/>
+          <w:sz w:val="21"/>
+          <w:szCs w:val="21"/>
+        </w:rPr>
+        <w:t xml:space="preserve"> You are not an AI specialist, and you should not pretend to be; the field has those. What is scarce is someone who can connect </w:t>
+      </w:r>
+      <w:r>
+        <w:rPr>
+          <w:rFonts w:ascii="Georgia" w:cs="Georgia" w:eastAsia="Georgia" w:hAnsi="Georgia"/>
+          <w:i/>
+          <w:iCs/>
+          <w:color w:val="1A1A1A"/>
+          <w:sz w:val="21"/>
+          <w:szCs w:val="21"/>
+        </w:rPr>
+        <w:t xml:space="preserve">her</w:t>
+      </w:r>
+      <w:r>
+        <w:rPr>
+          <w:rFonts w:ascii="Georgia" w:cs="Georgia" w:eastAsia="Georgia" w:hAnsi="Georgia"/>
+          <w:color w:val="1A1A1A"/>
+          <w:sz w:val="21"/>
+          <w:szCs w:val="21"/>
+        </w:rPr>
+        <w:t xml:space="preserve"> dots (MINDS proves it, the AI-First blueprint patterns it) to </w:t>
+      </w:r>
+      <w:r>
+        <w:rPr>
+          <w:rFonts w:ascii="Georgia" w:cs="Georgia" w:eastAsia="Georgia" w:hAnsi="Georgia"/>
+          <w:i/>
+          <w:iCs/>
+          <w:color w:val="1A1A1A"/>
+          <w:sz w:val="21"/>
+          <w:szCs w:val="21"/>
+        </w:rPr>
+        <w:t xml:space="preserve">the reality that both hit a wall in regulated, public-interest sectors without the policy scaffolding you bring.</w:t>
+      </w:r>
+      <w:r>
+        <w:rPr>
+          <w:rFonts w:ascii="Georgia" w:cs="Georgia" w:eastAsia="Georgia" w:hAnsi="Georgia"/>
+          <w:color w:val="1A1A1A"/>
+          <w:sz w:val="21"/>
+          <w:szCs w:val="21"/>
+        </w:rPr>
+        <w:t xml:space="preserve"> Be the translator between “AI that works in a demo” and “AI that is allowed, trusted and financed at scale” — and let §7’s questions and §8’s proof points carry it.</w:t>
+      </w:r>
     </w:p>
     <w:p>
       <w:r>
@@ -7108,7 +5304,7 @@
           <w:sz w:val="30"/>
           <w:szCs w:val="30"/>
         </w:rPr>
-        <w:t xml:space="preserve">8 · Positioning You</w:t>
+        <w:t xml:space="preserve">6 · The Enterprise-AI Reality — Speak the Current Debate</w:t>
       </w:r>
     </w:p>
     <w:p>
@@ -7124,7 +5320,1431 @@
           <w:sz w:val="22"/>
           <w:szCs w:val="22"/>
         </w:rPr>
-        <w:t xml:space="preserve">The questions open the door; your own story walks through it. This section is your narrative and your answers to the questions she will ask you. The bracketed placeholders are yours to fill — paste me your 4–6 line background and I will weave the specifics in.</w:t>
+        <w:t xml:space="preserve">To sound like a peer rather than a fan, you need command of the live debate about why enterprise AI mostly disappoints and what the leaders do differently. This is the conversational weather system you and Maria both operate inside.</w:t>
+      </w:r>
+    </w:p>
+    <w:p>
+      <w:pPr>
+        <w:pStyle w:val="Heading2"/>
+        <w:spacing w:after="100" w:before="220"/>
+      </w:pPr>
+      <w:r>
+        <w:rPr>
+          <w:rFonts w:ascii="Calibri" w:cs="Calibri" w:eastAsia="Calibri" w:hAnsi="Calibri"/>
+          <w:b/>
+          <w:bCs/>
+          <w:color w:val="2F5D8A"/>
+          <w:sz w:val="25"/>
+          <w:szCs w:val="25"/>
+        </w:rPr>
+        <w:t xml:space="preserve">6.1 The adoption paradox</w:t>
+      </w:r>
+    </w:p>
+    <w:p>
+      <w:pPr>
+        <w:spacing w:after="140" w:line="276"/>
+        <w:jc w:val="both"/>
+      </w:pPr>
+      <w:r>
+        <w:rPr>
+          <w:rFonts w:ascii="Georgia" w:cs="Georgia" w:eastAsia="Georgia" w:hAnsi="Georgia"/>
+          <w:color w:val="1A1A1A"/>
+          <w:sz w:val="21"/>
+          <w:szCs w:val="21"/>
+        </w:rPr>
+        <w:t xml:space="preserve">The defining fact of enterprise AI in 2025–26 is the gap between investment and impact: enormous spend (&gt;$250bn in 2025), modest transformation (~a quarter of firms report real impact). Independent research echoes it — most generative-AI pilots never reach production or measurable P&amp;L effect. The consensus explanation, and Maria’s, is not that the models are inadequate; it is that </w:t>
+      </w:r>
+      <w:r>
+        <w:rPr>
+          <w:rFonts w:ascii="Georgia" w:cs="Georgia" w:eastAsia="Georgia" w:hAnsi="Georgia"/>
+          <w:b/>
+          <w:bCs/>
+          <w:color w:val="1A1A1A"/>
+          <w:sz w:val="21"/>
+          <w:szCs w:val="21"/>
+        </w:rPr>
+        <w:t xml:space="preserve">organisations bolt AI onto legacy processes instead of redesigning around it.</w:t>
+      </w:r>
+      <w:r>
+        <w:rPr>
+          <w:rFonts w:ascii="Georgia" w:cs="Georgia" w:eastAsia="Georgia" w:hAnsi="Georgia"/>
+          <w:color w:val="1A1A1A"/>
+          <w:sz w:val="21"/>
+          <w:szCs w:val="21"/>
+        </w:rPr>
+        <w:t xml:space="preserve"> The bottleneck is organisational design, data foundations, and workflow — not model capability.</w:t>
+      </w:r>
+    </w:p>
+    <w:p>
+      <w:pPr>
+        <w:pStyle w:val="Heading2"/>
+        <w:spacing w:after="100" w:before="220"/>
+      </w:pPr>
+      <w:r>
+        <w:rPr>
+          <w:rFonts w:ascii="Calibri" w:cs="Calibri" w:eastAsia="Calibri" w:hAnsi="Calibri"/>
+          <w:b/>
+          <w:bCs/>
+          <w:color w:val="2F5D8A"/>
+          <w:sz w:val="25"/>
+          <w:szCs w:val="25"/>
+        </w:rPr>
+        <w:t xml:space="preserve">6.2 The pilot-to-production chasm</w:t>
+      </w:r>
+    </w:p>
+    <w:p>
+      <w:pPr>
+        <w:spacing w:after="140" w:line="276"/>
+        <w:jc w:val="both"/>
+      </w:pPr>
+      <w:r>
+        <w:rPr>
+          <w:rFonts w:ascii="Georgia" w:cs="Georgia" w:eastAsia="Georgia" w:hAnsi="Georgia"/>
+          <w:color w:val="1A1A1A"/>
+          <w:sz w:val="21"/>
+          <w:szCs w:val="21"/>
+        </w:rPr>
+        <w:t xml:space="preserve">The reasons pilots stall are worth naming precisely, because they are the problems Maria’s work is trying to solve:</w:t>
+      </w:r>
+    </w:p>
+    <w:p>
+      <w:pPr>
+        <w:pStyle w:val="ListParagraph"/>
+        <w:numPr>
+          <w:ilvl w:val="0"/>
+          <w:numId w:val="1"/>
+        </w:numPr>
+        <w:spacing w:after="70" w:line="268"/>
+      </w:pPr>
+      <w:r>
+        <w:rPr>
+          <w:rFonts w:ascii="Georgia" w:cs="Georgia" w:eastAsia="Georgia" w:hAnsi="Georgia"/>
+          <w:b/>
+          <w:bCs/>
+          <w:color w:val="1A1A1A"/>
+          <w:sz w:val="21"/>
+          <w:szCs w:val="21"/>
+        </w:rPr>
+        <w:t xml:space="preserve">No workflow redesign</w:t>
+      </w:r>
+      <w:r>
+        <w:rPr>
+          <w:rFonts w:ascii="Georgia" w:cs="Georgia" w:eastAsia="Georgia" w:hAnsi="Georgia"/>
+          <w:color w:val="1A1A1A"/>
+          <w:sz w:val="21"/>
+          <w:szCs w:val="21"/>
+        </w:rPr>
+        <w:t xml:space="preserve"> — the model is added to a process built for humans, so it delivers a demo, not an outcome.</w:t>
+      </w:r>
+    </w:p>
+    <w:p>
+      <w:pPr>
+        <w:pStyle w:val="ListParagraph"/>
+        <w:numPr>
+          <w:ilvl w:val="0"/>
+          <w:numId w:val="1"/>
+        </w:numPr>
+        <w:spacing w:after="70" w:line="268"/>
+      </w:pPr>
+      <w:r>
+        <w:rPr>
+          <w:rFonts w:ascii="Georgia" w:cs="Georgia" w:eastAsia="Georgia" w:hAnsi="Georgia"/>
+          <w:b/>
+          <w:bCs/>
+          <w:color w:val="1A1A1A"/>
+          <w:sz w:val="21"/>
+          <w:szCs w:val="21"/>
+        </w:rPr>
+        <w:t xml:space="preserve">Weak data and integration foundations</w:t>
+      </w:r>
+      <w:r>
+        <w:rPr>
+          <w:rFonts w:ascii="Georgia" w:cs="Georgia" w:eastAsia="Georgia" w:hAnsi="Georgia"/>
+          <w:color w:val="1A1A1A"/>
+          <w:sz w:val="21"/>
+          <w:szCs w:val="21"/>
+        </w:rPr>
+        <w:t xml:space="preserve"> — the intelligence engine has nothing reliable to connect into (building blocks 1–2).</w:t>
+      </w:r>
+    </w:p>
+    <w:p>
+      <w:pPr>
+        <w:pStyle w:val="ListParagraph"/>
+        <w:numPr>
+          <w:ilvl w:val="0"/>
+          <w:numId w:val="1"/>
+        </w:numPr>
+        <w:spacing w:after="70" w:line="268"/>
+      </w:pPr>
+      <w:r>
+        <w:rPr>
+          <w:rFonts w:ascii="Georgia" w:cs="Georgia" w:eastAsia="Georgia" w:hAnsi="Georgia"/>
+          <w:b/>
+          <w:bCs/>
+          <w:color w:val="1A1A1A"/>
+          <w:sz w:val="21"/>
+          <w:szCs w:val="21"/>
+        </w:rPr>
+        <w:t xml:space="preserve">No ownership or operating-model change</w:t>
+      </w:r>
+      <w:r>
+        <w:rPr>
+          <w:rFonts w:ascii="Georgia" w:cs="Georgia" w:eastAsia="Georgia" w:hAnsi="Georgia"/>
+          <w:color w:val="1A1A1A"/>
+          <w:sz w:val="21"/>
+          <w:szCs w:val="21"/>
+        </w:rPr>
+        <w:t xml:space="preserve"> — nobody re-drew roles, incentives or decision rights (building block 3–4).</w:t>
+      </w:r>
+    </w:p>
+    <w:p>
+      <w:pPr>
+        <w:pStyle w:val="ListParagraph"/>
+        <w:numPr>
+          <w:ilvl w:val="0"/>
+          <w:numId w:val="1"/>
+        </w:numPr>
+        <w:spacing w:after="70" w:line="268"/>
+      </w:pPr>
+      <w:r>
+        <w:rPr>
+          <w:rFonts w:ascii="Georgia" w:cs="Georgia" w:eastAsia="Georgia" w:hAnsi="Georgia"/>
+          <w:b/>
+          <w:bCs/>
+          <w:color w:val="1A1A1A"/>
+          <w:sz w:val="21"/>
+          <w:szCs w:val="21"/>
+        </w:rPr>
+        <w:t xml:space="preserve">Vanity metrics</w:t>
+      </w:r>
+      <w:r>
+        <w:rPr>
+          <w:rFonts w:ascii="Georgia" w:cs="Georgia" w:eastAsia="Georgia" w:hAnsi="Georgia"/>
+          <w:color w:val="1A1A1A"/>
+          <w:sz w:val="21"/>
+          <w:szCs w:val="21"/>
+        </w:rPr>
+        <w:t xml:space="preserve"> — success measured by launch and usage, not durable business outcomes (building block 5).</w:t>
+      </w:r>
+    </w:p>
+    <w:p>
+      <w:pPr>
+        <w:pStyle w:val="ListParagraph"/>
+        <w:numPr>
+          <w:ilvl w:val="0"/>
+          <w:numId w:val="1"/>
+        </w:numPr>
+        <w:spacing w:after="70" w:line="268"/>
+      </w:pPr>
+      <w:r>
+        <w:rPr>
+          <w:rFonts w:ascii="Georgia" w:cs="Georgia" w:eastAsia="Georgia" w:hAnsi="Georgia"/>
+          <w:b/>
+          <w:bCs/>
+          <w:color w:val="1A1A1A"/>
+          <w:sz w:val="21"/>
+          <w:szCs w:val="21"/>
+        </w:rPr>
+        <w:t xml:space="preserve">Trust and governance gaps</w:t>
+      </w:r>
+      <w:r>
+        <w:rPr>
+          <w:rFonts w:ascii="Georgia" w:cs="Georgia" w:eastAsia="Georgia" w:hAnsi="Georgia"/>
+          <w:color w:val="1A1A1A"/>
+          <w:sz w:val="21"/>
+          <w:szCs w:val="21"/>
+        </w:rPr>
+        <w:t xml:space="preserve"> — especially as agents act with less human oversight; adoption stalls where trust is missing.</w:t>
+      </w:r>
+    </w:p>
+    <w:p>
+      <w:pPr>
+        <w:pStyle w:val="Heading2"/>
+        <w:spacing w:after="100" w:before="220"/>
+      </w:pPr>
+      <w:r>
+        <w:rPr>
+          <w:rFonts w:ascii="Calibri" w:cs="Calibri" w:eastAsia="Calibri" w:hAnsi="Calibri"/>
+          <w:b/>
+          <w:bCs/>
+          <w:color w:val="2F5D8A"/>
+          <w:sz w:val="25"/>
+          <w:szCs w:val="25"/>
+        </w:rPr>
+        <w:t xml:space="preserve">6.3 The agentic shift</w:t>
+      </w:r>
+    </w:p>
+    <w:p>
+      <w:pPr>
+        <w:spacing w:after="140" w:line="276"/>
+        <w:jc w:val="both"/>
+      </w:pPr>
+      <w:r>
+        <w:rPr>
+          <w:rFonts w:ascii="Georgia" w:cs="Georgia" w:eastAsia="Georgia" w:hAnsi="Georgia"/>
+          <w:color w:val="1A1A1A"/>
+          <w:sz w:val="21"/>
+          <w:szCs w:val="21"/>
+        </w:rPr>
+        <w:t xml:space="preserve">The frontier is moving from generative AI (produces content) to </w:t>
+      </w:r>
+      <w:r>
+        <w:rPr>
+          <w:rFonts w:ascii="Georgia" w:cs="Georgia" w:eastAsia="Georgia" w:hAnsi="Georgia"/>
+          <w:b/>
+          <w:bCs/>
+          <w:color w:val="1A1A1A"/>
+          <w:sz w:val="21"/>
+          <w:szCs w:val="21"/>
+        </w:rPr>
+        <w:t xml:space="preserve">agentic AI</w:t>
+      </w:r>
+      <w:r>
+        <w:rPr>
+          <w:rFonts w:ascii="Georgia" w:cs="Georgia" w:eastAsia="Georgia" w:hAnsi="Georgia"/>
+          <w:color w:val="1A1A1A"/>
+          <w:sz w:val="21"/>
+          <w:szCs w:val="21"/>
+        </w:rPr>
+        <w:t xml:space="preserve"> (takes actions across systems). This raises the stakes on everything above: agents amplify value </w:t>
+      </w:r>
+      <w:r>
+        <w:rPr>
+          <w:rFonts w:ascii="Georgia" w:cs="Georgia" w:eastAsia="Georgia" w:hAnsi="Georgia"/>
+          <w:i/>
+          <w:iCs/>
+          <w:color w:val="1A1A1A"/>
+          <w:sz w:val="21"/>
+          <w:szCs w:val="21"/>
+        </w:rPr>
+        <w:t xml:space="preserve">and</w:t>
+      </w:r>
+      <w:r>
+        <w:rPr>
+          <w:rFonts w:ascii="Georgia" w:cs="Georgia" w:eastAsia="Georgia" w:hAnsi="Georgia"/>
+          <w:color w:val="1A1A1A"/>
+          <w:sz w:val="21"/>
+          <w:szCs w:val="21"/>
+        </w:rPr>
+        <w:t xml:space="preserve"> risk, so the questions of oversight, trust and operating-model redesign get sharper, not softer. The Forum’s framing — rebuild the enterprise for the age of agentic AI, with human oversight designed in — is where the applications agenda and the responsibility agenda converge. Being fluent here signals you are looking at where the field is going, not just where it has been.</w:t>
+      </w:r>
+    </w:p>
+    <w:p>
+      <w:pPr>
+        <w:pStyle w:val="Heading2"/>
+        <w:spacing w:after="100" w:before="220"/>
+      </w:pPr>
+      <w:r>
+        <w:rPr>
+          <w:rFonts w:ascii="Calibri" w:cs="Calibri" w:eastAsia="Calibri" w:hAnsi="Calibri"/>
+          <w:b/>
+          <w:bCs/>
+          <w:color w:val="2F5D8A"/>
+          <w:sz w:val="25"/>
+          <w:szCs w:val="25"/>
+        </w:rPr>
+        <w:t xml:space="preserve">6.4 How to use this in the room</w:t>
+      </w:r>
+    </w:p>
+    <w:p>
+      <w:pPr>
+        <w:spacing w:after="140" w:line="276"/>
+        <w:jc w:val="both"/>
+      </w:pPr>
+      <w:r>
+        <w:rPr>
+          <w:rFonts w:ascii="Georgia" w:cs="Georgia" w:eastAsia="Georgia" w:hAnsi="Georgia"/>
+          <w:color w:val="1A1A1A"/>
+          <w:sz w:val="21"/>
+          <w:szCs w:val="21"/>
+        </w:rPr>
+        <w:t xml:space="preserve">You do not need to lecture Maria on her own field. You need </w:t>
+      </w:r>
+      <w:r>
+        <w:rPr>
+          <w:rFonts w:ascii="Georgia" w:cs="Georgia" w:eastAsia="Georgia" w:hAnsi="Georgia"/>
+          <w:i/>
+          <w:iCs/>
+          <w:color w:val="1A1A1A"/>
+          <w:sz w:val="21"/>
+          <w:szCs w:val="21"/>
+        </w:rPr>
+        <w:t xml:space="preserve">two or three</w:t>
+      </w:r>
+      <w:r>
+        <w:rPr>
+          <w:rFonts w:ascii="Georgia" w:cs="Georgia" w:eastAsia="Georgia" w:hAnsi="Georgia"/>
+          <w:color w:val="1A1A1A"/>
+          <w:sz w:val="21"/>
+          <w:szCs w:val="21"/>
+        </w:rPr>
+        <w:t xml:space="preserve"> precise observations you can deploy when the moment comes — enough to show you see the system clearly. The register: diagnostic and non-hype. “The interesting failure mode isn’t bad models, it’s good models in unchanged workflows” is the kind of line that tells her you belong in the conversation. Keep §6 as your reservoir; draw on it, don’t recite it.</w:t>
+      </w:r>
+    </w:p>
+    <w:p>
+      <w:r>
+        <w:br w:type="page"/>
+      </w:r>
+    </w:p>
+    <w:p>
+      <w:pPr>
+        <w:pStyle w:val="Heading1"/>
+        <w:pBdr>
+          <w:bottom w:val="single" w:color="2F5D8A" w:sz="12" w:space="6"/>
+        </w:pBdr>
+        <w:spacing w:after="140" w:before="260"/>
+      </w:pPr>
+      <w:r>
+        <w:rPr>
+          <w:rFonts w:ascii="Calibri" w:cs="Calibri" w:eastAsia="Calibri" w:hAnsi="Calibri"/>
+          <w:b/>
+          <w:bCs/>
+          <w:color w:val="1F2A44"/>
+          <w:sz w:val="30"/>
+          <w:szCs w:val="30"/>
+        </w:rPr>
+        <w:t xml:space="preserve">7 · The Conversation — Comparing Notes, Not Interviewing Her</w:t>
+      </w:r>
+    </w:p>
+    <w:p>
+      <w:pPr>
+        <w:spacing w:after="200" w:line="288"/>
+      </w:pPr>
+      <w:r>
+        <w:rPr>
+          <w:rFonts w:ascii="Georgia" w:cs="Georgia" w:eastAsia="Georgia" w:hAnsi="Georgia"/>
+          <w:i/>
+          <w:iCs/>
+          <w:color w:val="55606E"/>
+          <w:sz w:val="22"/>
+          <w:szCs w:val="22"/>
+        </w:rPr>
+        <w:t xml:space="preserve">You are not auditioning and you are not interrogating her. You are comparing notes with someone who works the same problem — making AI real — from a different angle. The best openings here do three things at once: connect her work to yours, steer onto the ground where you are strong (energy, utilities, health), and give her something — a pattern, a lens — as much as they ask. That is how you shape the conversation without taking it over.</w:t>
+      </w:r>
+    </w:p>
+    <w:p>
+      <w:pPr>
+        <w:spacing w:after="140" w:line="276"/>
+        <w:jc w:val="both"/>
+      </w:pPr>
+      <w:r>
+        <w:rPr>
+          <w:rFonts w:ascii="Georgia" w:cs="Georgia" w:eastAsia="Georgia" w:hAnsi="Georgia"/>
+          <w:b/>
+          <w:bCs/>
+          <w:color w:val="1A1A1A"/>
+          <w:sz w:val="21"/>
+          <w:szCs w:val="21"/>
+        </w:rPr>
+        <w:t xml:space="preserve">How to use this section.</w:t>
+      </w:r>
+      <w:r>
+        <w:rPr>
+          <w:rFonts w:ascii="Georgia" w:cs="Georgia" w:eastAsia="Georgia" w:hAnsi="Georgia"/>
+          <w:color w:val="1A1A1A"/>
+          <w:sz w:val="21"/>
+          <w:szCs w:val="21"/>
+        </w:rPr>
+        <w:t xml:space="preserve"> These are not a checklist to fire through. Pick five or six, open with the shared observation, then let her run — an exploratory conversation is won by the person who listens best and builds on what they hear. Each entry gives the opener, why it works, what it quietly signals, and a natural way to take it further.</w:t>
+      </w:r>
+    </w:p>
+    <w:p>
+      <w:pPr>
+        <w:spacing w:after="140" w:line="276"/>
+        <w:jc w:val="both"/>
+      </w:pPr>
+      <w:r>
+        <w:rPr>
+          <w:rFonts w:ascii="Georgia" w:cs="Georgia" w:eastAsia="Georgia" w:hAnsi="Georgia"/>
+          <w:b/>
+          <w:bCs/>
+          <w:color w:val="1A1A1A"/>
+          <w:sz w:val="21"/>
+          <w:szCs w:val="21"/>
+        </w:rPr>
+        <w:t xml:space="preserve">The shape of a good opener here:</w:t>
+      </w:r>
+      <w:r>
+        <w:rPr>
+          <w:rFonts w:ascii="Georgia" w:cs="Georgia" w:eastAsia="Georgia" w:hAnsi="Georgia"/>
+          <w:color w:val="1A1A1A"/>
+          <w:sz w:val="21"/>
+          <w:szCs w:val="21"/>
+        </w:rPr>
+        <w:t xml:space="preserve"> a sentence of your own view or experience → the genuine question → space for her to disagree. You are offering, then inviting — never quizzing.</w:t>
+      </w:r>
+    </w:p>
+    <w:p>
+      <w:pPr>
+        <w:pStyle w:val="Heading2"/>
+        <w:spacing w:after="100" w:before="220"/>
+      </w:pPr>
+      <w:r>
+        <w:rPr>
+          <w:rFonts w:ascii="Calibri" w:cs="Calibri" w:eastAsia="Calibri" w:hAnsi="Calibri"/>
+          <w:b/>
+          <w:bCs/>
+          <w:color w:val="2F5D8A"/>
+          <w:sz w:val="25"/>
+          <w:szCs w:val="25"/>
+        </w:rPr>
+        <w:t xml:space="preserve">7.A Connecting her pieces (show you see the whole)</w:t>
+      </w:r>
+    </w:p>
+    <w:p>
+      <w:pPr>
+        <w:spacing w:after="60" w:before="150" w:line="264"/>
+      </w:pPr>
+      <w:r>
+        <w:rPr>
+          <w:rFonts w:ascii="Calibri" w:cs="Calibri" w:eastAsia="Calibri" w:hAnsi="Calibri"/>
+          <w:b/>
+          <w:bCs/>
+          <w:color w:val="1F2A44"/>
+          <w:sz w:val="21"/>
+          <w:szCs w:val="21"/>
+        </w:rPr>
+        <w:t xml:space="preserve">Q1. The way I read your work, MINDS and the AI-First blueprint are two halves of one loop — you find the proof, then codify the pattern so it can travel. I’d love to hear where that loop is hardest right now: finding proof in the tough sectors, or getting the pattern adopted once you’ve got it?</w:t>
+      </w:r>
+    </w:p>
+    <w:p>
+      <w:pPr>
+        <w:spacing w:after="100" w:line="272"/>
+        <w:jc w:val="both"/>
+      </w:pPr>
+      <w:r>
+        <w:rPr>
+          <w:rFonts w:ascii="Georgia" w:cs="Georgia" w:eastAsia="Georgia" w:hAnsi="Georgia"/>
+          <w:b/>
+          <w:bCs/>
+          <w:color w:val="1A1A1A"/>
+          <w:sz w:val="21"/>
+          <w:szCs w:val="21"/>
+        </w:rPr>
+        <w:t xml:space="preserve">Why it works:</w:t>
+      </w:r>
+      <w:r>
+        <w:rPr>
+          <w:rFonts w:ascii="Georgia" w:cs="Georgia" w:eastAsia="Georgia" w:hAnsi="Georgia"/>
+          <w:color w:val="1A1A1A"/>
+          <w:sz w:val="21"/>
+          <w:szCs w:val="21"/>
+        </w:rPr>
+        <w:t xml:space="preserve"> it reflects her two initiatives back as one connected system — almost no one walks in seeing that — and hands her an open, generous question.</w:t>
+      </w:r>
+    </w:p>
+    <w:p>
+      <w:pPr>
+        <w:spacing w:after="100" w:line="272"/>
+        <w:jc w:val="both"/>
+      </w:pPr>
+      <w:r>
+        <w:rPr>
+          <w:rFonts w:ascii="Georgia" w:cs="Georgia" w:eastAsia="Georgia" w:hAnsi="Georgia"/>
+          <w:b/>
+          <w:bCs/>
+          <w:color w:val="1A1A1A"/>
+          <w:sz w:val="21"/>
+          <w:szCs w:val="21"/>
+        </w:rPr>
+        <w:t xml:space="preserve">What it signals:</w:t>
+      </w:r>
+      <w:r>
+        <w:rPr>
+          <w:rFonts w:ascii="Georgia" w:cs="Georgia" w:eastAsia="Georgia" w:hAnsi="Georgia"/>
+          <w:color w:val="1A1A1A"/>
+          <w:sz w:val="21"/>
+          <w:szCs w:val="21"/>
+        </w:rPr>
+        <w:t xml:space="preserve"> you think in strategy and mechanisms, you did real homework, and you care where she’s going next.</w:t>
+      </w:r>
+    </w:p>
+    <w:p>
+      <w:pPr>
+        <w:spacing w:after="130" w:line="262"/>
+      </w:pPr>
+      <w:r>
+        <w:rPr>
+          <w:rFonts w:ascii="Georgia" w:cs="Georgia" w:eastAsia="Georgia" w:hAnsi="Georgia"/>
+          <w:b/>
+          <w:bCs/>
+          <w:i/>
+          <w:iCs/>
+          <w:color w:val="2F5D8A"/>
+          <w:sz w:val="19"/>
+          <w:szCs w:val="19"/>
+        </w:rPr>
+        <w:t xml:space="preserve">Build on it — </w:t>
+      </w:r>
+      <w:r>
+        <w:rPr>
+          <w:rFonts w:ascii="Georgia" w:cs="Georgia" w:eastAsia="Georgia" w:hAnsi="Georgia"/>
+          <w:i/>
+          <w:iCs/>
+          <w:color w:val="55606E"/>
+          <w:sz w:val="19"/>
+          <w:szCs w:val="19"/>
+        </w:rPr>
+        <w:t xml:space="preserve">Where to take it: if she names adoption as the hard part, that is your cue — adoption in regulated sectors is exactly what you know.</w:t>
+      </w:r>
+    </w:p>
+    <w:p>
+      <w:pPr>
+        <w:spacing w:after="60" w:before="150" w:line="264"/>
+      </w:pPr>
+      <w:r>
+        <w:rPr>
+          <w:rFonts w:ascii="Calibri" w:cs="Calibri" w:eastAsia="Calibri" w:hAnsi="Calibri"/>
+          <w:b/>
+          <w:bCs/>
+          <w:color w:val="1F2A44"/>
+          <w:sz w:val="21"/>
+          <w:szCs w:val="21"/>
+        </w:rPr>
+        <w:t xml:space="preserve">Q2. Something I keep running into from the policy side is that in regulated sectors adoption stalls on the enabling environment — procurement, standards, trust — as much as on the technology. I’m curious how much of what MINDS surfaces is really about the conditions around the deployment versus the deployment itself.</w:t>
+      </w:r>
+    </w:p>
+    <w:p>
+      <w:pPr>
+        <w:spacing w:after="100" w:line="272"/>
+        <w:jc w:val="both"/>
+      </w:pPr>
+      <w:r>
+        <w:rPr>
+          <w:rFonts w:ascii="Georgia" w:cs="Georgia" w:eastAsia="Georgia" w:hAnsi="Georgia"/>
+          <w:b/>
+          <w:bCs/>
+          <w:color w:val="1A1A1A"/>
+          <w:sz w:val="21"/>
+          <w:szCs w:val="21"/>
+        </w:rPr>
+        <w:t xml:space="preserve">Why it works:</w:t>
+      </w:r>
+      <w:r>
+        <w:rPr>
+          <w:rFonts w:ascii="Georgia" w:cs="Georgia" w:eastAsia="Georgia" w:hAnsi="Georgia"/>
+          <w:color w:val="1A1A1A"/>
+          <w:sz w:val="21"/>
+          <w:szCs w:val="21"/>
+        </w:rPr>
+        <w:t xml:space="preserve"> it offers your own hard-won lens as a gift, then invites her read — a peer exchange, not a test.</w:t>
+      </w:r>
+    </w:p>
+    <w:p>
+      <w:pPr>
+        <w:spacing w:after="100" w:line="272"/>
+        <w:jc w:val="both"/>
+      </w:pPr>
+      <w:r>
+        <w:rPr>
+          <w:rFonts w:ascii="Georgia" w:cs="Georgia" w:eastAsia="Georgia" w:hAnsi="Georgia"/>
+          <w:b/>
+          <w:bCs/>
+          <w:color w:val="1A1A1A"/>
+          <w:sz w:val="21"/>
+          <w:szCs w:val="21"/>
+        </w:rPr>
+        <w:t xml:space="preserve">What it signals:</w:t>
+      </w:r>
+      <w:r>
+        <w:rPr>
+          <w:rFonts w:ascii="Georgia" w:cs="Georgia" w:eastAsia="Georgia" w:hAnsi="Georgia"/>
+          <w:color w:val="1A1A1A"/>
+          <w:sz w:val="21"/>
+          <w:szCs w:val="21"/>
+        </w:rPr>
+        <w:t xml:space="preserve"> you understand that scaling AI is a systems-and-conditions problem, and that this is your professional home.</w:t>
+      </w:r>
+    </w:p>
+    <w:p>
+      <w:pPr>
+        <w:spacing w:after="130" w:line="262"/>
+      </w:pPr>
+      <w:r>
+        <w:rPr>
+          <w:rFonts w:ascii="Georgia" w:cs="Georgia" w:eastAsia="Georgia" w:hAnsi="Georgia"/>
+          <w:b/>
+          <w:bCs/>
+          <w:i/>
+          <w:iCs/>
+          <w:color w:val="2F5D8A"/>
+          <w:sz w:val="19"/>
+          <w:szCs w:val="19"/>
+        </w:rPr>
+        <w:t xml:space="preserve">Build on it — </w:t>
+      </w:r>
+      <w:r>
+        <w:rPr>
+          <w:rFonts w:ascii="Georgia" w:cs="Georgia" w:eastAsia="Georgia" w:hAnsi="Georgia"/>
+          <w:i/>
+          <w:iCs/>
+          <w:color w:val="55606E"/>
+          <w:sz w:val="19"/>
+          <w:szCs w:val="19"/>
+        </w:rPr>
+        <w:t xml:space="preserve">This is your flag-planting question — it puts your enabling-environment expertise on the table without a word of self-promotion.</w:t>
+      </w:r>
+    </w:p>
+    <w:p>
+      <w:pPr>
+        <w:pStyle w:val="Heading2"/>
+        <w:spacing w:after="100" w:before="220"/>
+      </w:pPr>
+      <w:r>
+        <w:rPr>
+          <w:rFonts w:ascii="Calibri" w:cs="Calibri" w:eastAsia="Calibri" w:hAnsi="Calibri"/>
+          <w:b/>
+          <w:bCs/>
+          <w:color w:val="2F5D8A"/>
+          <w:sz w:val="25"/>
+          <w:szCs w:val="25"/>
+        </w:rPr>
+        <w:t xml:space="preserve">7.B Bringing your world in — energy and utilities</w:t>
+      </w:r>
+    </w:p>
+    <w:p>
+      <w:pPr>
+        <w:spacing w:after="60" w:before="150" w:line="264"/>
+      </w:pPr>
+      <w:r>
+        <w:rPr>
+          <w:rFonts w:ascii="Calibri" w:cs="Calibri" w:eastAsia="Calibri" w:hAnsi="Calibri"/>
+          <w:b/>
+          <w:bCs/>
+          <w:color w:val="1F2A44"/>
+          <w:sz w:val="21"/>
+          <w:szCs w:val="21"/>
+        </w:rPr>
+        <w:t xml:space="preserve">Q3. Your AI’s-energy-dilemma piece really stayed with me — it’s rare to see the demand side and the resilience side held together. In my world, climate-resilient energy and utilities, the same tension shows up: AI is the new load and our best tool for grid resilience at once. I’d genuinely like your read — does it net positive this decade, and is that a technology story or a market-design-and-policy one?</w:t>
+      </w:r>
+    </w:p>
+    <w:p>
+      <w:pPr>
+        <w:spacing w:after="100" w:line="272"/>
+        <w:jc w:val="both"/>
+      </w:pPr>
+      <w:r>
+        <w:rPr>
+          <w:rFonts w:ascii="Georgia" w:cs="Georgia" w:eastAsia="Georgia" w:hAnsi="Georgia"/>
+          <w:b/>
+          <w:bCs/>
+          <w:color w:val="1A1A1A"/>
+          <w:sz w:val="21"/>
+          <w:szCs w:val="21"/>
+        </w:rPr>
+        <w:t xml:space="preserve">Why it works:</w:t>
+      </w:r>
+      <w:r>
+        <w:rPr>
+          <w:rFonts w:ascii="Georgia" w:cs="Georgia" w:eastAsia="Georgia" w:hAnsi="Georgia"/>
+          <w:color w:val="1A1A1A"/>
+          <w:sz w:val="21"/>
+          <w:szCs w:val="21"/>
+        </w:rPr>
+        <w:t xml:space="preserve"> it engages her own authored work, connects it straight to your domain, and frames the open question the way she thinks — as a system.</w:t>
+      </w:r>
+    </w:p>
+    <w:p>
+      <w:pPr>
+        <w:spacing w:after="100" w:line="272"/>
+        <w:jc w:val="both"/>
+      </w:pPr>
+      <w:r>
+        <w:rPr>
+          <w:rFonts w:ascii="Georgia" w:cs="Georgia" w:eastAsia="Georgia" w:hAnsi="Georgia"/>
+          <w:b/>
+          <w:bCs/>
+          <w:color w:val="1A1A1A"/>
+          <w:sz w:val="21"/>
+          <w:szCs w:val="21"/>
+        </w:rPr>
+        <w:t xml:space="preserve">What it signals:</w:t>
+      </w:r>
+      <w:r>
+        <w:rPr>
+          <w:rFonts w:ascii="Georgia" w:cs="Georgia" w:eastAsia="Georgia" w:hAnsi="Georgia"/>
+          <w:color w:val="1A1A1A"/>
+          <w:sz w:val="21"/>
+          <w:szCs w:val="21"/>
+        </w:rPr>
+        <w:t xml:space="preserve"> you share her energy foundation, you can hold a two-sided quantitative debate, and the ‘policy’ half is visibly yours to own.</w:t>
+      </w:r>
+    </w:p>
+    <w:p>
+      <w:pPr>
+        <w:spacing w:after="130" w:line="262"/>
+      </w:pPr>
+      <w:r>
+        <w:rPr>
+          <w:rFonts w:ascii="Georgia" w:cs="Georgia" w:eastAsia="Georgia" w:hAnsi="Georgia"/>
+          <w:b/>
+          <w:bCs/>
+          <w:i/>
+          <w:iCs/>
+          <w:color w:val="2F5D8A"/>
+          <w:sz w:val="19"/>
+          <w:szCs w:val="19"/>
+        </w:rPr>
+        <w:t xml:space="preserve">Build on it — </w:t>
+      </w:r>
+      <w:r>
+        <w:rPr>
+          <w:rFonts w:ascii="Georgia" w:cs="Georgia" w:eastAsia="Georgia" w:hAnsi="Georgia"/>
+          <w:i/>
+          <w:iCs/>
+          <w:color w:val="55606E"/>
+          <w:sz w:val="19"/>
+          <w:szCs w:val="19"/>
+        </w:rPr>
+        <w:t xml:space="preserve">If she leans technology, gently hold the market-design side; if she leans policy, you’re already agreeing — deepen with a utilities example.</w:t>
+      </w:r>
+    </w:p>
+    <w:p>
+      <w:pPr>
+        <w:spacing w:after="60" w:before="150" w:line="264"/>
+      </w:pPr>
+      <w:r>
+        <w:rPr>
+          <w:rFonts w:ascii="Calibri" w:cs="Calibri" w:eastAsia="Calibri" w:hAnsi="Calibri"/>
+          <w:b/>
+          <w:bCs/>
+          <w:color w:val="1F2A44"/>
+          <w:sz w:val="21"/>
+          <w:szCs w:val="21"/>
+        </w:rPr>
+        <w:t xml:space="preserve">Q4. Utilities feel almost like a stress test for the AI-First idea — regulated, safety-critical, slow, and now under real climate pressure. Are you actually seeing the operating-model redesign you describe happen in that kind of sector, or is it still mostly the fast-moving software firms in your cohorts?</w:t>
+      </w:r>
+    </w:p>
+    <w:p>
+      <w:pPr>
+        <w:spacing w:after="100" w:line="272"/>
+        <w:jc w:val="both"/>
+      </w:pPr>
+      <w:r>
+        <w:rPr>
+          <w:rFonts w:ascii="Georgia" w:cs="Georgia" w:eastAsia="Georgia" w:hAnsi="Georgia"/>
+          <w:b/>
+          <w:bCs/>
+          <w:color w:val="1A1A1A"/>
+          <w:sz w:val="21"/>
+          <w:szCs w:val="21"/>
+        </w:rPr>
+        <w:t xml:space="preserve">Why it works:</w:t>
+      </w:r>
+      <w:r>
+        <w:rPr>
+          <w:rFonts w:ascii="Georgia" w:cs="Georgia" w:eastAsia="Georgia" w:hAnsi="Georgia"/>
+          <w:color w:val="1A1A1A"/>
+          <w:sz w:val="21"/>
+          <w:szCs w:val="21"/>
+        </w:rPr>
+        <w:t xml:space="preserve"> it applies her own framework to your terrain and asks an honest question she’ll enjoy answering candidly.</w:t>
+      </w:r>
+    </w:p>
+    <w:p>
+      <w:pPr>
+        <w:spacing w:after="100" w:line="272"/>
+        <w:jc w:val="both"/>
+      </w:pPr>
+      <w:r>
+        <w:rPr>
+          <w:rFonts w:ascii="Georgia" w:cs="Georgia" w:eastAsia="Georgia" w:hAnsi="Georgia"/>
+          <w:b/>
+          <w:bCs/>
+          <w:color w:val="1A1A1A"/>
+          <w:sz w:val="21"/>
+          <w:szCs w:val="21"/>
+        </w:rPr>
+        <w:t xml:space="preserve">What it signals:</w:t>
+      </w:r>
+      <w:r>
+        <w:rPr>
+          <w:rFonts w:ascii="Georgia" w:cs="Georgia" w:eastAsia="Georgia" w:hAnsi="Georgia"/>
+          <w:color w:val="1A1A1A"/>
+          <w:sz w:val="21"/>
+          <w:szCs w:val="21"/>
+        </w:rPr>
+        <w:t xml:space="preserve"> you know where the theory meets friction, and you live in the sectors where adoption is hardest and most consequential.</w:t>
+      </w:r>
+    </w:p>
+    <w:p>
+      <w:pPr>
+        <w:spacing w:after="130" w:line="262"/>
+      </w:pPr>
+      <w:r>
+        <w:rPr>
+          <w:rFonts w:ascii="Georgia" w:cs="Georgia" w:eastAsia="Georgia" w:hAnsi="Georgia"/>
+          <w:b/>
+          <w:bCs/>
+          <w:i/>
+          <w:iCs/>
+          <w:color w:val="2F5D8A"/>
+          <w:sz w:val="19"/>
+          <w:szCs w:val="19"/>
+        </w:rPr>
+        <w:t xml:space="preserve">Build on it — </w:t>
+      </w:r>
+      <w:r>
+        <w:rPr>
+          <w:rFonts w:ascii="Georgia" w:cs="Georgia" w:eastAsia="Georgia" w:hAnsi="Georgia"/>
+          <w:i/>
+          <w:iCs/>
+          <w:color w:val="55606E"/>
+          <w:sz w:val="19"/>
+          <w:szCs w:val="19"/>
+        </w:rPr>
+        <w:t xml:space="preserve">Whatever she answers opens a door: if yes, swap examples; if no, that gap is precisely where someone like you helps.</w:t>
+      </w:r>
+    </w:p>
+    <w:p>
+      <w:pPr>
+        <w:pStyle w:val="Heading2"/>
+        <w:spacing w:after="100" w:before="220"/>
+      </w:pPr>
+      <w:r>
+        <w:rPr>
+          <w:rFonts w:ascii="Calibri" w:cs="Calibri" w:eastAsia="Calibri" w:hAnsi="Calibri"/>
+          <w:b/>
+          <w:bCs/>
+          <w:color w:val="2F5D8A"/>
+          <w:sz w:val="25"/>
+          <w:szCs w:val="25"/>
+        </w:rPr>
+        <w:t xml:space="preserve">7.C Bringing your world in — health and the public interest</w:t>
+      </w:r>
+    </w:p>
+    <w:p>
+      <w:pPr>
+        <w:spacing w:after="60" w:before="150" w:line="264"/>
+      </w:pPr>
+      <w:r>
+        <w:rPr>
+          <w:rFonts w:ascii="Calibri" w:cs="Calibri" w:eastAsia="Calibri" w:hAnsi="Calibri"/>
+          <w:b/>
+          <w:bCs/>
+          <w:color w:val="1F2A44"/>
+          <w:sz w:val="21"/>
+          <w:szCs w:val="21"/>
+        </w:rPr>
+        <w:t xml:space="preserve">Q5. The MINDS health cases are the ones that stay with me — the Saudi foot-screening pilot especially — because health is exactly where trust, validation and reimbursement decide whether a good model ever reaches a patient. Is pushing deeper into public-interest sectors like health and energy somewhere you want MINDS to go, or is the pull mostly from enterprise?</w:t>
+      </w:r>
+    </w:p>
+    <w:p>
+      <w:pPr>
+        <w:spacing w:after="100" w:line="272"/>
+        <w:jc w:val="both"/>
+      </w:pPr>
+      <w:r>
+        <w:rPr>
+          <w:rFonts w:ascii="Georgia" w:cs="Georgia" w:eastAsia="Georgia" w:hAnsi="Georgia"/>
+          <w:b/>
+          <w:bCs/>
+          <w:color w:val="1A1A1A"/>
+          <w:sz w:val="21"/>
+          <w:szCs w:val="21"/>
+        </w:rPr>
+        <w:t xml:space="preserve">Why it works:</w:t>
+      </w:r>
+      <w:r>
+        <w:rPr>
+          <w:rFonts w:ascii="Georgia" w:cs="Georgia" w:eastAsia="Georgia" w:hAnsi="Georgia"/>
+          <w:color w:val="1A1A1A"/>
+          <w:sz w:val="21"/>
+          <w:szCs w:val="21"/>
+        </w:rPr>
+        <w:t xml:space="preserve"> it shows you read the actual report, connects to your health background, and asks about her direction rather than her past.</w:t>
+      </w:r>
+    </w:p>
+    <w:p>
+      <w:pPr>
+        <w:spacing w:after="100" w:line="272"/>
+        <w:jc w:val="both"/>
+      </w:pPr>
+      <w:r>
+        <w:rPr>
+          <w:rFonts w:ascii="Georgia" w:cs="Georgia" w:eastAsia="Georgia" w:hAnsi="Georgia"/>
+          <w:b/>
+          <w:bCs/>
+          <w:color w:val="1A1A1A"/>
+          <w:sz w:val="21"/>
+          <w:szCs w:val="21"/>
+        </w:rPr>
+        <w:t xml:space="preserve">What it signals:</w:t>
+      </w:r>
+      <w:r>
+        <w:rPr>
+          <w:rFonts w:ascii="Georgia" w:cs="Georgia" w:eastAsia="Georgia" w:hAnsi="Georgia"/>
+          <w:color w:val="1A1A1A"/>
+          <w:sz w:val="21"/>
+          <w:szCs w:val="21"/>
+        </w:rPr>
+        <w:t xml:space="preserve"> you understand public-interest adoption — where the enabling environment, not the model, is the gate.</w:t>
+      </w:r>
+    </w:p>
+    <w:p>
+      <w:pPr>
+        <w:spacing w:after="130" w:line="262"/>
+      </w:pPr>
+      <w:r>
+        <w:rPr>
+          <w:rFonts w:ascii="Georgia" w:cs="Georgia" w:eastAsia="Georgia" w:hAnsi="Georgia"/>
+          <w:b/>
+          <w:bCs/>
+          <w:i/>
+          <w:iCs/>
+          <w:color w:val="2F5D8A"/>
+          <w:sz w:val="19"/>
+          <w:szCs w:val="19"/>
+        </w:rPr>
+        <w:t xml:space="preserve">Build on it — </w:t>
+      </w:r>
+      <w:r>
+        <w:rPr>
+          <w:rFonts w:ascii="Georgia" w:cs="Georgia" w:eastAsia="Georgia" w:hAnsi="Georgia"/>
+          <w:i/>
+          <w:iCs/>
+          <w:color w:val="55606E"/>
+          <w:sz w:val="19"/>
+          <w:szCs w:val="19"/>
+        </w:rPr>
+        <w:t xml:space="preserve">If she wants to go deeper there, you have just described your own value; if the pull is enterprise, you’ve named a gap you could help close.</w:t>
+      </w:r>
+    </w:p>
+    <w:p>
+      <w:pPr>
+        <w:pStyle w:val="Heading2"/>
+        <w:spacing w:after="100" w:before="220"/>
+      </w:pPr>
+      <w:r>
+        <w:rPr>
+          <w:rFonts w:ascii="Calibri" w:cs="Calibri" w:eastAsia="Calibri" w:hAnsi="Calibri"/>
+          <w:b/>
+          <w:bCs/>
+          <w:color w:val="2F5D8A"/>
+          <w:sz w:val="25"/>
+          <w:szCs w:val="25"/>
+        </w:rPr>
+        <w:t xml:space="preserve">7.D The AI-First thesis, from where you sit</w:t>
+      </w:r>
+    </w:p>
+    <w:p>
+      <w:pPr>
+        <w:spacing w:after="60" w:before="150" w:line="264"/>
+      </w:pPr>
+      <w:r>
+        <w:rPr>
+          <w:rFonts w:ascii="Calibri" w:cs="Calibri" w:eastAsia="Calibri" w:hAnsi="Calibri"/>
+          <w:b/>
+          <w:bCs/>
+          <w:color w:val="1F2A44"/>
+          <w:sz w:val="21"/>
+          <w:szCs w:val="21"/>
+        </w:rPr>
+        <w:t xml:space="preserve">Q6. The line I keep quoting from the blueprint is that the adoption gap is a systems-design failure, not a technology one. From the policy side that rings completely true — the rules were built for a slower world too. I’m curious which of the five building blocks you find leaders most consistently underestimate.</w:t>
+      </w:r>
+    </w:p>
+    <w:p>
+      <w:pPr>
+        <w:spacing w:after="100" w:line="272"/>
+        <w:jc w:val="both"/>
+      </w:pPr>
+      <w:r>
+        <w:rPr>
+          <w:rFonts w:ascii="Georgia" w:cs="Georgia" w:eastAsia="Georgia" w:hAnsi="Georgia"/>
+          <w:b/>
+          <w:bCs/>
+          <w:color w:val="1A1A1A"/>
+          <w:sz w:val="21"/>
+          <w:szCs w:val="21"/>
+        </w:rPr>
+        <w:t xml:space="preserve">Why it works:</w:t>
+      </w:r>
+      <w:r>
+        <w:rPr>
+          <w:rFonts w:ascii="Georgia" w:cs="Georgia" w:eastAsia="Georgia" w:hAnsi="Georgia"/>
+          <w:color w:val="1A1A1A"/>
+          <w:sz w:val="21"/>
+          <w:szCs w:val="21"/>
+        </w:rPr>
+        <w:t xml:space="preserve"> it agrees with her central claim, extends it into your world in one sentence, then asks an open question about her framework.</w:t>
+      </w:r>
+    </w:p>
+    <w:p>
+      <w:pPr>
+        <w:spacing w:after="100" w:line="272"/>
+        <w:jc w:val="both"/>
+      </w:pPr>
+      <w:r>
+        <w:rPr>
+          <w:rFonts w:ascii="Georgia" w:cs="Georgia" w:eastAsia="Georgia" w:hAnsi="Georgia"/>
+          <w:b/>
+          <w:bCs/>
+          <w:color w:val="1A1A1A"/>
+          <w:sz w:val="21"/>
+          <w:szCs w:val="21"/>
+        </w:rPr>
+        <w:t xml:space="preserve">What it signals:</w:t>
+      </w:r>
+      <w:r>
+        <w:rPr>
+          <w:rFonts w:ascii="Georgia" w:cs="Georgia" w:eastAsia="Georgia" w:hAnsi="Georgia"/>
+          <w:color w:val="1A1A1A"/>
+          <w:sz w:val="21"/>
+          <w:szCs w:val="21"/>
+        </w:rPr>
+        <w:t xml:space="preserve"> command of the blueprint, plus a systems instinct that reaches beyond the enterprise into the rules around it.</w:t>
+      </w:r>
+    </w:p>
+    <w:p>
+      <w:pPr>
+        <w:spacing w:after="130" w:line="262"/>
+      </w:pPr>
+      <w:r>
+        <w:rPr>
+          <w:rFonts w:ascii="Georgia" w:cs="Georgia" w:eastAsia="Georgia" w:hAnsi="Georgia"/>
+          <w:b/>
+          <w:bCs/>
+          <w:i/>
+          <w:iCs/>
+          <w:color w:val="2F5D8A"/>
+          <w:sz w:val="19"/>
+          <w:szCs w:val="19"/>
+        </w:rPr>
+        <w:t xml:space="preserve">Build on it — </w:t>
+      </w:r>
+      <w:r>
+        <w:rPr>
+          <w:rFonts w:ascii="Georgia" w:cs="Georgia" w:eastAsia="Georgia" w:hAnsi="Georgia"/>
+          <w:i/>
+          <w:iCs/>
+          <w:color w:val="55606E"/>
+          <w:sz w:val="19"/>
+          <w:szCs w:val="19"/>
+        </w:rPr>
+        <w:t xml:space="preserve">Her answer (likely operations redesign) is a chance to note that in regulated sectors the redesign has to include the policy environment.</w:t>
+      </w:r>
+    </w:p>
+    <w:p>
+      <w:pPr>
+        <w:spacing w:after="60" w:before="150" w:line="264"/>
+      </w:pPr>
+      <w:r>
+        <w:rPr>
+          <w:rFonts w:ascii="Calibri" w:cs="Calibri" w:eastAsia="Calibri" w:hAnsi="Calibri"/>
+          <w:b/>
+          <w:bCs/>
+          <w:color w:val="1F2A44"/>
+          <w:sz w:val="21"/>
+          <w:szCs w:val="21"/>
+        </w:rPr>
+        <w:t xml:space="preserve">Q7. Replicability is the criterion I find most interesting, because in regulated sectors what actually transfers usually isn’t the model — it’s the policy and procurement scaffolding around it. When something travels well across your cohort, what’s really doing the travelling?</w:t>
+      </w:r>
+    </w:p>
+    <w:p>
+      <w:pPr>
+        <w:spacing w:after="100" w:line="272"/>
+        <w:jc w:val="both"/>
+      </w:pPr>
+      <w:r>
+        <w:rPr>
+          <w:rFonts w:ascii="Georgia" w:cs="Georgia" w:eastAsia="Georgia" w:hAnsi="Georgia"/>
+          <w:b/>
+          <w:bCs/>
+          <w:color w:val="1A1A1A"/>
+          <w:sz w:val="21"/>
+          <w:szCs w:val="21"/>
+        </w:rPr>
+        <w:t xml:space="preserve">Why it works:</w:t>
+      </w:r>
+      <w:r>
+        <w:rPr>
+          <w:rFonts w:ascii="Georgia" w:cs="Georgia" w:eastAsia="Georgia" w:hAnsi="Georgia"/>
+          <w:color w:val="1A1A1A"/>
+          <w:sz w:val="21"/>
+          <w:szCs w:val="21"/>
+        </w:rPr>
+        <w:t xml:space="preserve"> it offers a genuine insight from your practice, then invites her evidence — the archetype of a peer conversation.</w:t>
+      </w:r>
+    </w:p>
+    <w:p>
+      <w:pPr>
+        <w:spacing w:after="100" w:line="272"/>
+        <w:jc w:val="both"/>
+      </w:pPr>
+      <w:r>
+        <w:rPr>
+          <w:rFonts w:ascii="Georgia" w:cs="Georgia" w:eastAsia="Georgia" w:hAnsi="Georgia"/>
+          <w:b/>
+          <w:bCs/>
+          <w:color w:val="1A1A1A"/>
+          <w:sz w:val="21"/>
+          <w:szCs w:val="21"/>
+        </w:rPr>
+        <w:t xml:space="preserve">What it signals:</w:t>
+      </w:r>
+      <w:r>
+        <w:rPr>
+          <w:rFonts w:ascii="Georgia" w:cs="Georgia" w:eastAsia="Georgia" w:hAnsi="Georgia"/>
+          <w:color w:val="1A1A1A"/>
+          <w:sz w:val="21"/>
+          <w:szCs w:val="21"/>
+        </w:rPr>
+        <w:t xml:space="preserve"> you think about scale the way she does (patterns that generalise), with a policy reading she may not hear often.</w:t>
+      </w:r>
+    </w:p>
+    <w:p>
+      <w:pPr>
+        <w:spacing w:after="130" w:line="262"/>
+      </w:pPr>
+      <w:r>
+        <w:rPr>
+          <w:rFonts w:ascii="Georgia" w:cs="Georgia" w:eastAsia="Georgia" w:hAnsi="Georgia"/>
+          <w:b/>
+          <w:bCs/>
+          <w:i/>
+          <w:iCs/>
+          <w:color w:val="2F5D8A"/>
+          <w:sz w:val="19"/>
+          <w:szCs w:val="19"/>
+        </w:rPr>
+        <w:t xml:space="preserve">Build on it — </w:t>
+      </w:r>
+      <w:r>
+        <w:rPr>
+          <w:rFonts w:ascii="Georgia" w:cs="Georgia" w:eastAsia="Georgia" w:hAnsi="Georgia"/>
+          <w:i/>
+          <w:iCs/>
+          <w:color w:val="55606E"/>
+          <w:sz w:val="19"/>
+          <w:szCs w:val="19"/>
+        </w:rPr>
+        <w:t xml:space="preserve">A natural place to offer a short example of a policy or procurement pattern that made a deployment replicable in your sector.</w:t>
+      </w:r>
+    </w:p>
+    <w:p>
+      <w:pPr>
+        <w:pStyle w:val="Heading2"/>
+        <w:spacing w:after="100" w:before="220"/>
+      </w:pPr>
+      <w:r>
+        <w:rPr>
+          <w:rFonts w:ascii="Calibri" w:cs="Calibri" w:eastAsia="Calibri" w:hAnsi="Calibri"/>
+          <w:b/>
+          <w:bCs/>
+          <w:color w:val="2F5D8A"/>
+          <w:sz w:val="25"/>
+          <w:szCs w:val="25"/>
+        </w:rPr>
+        <w:t xml:space="preserve">7.E Where you could help — hold these for later</w:t>
+      </w:r>
+    </w:p>
+    <w:p>
+      <w:pPr>
+        <w:spacing w:after="140" w:line="276"/>
+        <w:jc w:val="both"/>
+      </w:pPr>
+      <w:r>
+        <w:rPr>
+          <w:rFonts w:ascii="Georgia" w:cs="Georgia" w:eastAsia="Georgia" w:hAnsi="Georgia"/>
+          <w:color w:val="1A1A1A"/>
+          <w:sz w:val="21"/>
+          <w:szCs w:val="21"/>
+        </w:rPr>
+        <w:t xml:space="preserve">Save these for the back third, once the exchange has real warmth. They convert interest into a next step without ever becoming a job ask.</w:t>
+      </w:r>
+    </w:p>
+    <w:p>
+      <w:pPr>
+        <w:spacing w:after="60" w:before="150" w:line="264"/>
+      </w:pPr>
+      <w:r>
+        <w:rPr>
+          <w:rFonts w:ascii="Calibri" w:cs="Calibri" w:eastAsia="Calibri" w:hAnsi="Calibri"/>
+          <w:b/>
+          <w:bCs/>
+          <w:color w:val="1F2A44"/>
+          <w:sz w:val="21"/>
+          <w:szCs w:val="21"/>
+        </w:rPr>
+        <w:t xml:space="preserve">Q8. If someone were coming at this agenda from the policy and enabling-environment side — in energy, utilities, health — rather than the technical side, where do you think they’d add the most, and where would they have to earn their stripes?</w:t>
+      </w:r>
+    </w:p>
+    <w:p>
+      <w:pPr>
+        <w:spacing w:after="100" w:line="272"/>
+        <w:jc w:val="both"/>
+      </w:pPr>
+      <w:r>
+        <w:rPr>
+          <w:rFonts w:ascii="Georgia" w:cs="Georgia" w:eastAsia="Georgia" w:hAnsi="Georgia"/>
+          <w:b/>
+          <w:bCs/>
+          <w:color w:val="1A1A1A"/>
+          <w:sz w:val="21"/>
+          <w:szCs w:val="21"/>
+        </w:rPr>
+        <w:t xml:space="preserve">Why it works:</w:t>
+      </w:r>
+      <w:r>
+        <w:rPr>
+          <w:rFonts w:ascii="Georgia" w:cs="Georgia" w:eastAsia="Georgia" w:hAnsi="Georgia"/>
+          <w:color w:val="1A1A1A"/>
+          <w:sz w:val="21"/>
+          <w:szCs w:val="21"/>
+        </w:rPr>
+        <w:t xml:space="preserve"> it is honest about your angle and asks her to place it — letting her connect the dots to a role, in her words, not yours.</w:t>
+      </w:r>
+    </w:p>
+    <w:p>
+      <w:pPr>
+        <w:spacing w:after="100" w:line="272"/>
+        <w:jc w:val="both"/>
+      </w:pPr>
+      <w:r>
+        <w:rPr>
+          <w:rFonts w:ascii="Georgia" w:cs="Georgia" w:eastAsia="Georgia" w:hAnsi="Georgia"/>
+          <w:b/>
+          <w:bCs/>
+          <w:color w:val="1A1A1A"/>
+          <w:sz w:val="21"/>
+          <w:szCs w:val="21"/>
+        </w:rPr>
+        <w:t xml:space="preserve">What it signals:</w:t>
+      </w:r>
+      <w:r>
+        <w:rPr>
+          <w:rFonts w:ascii="Georgia" w:cs="Georgia" w:eastAsia="Georgia" w:hAnsi="Georgia"/>
+          <w:color w:val="1A1A1A"/>
+          <w:sz w:val="21"/>
+          <w:szCs w:val="21"/>
+        </w:rPr>
+        <w:t xml:space="preserve"> self-awareness, humility about the adjacency, and serious thought about how you’d actually contribute.</w:t>
+      </w:r>
+    </w:p>
+    <w:p>
+      <w:pPr>
+        <w:spacing w:after="130" w:line="262"/>
+      </w:pPr>
+      <w:r>
+        <w:rPr>
+          <w:rFonts w:ascii="Georgia" w:cs="Georgia" w:eastAsia="Georgia" w:hAnsi="Georgia"/>
+          <w:b/>
+          <w:bCs/>
+          <w:i/>
+          <w:iCs/>
+          <w:color w:val="2F5D8A"/>
+          <w:sz w:val="19"/>
+          <w:szCs w:val="19"/>
+        </w:rPr>
+        <w:t xml:space="preserve">Build on it — </w:t>
+      </w:r>
+      <w:r>
+        <w:rPr>
+          <w:rFonts w:ascii="Georgia" w:cs="Georgia" w:eastAsia="Georgia" w:hAnsi="Georgia"/>
+          <w:i/>
+          <w:iCs/>
+          <w:color w:val="55606E"/>
+          <w:sz w:val="19"/>
+          <w:szCs w:val="19"/>
+        </w:rPr>
+        <w:t xml:space="preserve">Listen hard here — she is effectively describing the shape of a role and what she’d need to trust you with it.</w:t>
+      </w:r>
+    </w:p>
+    <w:p>
+      <w:pPr>
+        <w:spacing w:after="60" w:before="150" w:line="264"/>
+      </w:pPr>
+      <w:r>
+        <w:rPr>
+          <w:rFonts w:ascii="Calibri" w:cs="Calibri" w:eastAsia="Calibri" w:hAnsi="Calibri"/>
+          <w:b/>
+          <w:bCs/>
+          <w:color w:val="1F2A44"/>
+          <w:sz w:val="21"/>
+          <w:szCs w:val="21"/>
+        </w:rPr>
+        <w:t xml:space="preserve">Q9. Whether or not there’s ever a formal role in this, I’d genuinely like to be useful to this work — a policy read on the energy or health side, an intro, a sounding board. What would actually be helpful to you right now?</w:t>
+      </w:r>
+    </w:p>
+    <w:p>
+      <w:pPr>
+        <w:spacing w:after="100" w:line="272"/>
+        <w:jc w:val="both"/>
+      </w:pPr>
+      <w:r>
+        <w:rPr>
+          <w:rFonts w:ascii="Georgia" w:cs="Georgia" w:eastAsia="Georgia" w:hAnsi="Georgia"/>
+          <w:b/>
+          <w:bCs/>
+          <w:color w:val="1A1A1A"/>
+          <w:sz w:val="21"/>
+          <w:szCs w:val="21"/>
+        </w:rPr>
+        <w:t xml:space="preserve">Why it works:</w:t>
+      </w:r>
+      <w:r>
+        <w:rPr>
+          <w:rFonts w:ascii="Georgia" w:cs="Georgia" w:eastAsia="Georgia" w:hAnsi="Georgia"/>
+          <w:color w:val="1A1A1A"/>
+          <w:sz w:val="21"/>
+          <w:szCs w:val="21"/>
+        </w:rPr>
+        <w:t xml:space="preserve"> it gives before it takes and keeps the relationship alive past this one meeting — generosity, not a pitch.</w:t>
+      </w:r>
+    </w:p>
+    <w:p>
+      <w:pPr>
+        <w:spacing w:after="100" w:line="272"/>
+        <w:jc w:val="both"/>
+      </w:pPr>
+      <w:r>
+        <w:rPr>
+          <w:rFonts w:ascii="Georgia" w:cs="Georgia" w:eastAsia="Georgia" w:hAnsi="Georgia"/>
+          <w:b/>
+          <w:bCs/>
+          <w:color w:val="1A1A1A"/>
+          <w:sz w:val="21"/>
+          <w:szCs w:val="21"/>
+        </w:rPr>
+        <w:t xml:space="preserve">What it signals:</w:t>
+      </w:r>
+      <w:r>
+        <w:rPr>
+          <w:rFonts w:ascii="Georgia" w:cs="Georgia" w:eastAsia="Georgia" w:hAnsi="Georgia"/>
+          <w:color w:val="1A1A1A"/>
+          <w:sz w:val="21"/>
+          <w:szCs w:val="21"/>
+        </w:rPr>
+        <w:t xml:space="preserve"> you play long games and add value without needing an immediate transaction, which is how these things become roles.</w:t>
+      </w:r>
+    </w:p>
+    <w:p>
+      <w:pPr>
+        <w:spacing w:after="130" w:line="262"/>
+      </w:pPr>
+      <w:r>
+        <w:rPr>
+          <w:rFonts w:ascii="Georgia" w:cs="Georgia" w:eastAsia="Georgia" w:hAnsi="Georgia"/>
+          <w:b/>
+          <w:bCs/>
+          <w:i/>
+          <w:iCs/>
+          <w:color w:val="2F5D8A"/>
+          <w:sz w:val="19"/>
+          <w:szCs w:val="19"/>
+        </w:rPr>
+        <w:t xml:space="preserve">Build on it — </w:t>
+      </w:r>
+      <w:r>
+        <w:rPr>
+          <w:rFonts w:ascii="Georgia" w:cs="Georgia" w:eastAsia="Georgia" w:hAnsi="Georgia"/>
+          <w:i/>
+          <w:iCs/>
+          <w:color w:val="55606E"/>
+          <w:sz w:val="19"/>
+          <w:szCs w:val="19"/>
+        </w:rPr>
+        <w:t xml:space="preserve">Then deliver whatever you offer within 48 hours. Follow-through is the whole close.</w:t>
       </w:r>
     </w:p>
     <w:tbl>
@@ -7167,7 +6787,7 @@
                 <w:sz w:val="20"/>
                 <w:szCs w:val="20"/>
               </w:rPr>
-              <w:t xml:space="preserve">Fill-in note.</w:t>
+              <w:t xml:space="preserve">Three openers to avoid:</w:t>
             </w:r>
             <w:r>
               <w:rPr>
@@ -7176,7 +6796,7 @@
                 <w:sz w:val="20"/>
                 <w:szCs w:val="20"/>
               </w:rPr>
-              <w:t xml:space="preserve"> Everywhere you see [square brackets], insert your specifics. The scaffolding — the structure, the altitude, the framing — is built to Maria’s wavelength; the content is yours. Send me the quick summary and I’ll replace every placeholder with your real material.</w:t>
+              <w:t xml:space="preserve"> (1) anything a search answers in ten seconds (“What is MINDS?”) — it says you didn’t prepare; (2) “Are you hiring?” early — it collapses an exploratory exchange into a transaction; (3) anything that makes her explain the Forum, her own work, or her own field back to you. Open only on ground where your view earns her answer.</w:t>
             </w:r>
           </w:p>
         </w:tc>
@@ -7188,20 +6808,44 @@
       </w:pPr>
     </w:p>
     <w:p>
-      <w:pPr>
-        <w:pStyle w:val="Heading2"/>
-        <w:spacing w:after="100" w:before="220"/>
+      <w:r>
+        <w:br w:type="page"/>
+      </w:r>
+    </w:p>
+    <w:p>
+      <w:pPr>
+        <w:pStyle w:val="Heading1"/>
+        <w:pBdr>
+          <w:bottom w:val="single" w:color="2F5D8A" w:sz="12" w:space="6"/>
+        </w:pBdr>
+        <w:spacing w:after="140" w:before="260"/>
       </w:pPr>
       <w:r>
         <w:rPr>
           <w:rFonts w:ascii="Calibri" w:cs="Calibri" w:eastAsia="Calibri" w:hAnsi="Calibri"/>
           <w:b/>
           <w:bCs/>
-          <w:color w:val="2F5D8A"/>
-          <w:sz w:val="25"/>
-          <w:szCs w:val="25"/>
-        </w:rPr>
-        <w:t xml:space="preserve">8.1 Your one-breath positioning (rehearse until automatic)</w:t>
+          <w:color w:val="1F2A44"/>
+          <w:sz w:val="30"/>
+          <w:szCs w:val="30"/>
+        </w:rPr>
+        <w:t xml:space="preserve">8 · Positioning You</w:t>
+      </w:r>
+    </w:p>
+    <w:p>
+      <w:pPr>
+        <w:spacing w:after="200" w:line="288"/>
+      </w:pPr>
+      <w:r>
+        <w:rPr>
+          <w:rFonts w:ascii="Georgia" w:cs="Georgia" w:eastAsia="Georgia" w:hAnsi="Georgia"/>
+          <w:i/>
+          <w:iCs/>
+          <w:color w:val="55606E"/>
+          <w:sz w:val="22"/>
+          <w:szCs w:val="22"/>
+        </w:rPr>
+        <w:t xml:space="preserve">The questions open the door; your own story walks through it. This is your narrative and your answers to the questions she will ask you. The framing is built to Maria’s wavelength — policy as an asset, not an apology; the bracketed specifics are yours to fill (paste me your 4–6 lines and I’ll weave them in).</w:t>
       </w:r>
     </w:p>
     <w:tbl>
@@ -7238,11 +6882,22 @@
             <w:r>
               <w:rPr>
                 <w:rFonts w:ascii="Georgia" w:cs="Georgia" w:eastAsia="Georgia" w:hAnsi="Georgia"/>
+                <w:b/>
+                <w:bCs/>
                 <w:color w:val="1F2A44"/>
                 <w:sz w:val="20"/>
                 <w:szCs w:val="20"/>
               </w:rPr>
-              <w:t xml:space="preserve">“I come from [energy / manufacturing / industrial-tech], where I [built / scaled / ran] [X] — so I’ve spent my career at the point where technology meets the real, physical economy. What pulls me toward your work is that this is exactly where AI most needs to prove itself and has the fewest natural translators. I’m not here to be another AI specialist — I’m here because making AI actually work in energy and industry is a systems problem, and that’s the problem I know.”</w:t>
+              <w:t xml:space="preserve">The reframe to hold throughout:</w:t>
+            </w:r>
+            <w:r>
+              <w:rPr>
+                <w:rFonts w:ascii="Georgia" w:cs="Georgia" w:eastAsia="Georgia" w:hAnsi="Georgia"/>
+                <w:color w:val="1F2A44"/>
+                <w:sz w:val="20"/>
+                <w:szCs w:val="20"/>
+              </w:rPr>
+              <w:t xml:space="preserve"> you are not an AI person trying to get into an AI room. You are a policy specialist in climate-resilient energy, utilities and health — the exact regulated, public-interest sectors where Maria’s work is hardest to land — and you bring the one thing her applications-side team lacks: command of the enabling environment that decides whether AI actually scales there.</w:t>
             </w:r>
           </w:p>
         </w:tc>
@@ -7255,21 +6910,6 @@
     </w:p>
     <w:p>
       <w:pPr>
-        <w:spacing w:after="140" w:line="276"/>
-        <w:jc w:val="both"/>
-      </w:pPr>
-      <w:r>
-        <w:rPr>
-          <w:rFonts w:ascii="Georgia" w:cs="Georgia" w:eastAsia="Georgia" w:hAnsi="Georgia"/>
-          <w:color w:val="1A1A1A"/>
-          <w:sz w:val="21"/>
-          <w:szCs w:val="21"/>
-        </w:rPr>
-        <w:t xml:space="preserve">Why this works on her specifically: it leads with the real economy (her roots), frames you as a systems thinker and translator (her instinct), and refuses the AI-hype register (her allergy). Adapt the nouns to your truth; keep the shape.</w:t>
-      </w:r>
-    </w:p>
-    <w:p>
-      <w:pPr>
         <w:pStyle w:val="Heading2"/>
         <w:spacing w:after="100" w:before="220"/>
       </w:pPr>
@@ -7282,8 +6922,57 @@
           <w:sz w:val="25"/>
           <w:szCs w:val="25"/>
         </w:rPr>
-        <w:t xml:space="preserve">8.2 Your background → her needs (the map)</w:t>
-      </w:r>
+        <w:t xml:space="preserve">8.1 Your one-breath positioning (rehearse until automatic)</w:t>
+      </w:r>
+    </w:p>
+    <w:tbl>
+      <w:tblPr>
+        <w:tblW w:type="pct" w:w="100%"/>
+        <w:tblBorders>
+          <w:top w:val="single" w:color="2F5D8A" w:sz="4"/>
+          <w:left w:val="single" w:color="2F5D8A" w:sz="24"/>
+          <w:bottom w:val="single" w:color="2F5D8A" w:sz="4"/>
+          <w:right w:val="single" w:color="2F5D8A" w:sz="4"/>
+          <w:insideH w:val="none"/>
+          <w:insideV w:val="none"/>
+        </w:tblBorders>
+      </w:tblPr>
+      <w:tblGrid>
+        <w:gridCol w:w="9360"/>
+      </w:tblGrid>
+      <w:tr>
+        <w:tc>
+          <w:tcPr>
+            <w:tcW w:type="dxa" w:w="9360"/>
+            <w:shd w:fill="EEF3F9" w:val="clear"/>
+            <w:tcMar>
+              <w:top w:type="dxa" w:w="120"/>
+              <w:left w:type="dxa" w:w="200"/>
+              <w:bottom w:type="dxa" w:w="120"/>
+              <w:right w:type="dxa" w:w="200"/>
+            </w:tcMar>
+          </w:tcPr>
+          <w:p>
+            <w:pPr>
+              <w:spacing w:after="0" w:line="264"/>
+            </w:pPr>
+            <w:r>
+              <w:rPr>
+                <w:rFonts w:ascii="Georgia" w:cs="Georgia" w:eastAsia="Georgia" w:hAnsi="Georgia"/>
+                <w:color w:val="1F2A44"/>
+                <w:sz w:val="20"/>
+                <w:szCs w:val="20"/>
+              </w:rPr>
+              <w:t xml:space="preserve">“I work on the policy and enabling-environment side of climate-resilient energy, utilities and health — the regulated, public-interest sectors where AI is genuinely hard to deploy. That’s the ground where your MINDS proof points and the AI-First pattern most need to hold, and where the bottleneck is as much policy and market design as technology. I’m not here as an AI specialist — I’m here because I know why AI scales or stalls in exactly the sectors you’re trying to transform.”</w:t>
+            </w:r>
+          </w:p>
+        </w:tc>
+      </w:tr>
+    </w:tbl>
+    <w:p>
+      <w:pPr>
+        <w:spacing w:after="80"/>
+      </w:pPr>
     </w:p>
     <w:p>
       <w:pPr>
@@ -7297,7 +6986,39 @@
           <w:sz w:val="21"/>
           <w:szCs w:val="21"/>
         </w:rPr>
-        <w:t xml:space="preserve">Draft mapping — replace the left column with your real proof points, keep the right column as the connection to her agenda:</w:t>
+        <w:t xml:space="preserve">Why this works on her specifically: it names her two strongest applied domains (energy, health), frames you as a systems thinker (her instinct), refuses the AI-hype register (her allergy), and turns ‘policy, not tech’ from a weakness into the scarce asset. Adapt the nouns to your exact experience; keep the shape.</w:t>
+      </w:r>
+    </w:p>
+    <w:p>
+      <w:pPr>
+        <w:pStyle w:val="Heading2"/>
+        <w:spacing w:after="100" w:before="220"/>
+      </w:pPr>
+      <w:r>
+        <w:rPr>
+          <w:rFonts w:ascii="Calibri" w:cs="Calibri" w:eastAsia="Calibri" w:hAnsi="Calibri"/>
+          <w:b/>
+          <w:bCs/>
+          <w:color w:val="2F5D8A"/>
+          <w:sz w:val="25"/>
+          <w:szCs w:val="25"/>
+        </w:rPr>
+        <w:t xml:space="preserve">8.2 Your background → her needs (the map)</w:t>
+      </w:r>
+    </w:p>
+    <w:p>
+      <w:pPr>
+        <w:spacing w:after="140" w:line="276"/>
+        <w:jc w:val="both"/>
+      </w:pPr>
+      <w:r>
+        <w:rPr>
+          <w:rFonts w:ascii="Georgia" w:cs="Georgia" w:eastAsia="Georgia" w:hAnsi="Georgia"/>
+          <w:color w:val="1A1A1A"/>
+          <w:sz w:val="21"/>
+          <w:szCs w:val="21"/>
+        </w:rPr>
+        <w:t xml:space="preserve">Draft mapping — replace the left column with your real proof points; the right column is the connection to her agenda:</w:t>
       </w:r>
     </w:p>
     <w:tbl>
@@ -7394,7 +7115,7 @@
                 <w:sz w:val="18"/>
                 <w:szCs w:val="18"/>
               </w:rPr>
-              <w:t xml:space="preserve">[A time you deployed technology into a real operation and moved a number]</w:t>
+              <w:t xml:space="preserve">[A policy / regulatory reform you shaped that changed how a technology or service got adopted]</w:t>
             </w:r>
           </w:p>
         </w:tc>
@@ -7420,7 +7141,7 @@
                 <w:sz w:val="18"/>
                 <w:szCs w:val="18"/>
               </w:rPr>
-              <w:t xml:space="preserve">Direct MINDS logic — proof over promise, measurable impact, deployment not demo.</w:t>
+              <w:t xml:space="preserve">The enabling-environment expertise that turns a MINDS pilot into scaled adoption — the scaffolding, not the model.</w:t>
             </w:r>
           </w:p>
         </w:tc>
@@ -7448,7 +7169,7 @@
                 <w:sz w:val="18"/>
                 <w:szCs w:val="18"/>
               </w:rPr>
-              <w:t xml:space="preserve">[A time you redesigned a process/workflow, not just added a tool]</w:t>
+              <w:t xml:space="preserve">[Your climate-resilient energy / utilities work]</w:t>
             </w:r>
           </w:p>
         </w:tc>
@@ -7474,7 +7195,7 @@
                 <w:sz w:val="18"/>
                 <w:szCs w:val="18"/>
               </w:rPr>
-              <w:t xml:space="preserve">The AI-First thesis in miniature — operations redesign, the block firms underestimate.</w:t>
+              <w:t xml:space="preserve">Direct overlap with her energy roots and her ‘AI’s energy dilemma’ work; the grid-resilience frontier where AI is both load and tool.</w:t>
             </w:r>
           </w:p>
         </w:tc>
@@ -7502,7 +7223,7 @@
                 <w:sz w:val="18"/>
                 <w:szCs w:val="18"/>
               </w:rPr>
-              <w:t xml:space="preserve">[Your energy and/or manufacturing depth]</w:t>
+              <w:t xml:space="preserve">[Your health-systems policy work]</w:t>
             </w:r>
           </w:p>
         </w:tc>
@@ -7528,7 +7249,7 @@
                 <w:sz w:val="18"/>
                 <w:szCs w:val="18"/>
               </w:rPr>
-              <w:t xml:space="preserve">Shared foundation with her; credibility in the hardest, most physical adoption terrain.</w:t>
+              <w:t xml:space="preserve">MINDS heartland (the Saudi health case); public-interest adoption where trust, validation and reimbursement are the gate.</w:t>
             </w:r>
           </w:p>
         </w:tc>
@@ -7556,7 +7277,7 @@
                 <w:sz w:val="18"/>
                 <w:szCs w:val="18"/>
               </w:rPr>
-              <w:t xml:space="preserve">[Any cross-market / multi-stakeholder / scaling work]</w:t>
+              <w:t xml:space="preserve">[Multistakeholder / convening work: government + industry + regulators around one table]</w:t>
             </w:r>
           </w:p>
         </w:tc>
@@ -7582,7 +7303,7 @@
                 <w:sz w:val="18"/>
                 <w:szCs w:val="18"/>
               </w:rPr>
-              <w:t xml:space="preserve">The Forum runs on reach and replicability; you can make things travel across contexts.</w:t>
+              <w:t xml:space="preserve">The Forum’s core method. You can build and hold the coalitions that turn dialogue into adoption.</w:t>
             </w:r>
           </w:p>
         </w:tc>
@@ -7610,7 +7331,7 @@
                 <w:sz w:val="18"/>
                 <w:szCs w:val="18"/>
               </w:rPr>
-              <w:t xml:space="preserve">[Any experience turning insight into something others adopted]</w:t>
+              <w:t xml:space="preserve">[A time you translated between the technical/commercial world and the government/regulatory world]</w:t>
             </w:r>
           </w:p>
         </w:tc>
@@ -7636,7 +7357,7 @@
                 <w:sz w:val="18"/>
                 <w:szCs w:val="18"/>
               </w:rPr>
-              <w:t xml:space="preserve">Knowledge-product and ecosystem-curation instinct — how the Forum actually creates impact.</w:t>
+              <w:t xml:space="preserve">The exact translator role between ‘AI that works’ and ‘AI that’s allowed, trusted and financed.’</w:t>
             </w:r>
           </w:p>
         </w:tc>
@@ -7703,16 +7424,16 @@
           <w:sz w:val="21"/>
           <w:szCs w:val="21"/>
         </w:rPr>
-        <w:t xml:space="preserve">where you come from</w:t>
-      </w:r>
-      <w:r>
-        <w:rPr>
-          <w:rFonts w:ascii="Georgia" w:cs="Georgia" w:eastAsia="Georgia" w:hAnsi="Georgia"/>
-          <w:color w:val="1A1A1A"/>
-          <w:sz w:val="21"/>
-          <w:szCs w:val="21"/>
-        </w:rPr>
-        <w:t xml:space="preserve"> (the real-economy / systems throughline), </w:t>
+        <w:t xml:space="preserve">where you work</w:t>
+      </w:r>
+      <w:r>
+        <w:rPr>
+          <w:rFonts w:ascii="Georgia" w:cs="Georgia" w:eastAsia="Georgia" w:hAnsi="Georgia"/>
+          <w:color w:val="1A1A1A"/>
+          <w:sz w:val="21"/>
+          <w:szCs w:val="21"/>
+        </w:rPr>
+        <w:t xml:space="preserve"> (policy in climate-resilient energy, utilities, health — the regulated, public-interest end), </w:t>
       </w:r>
       <w:r>
         <w:rPr>
@@ -7732,7 +7453,7 @@
           <w:sz w:val="21"/>
           <w:szCs w:val="21"/>
         </w:rPr>
-        <w:t xml:space="preserve"> (deploying tech into physical operations for measurable impact), and </w:t>
+        <w:t xml:space="preserve"> (making technology adoptable where the enabling environment is the real constraint), and </w:t>
       </w:r>
       <w:r>
         <w:rPr>
@@ -7752,7 +7473,7 @@
           <w:sz w:val="21"/>
           <w:szCs w:val="21"/>
         </w:rPr>
-        <w:t xml:space="preserve"> (AI’s hardest, highest-stakes adoption problem is the one you’re built for). End on a hook, not a full stop: “…which is why I wanted to compare notes with you specifically.”</w:t>
+        <w:t xml:space="preserve"> (AI’s hardest, highest-stakes adoption problem lives in exactly your sectors). End on a hook: “…which is why I wanted to compare notes with you specifically.”</w:t>
       </w:r>
     </w:p>
     <w:p>
@@ -7770,7 +7491,7 @@
           <w:sz w:val="19"/>
           <w:szCs w:val="19"/>
         </w:rPr>
-        <w:t xml:space="preserve">Signal phrase — </w:t>
+        <w:t xml:space="preserve">Say this — </w:t>
       </w:r>
       <w:r>
         <w:rPr>
@@ -7781,7 +7502,7 @@
           <w:sz w:val="19"/>
           <w:szCs w:val="19"/>
         </w:rPr>
-        <w:t xml:space="preserve">Land this: “I’ve always worked where the technology has to survive contact with reality — a grid, a factory, a supply chain.”</w:t>
+        <w:t xml:space="preserve">Land this: “I’ve spent my career on the part of adoption that isn’t the technology — whether a grid operator, a regulator or a health system can actually put it to work.”</w:t>
       </w:r>
     </w:p>
     <w:p>
@@ -7797,7 +7518,7 @@
           <w:sz w:val="21"/>
           <w:szCs w:val="21"/>
         </w:rPr>
-        <w:t xml:space="preserve">Q2. You’re not from an AI background — why do you think you’d add value here?</w:t>
+        <w:t xml:space="preserve">Q2. You’re coming from policy, not applications or AI — why do you think you’d add value here?</w:t>
       </w:r>
     </w:p>
     <w:p>
@@ -7812,7 +7533,7 @@
           <w:sz w:val="21"/>
           <w:szCs w:val="21"/>
         </w:rPr>
-        <w:t xml:space="preserve">Meet it head-on, then convert it. You’re not claiming to be an AI researcher; the field has plenty. What’s scarce is people who understand where AI meets the constrained, capital-intensive real economy — and that’s exactly where MINDS and the AI-First blueprint most need to prove out. Name your domain depth as the asset, and translation as the skill.</w:t>
+        <w:t xml:space="preserve">Meet it head-on, then convert it. You’re not claiming to be an AI specialist; the field has those. What’s scarce on the applications side is someone who understands why AI stalls or scales in regulated, public-interest sectors — energy, utilities, health — where procurement, standards, trust and market design decide everything. That is exactly where MINDS and the AI-First blueprint have the most to prove.</w:t>
       </w:r>
     </w:p>
     <w:p>
@@ -7830,7 +7551,7 @@
           <w:sz w:val="19"/>
           <w:szCs w:val="19"/>
         </w:rPr>
-        <w:t xml:space="preserve">Signal phrase — </w:t>
+        <w:t xml:space="preserve">Say this — </w:t>
       </w:r>
       <w:r>
         <w:rPr>
@@ -7841,7 +7562,7 @@
           <w:sz w:val="19"/>
           <w:szCs w:val="19"/>
         </w:rPr>
-        <w:t xml:space="preserve">Say this: “The models aren’t the bottleneck — the operating model is. That’s an industrial-transformation problem, and that’s my home ground.”</w:t>
+        <w:t xml:space="preserve">Say this: “In my sectors the model is rarely the bottleneck — the enabling environment is. That’s a policy-and-adoption problem, and it’s my home ground.”</w:t>
       </w:r>
     </w:p>
     <w:p>
@@ -7872,7 +7593,7 @@
           <w:sz w:val="21"/>
           <w:szCs w:val="21"/>
         </w:rPr>
-        <w:t xml:space="preserve">Have a specific, humble hypothesis tied to her portfolio — e.g. deepening MINDS/AI-First evidence in energy and heavy industry, or building the pattern-library that makes industrial AI wins replicable. Offer it as a starting point you’d happily be redirected on, not a demand. Specificity shows you’ve thought; humility shows you’ll listen.</w:t>
+        <w:t xml:space="preserve">Have a specific, humble hypothesis tied to her portfolio — e.g. deepening MINDS and the AI-First pattern in energy, utilities and health, or building the ‘enabling-environment playbook’ that makes AI wins replicable in regulated sectors. Offer it as a starting point you’d happily be redirected on, not a demand. Specificity shows you’ve thought; humility shows you’ll listen.</w:t>
       </w:r>
     </w:p>
     <w:p>
@@ -7890,7 +7611,7 @@
           <w:sz w:val="19"/>
           <w:szCs w:val="19"/>
         </w:rPr>
-        <w:t xml:space="preserve">Signal phrase — </w:t>
+        <w:t xml:space="preserve">Say this — </w:t>
       </w:r>
       <w:r>
         <w:rPr>
@@ -7932,7 +7653,7 @@
           <w:sz w:val="21"/>
           <w:szCs w:val="21"/>
         </w:rPr>
-        <w:t xml:space="preserve">A gift question — she wants a non-hype thinker. Give a crisp, defensible take: the assumption that better models solve adoption, when the real gap is workflow, data and operating-model redesign; or agentic-AI theatre that ignores where human oversight has to sit. Show judgement, not cynicism.</w:t>
+        <w:t xml:space="preserve">A gift question — she wants a non-hype thinker. Give a crisp, defensible take from your vantage point: the belief that better models solve adoption, when in regulated sectors the real gate is trust, procurement, validation and market design; or agentic-AI theatre that ignores where human oversight and accountability have to sit. Show judgement, not cynicism.</w:t>
       </w:r>
     </w:p>
     <w:p>
@@ -7950,7 +7671,7 @@
           <w:sz w:val="19"/>
           <w:szCs w:val="19"/>
         </w:rPr>
-        <w:t xml:space="preserve">Signal phrase — </w:t>
+        <w:t xml:space="preserve">Say this — </w:t>
       </w:r>
       <w:r>
         <w:rPr>
@@ -7961,7 +7682,7 @@
           <w:sz w:val="19"/>
           <w:szCs w:val="19"/>
         </w:rPr>
-        <w:t xml:space="preserve">Say this: “The hype skips the boring middle — the workflow redesign — which is precisely where the value actually is.”</w:t>
+        <w:t xml:space="preserve">Say this: “The hype skips the boring, decisive middle — the trust and procurement layer — which is precisely where adoption is actually won or lost.”</w:t>
       </w:r>
     </w:p>
     <w:p>
@@ -8008,7 +7729,7 @@
           <w:sz w:val="21"/>
           <w:szCs w:val="21"/>
         </w:rPr>
-        <w:t xml:space="preserve"> — a crisp observation, a small framework, a pattern from your sector she can use. Give her something to keep.</w:t>
+        <w:t xml:space="preserve"> — a crisp pattern from energy, utilities or health she can use; a way policy made (or blocked) an AI deployment. Give her something to keep.</w:t>
       </w:r>
     </w:p>
     <w:p>
@@ -8038,7 +7759,7 @@
           <w:sz w:val="21"/>
           <w:szCs w:val="21"/>
         </w:rPr>
-        <w:t xml:space="preserve"> — a place her model is hard, a failure mode you’ve seen. Sycophants are forgettable; honest peers are not.</w:t>
+        <w:t xml:space="preserve"> — a place her model is hard in regulated sectors, a failure mode you’ve seen. Sycophants are forgettable; honest peers are not.</w:t>
       </w:r>
     </w:p>
     <w:p>
@@ -8068,7 +7789,7 @@
           <w:sz w:val="21"/>
           <w:szCs w:val="21"/>
         </w:rPr>
-        <w:t xml:space="preserve"> — proof over promise, operating model, deployment, real-world impact, systems. Vocabulary is tribe.</w:t>
+        <w:t xml:space="preserve"> — proof over promise, operating model, deployment, real-world impact, responsible/inclusive, systems. Vocabulary is tribe.</w:t>
       </w:r>
     </w:p>
     <w:p>
@@ -8115,7 +7836,7 @@
           <w:sz w:val="21"/>
           <w:szCs w:val="21"/>
         </w:rPr>
-        <w:t xml:space="preserve"> — the fastest way to lose an engineer who has seen every demo.</w:t>
+        <w:t xml:space="preserve"> — the fastest way to lose an engineer who has seen every demo. Talk adoption and systems, not models.</w:t>
       </w:r>
     </w:p>
     <w:p>
@@ -8136,16 +7857,16 @@
           <w:sz w:val="21"/>
           <w:szCs w:val="21"/>
         </w:rPr>
-        <w:t xml:space="preserve">Asking her to explain her own field</w:t>
-      </w:r>
-      <w:r>
-        <w:rPr>
-          <w:rFonts w:ascii="Georgia" w:cs="Georgia" w:eastAsia="Georgia" w:hAnsi="Georgia"/>
-          <w:color w:val="1A1A1A"/>
-          <w:sz w:val="21"/>
-          <w:szCs w:val="21"/>
-        </w:rPr>
-        <w:t xml:space="preserve"> — ask only what she uniquely can answer.</w:t>
+        <w:t xml:space="preserve">Apologising for being ‘just policy’</w:t>
+      </w:r>
+      <w:r>
+        <w:rPr>
+          <w:rFonts w:ascii="Georgia" w:cs="Georgia" w:eastAsia="Georgia" w:hAnsi="Georgia"/>
+          <w:color w:val="1A1A1A"/>
+          <w:sz w:val="21"/>
+          <w:szCs w:val="21"/>
+        </w:rPr>
+        <w:t xml:space="preserve"> — it is your edge here, not a gap. Never frame it as a limitation.</w:t>
       </w:r>
     </w:p>
     <w:p>
@@ -8218,16 +7939,16 @@
           <w:sz w:val="21"/>
           <w:szCs w:val="21"/>
         </w:rPr>
-        <w:t xml:space="preserve">“This has only made me more interested. If a role or a project where I could help ever takes shape, I’d love to be in the conversation — and in the meantime I’ll send you [the specific useful thing] and stay in touch.”</w:t>
-      </w:r>
-      <w:r>
-        <w:rPr>
-          <w:rFonts w:ascii="Georgia" w:cs="Georgia" w:eastAsia="Georgia" w:hAnsi="Georgia"/>
-          <w:color w:val="1A1A1A"/>
-          <w:sz w:val="21"/>
-          <w:szCs w:val="21"/>
-        </w:rPr>
-        <w:t xml:space="preserve"> Then deliver on that follow-up within 48 hours. An exploratory conversation converts through generosity and follow-through, not through pressure.</w:t>
+        <w:t xml:space="preserve">“This has only made me more interested. If a role or a project where I could help ever takes shape — especially on the energy, utilities or health side — I’d love to be in the conversation. In the meantime I’ll send you [the specific useful thing] and stay in touch.”</w:t>
+      </w:r>
+      <w:r>
+        <w:rPr>
+          <w:rFonts w:ascii="Georgia" w:cs="Georgia" w:eastAsia="Georgia" w:hAnsi="Georgia"/>
+          <w:color w:val="1A1A1A"/>
+          <w:sz w:val="21"/>
+          <w:szCs w:val="21"/>
+        </w:rPr>
+        <w:t xml:space="preserve"> Then deliver on that follow-up within 48 hours. An exploratory conversation converts through generosity and follow-through, not pressure.</w:t>
       </w:r>
     </w:p>
     <w:p>
